--- a/QA/FETCH-UAT-Cashier.docx
+++ b/QA/FETCH-UAT-Cashier.docx
@@ -368,7 +368,7 @@
                 <w:sz w:val="16"/>
                 <w:szCs w:val="16"/>
               </w:rPr>
-              <w:t xml:space="preserve">Cashier (26 test cases: 7 happy, 19 sad)</w:t>
+              <w:t xml:space="preserve">Cashier (26 test cases: 8 happy, 18 sad)</w:t>
             </w:r>
           </w:p>
         </w:tc>
@@ -476,7 +476,7 @@
                 <w:sz w:val="16"/>
                 <w:szCs w:val="16"/>
               </w:rPr>
-              <w:t xml:space="preserve">Date:</w:t>
+              <w:t xml:space="preserve">Project Manager:</w:t>
             </w:r>
           </w:p>
         </w:tc>
@@ -509,7 +509,7 @@
                 <w:sz w:val="16"/>
                 <w:szCs w:val="16"/>
               </w:rPr>
-              <w:t xml:space="preserve"/>
+              <w:t xml:space="preserve">Juan Carlo Reusora and Joylinda Jugan</w:t>
             </w:r>
           </w:p>
         </w:tc>
@@ -616,7 +616,7 @@
                 <w:sz w:val="16"/>
                 <w:szCs w:val="16"/>
               </w:rPr>
-              <w:t xml:space="preserve">Project Manager:</w:t>
+              <w:t xml:space="preserve">Date:</w:t>
             </w:r>
           </w:p>
         </w:tc>
@@ -649,7 +649,7 @@
                 <w:sz w:val="16"/>
                 <w:szCs w:val="16"/>
               </w:rPr>
-              <w:t xml:space="preserve">Juan Carlo Reusora and Joylinda Jugan</w:t>
+              <w:t xml:space="preserve"/>
             </w:r>
           </w:p>
         </w:tc>
@@ -1261,7 +1261,7 @@
                 <w:sz w:val="18"/>
                 <w:szCs w:val="18"/>
               </w:rPr>
-              <w:t xml:space="preserve">1.  SIGN IN</w:t>
+              <w:t xml:space="preserve">STEP 1: SIGN IN</w:t>
             </w:r>
           </w:p>
         </w:tc>
@@ -1434,7 +1434,7 @@
                 <w:sz w:val="16"/>
                 <w:szCs w:val="16"/>
               </w:rPr>
-              <w:t xml:space="preserve">On the Sign in page, enter the cashier's username and password, then click Sign in</w:t>
+              <w:t xml:space="preserve">Open FETCH, enter the cashier's username and password, then click Sign in</w:t>
             </w:r>
           </w:p>
         </w:tc>
@@ -1739,7 +1739,7 @@
                 <w:sz w:val="16"/>
                 <w:szCs w:val="16"/>
               </w:rPr>
-              <w:t xml:space="preserve">Enter the cashier's username with a wrong password, then click Sign in</w:t>
+              <w:t xml:space="preserve">Enter the username with a wrong password, then click Sign in</w:t>
             </w:r>
           </w:p>
         </w:tc>
@@ -1762,17 +1762,50 @@
           </w:tcPr>
           <w:p>
             <w:pPr>
-              <w:spacing w:after="0" w:line="230"/>
-              <w:jc w:val="left"/>
-            </w:pPr>
-            <w:r>
-              <w:rPr>
-                <w:rFonts w:ascii="Arial" w:cs="Arial" w:eastAsia="Arial" w:hAnsi="Arial"/>
-                <w:color w:val="000000"/>
-                <w:sz w:val="16"/>
-                <w:szCs w:val="16"/>
-              </w:rPr>
-              <w:t xml:space="preserve">A message "Invalid username or password" is displayed and the user stays on the Sign in page</w:t>
+              <w:spacing w:after="60" w:line="230"/>
+              <w:jc w:val="left"/>
+            </w:pPr>
+            <w:r>
+              <w:rPr>
+                <w:rFonts w:ascii="Arial" w:cs="Arial" w:eastAsia="Arial" w:hAnsi="Arial"/>
+                <w:b/>
+                <w:bCs/>
+                <w:sz w:val="16"/>
+                <w:szCs w:val="16"/>
+              </w:rPr>
+              <w:t xml:space="preserve">Problem: </w:t>
+            </w:r>
+            <w:r>
+              <w:rPr>
+                <w:rFonts w:ascii="Arial" w:cs="Arial" w:eastAsia="Arial" w:hAnsi="Arial"/>
+                <w:sz w:val="16"/>
+                <w:szCs w:val="16"/>
+              </w:rPr>
+              <w:t xml:space="preserve">A message "Invalid username or password" is displayed</w:t>
+            </w:r>
+          </w:p>
+          <w:p>
+            <w:pPr>
+              <w:spacing w:after="0" w:line="230"/>
+              <w:jc w:val="left"/>
+            </w:pPr>
+            <w:r>
+              <w:rPr>
+                <w:rFonts w:ascii="Arial" w:cs="Arial" w:eastAsia="Arial" w:hAnsi="Arial"/>
+                <w:b/>
+                <w:bCs/>
+                <w:sz w:val="16"/>
+                <w:szCs w:val="16"/>
+              </w:rPr>
+              <w:t xml:space="preserve">Solution: </w:t>
+            </w:r>
+            <w:r>
+              <w:rPr>
+                <w:rFonts w:ascii="Arial" w:cs="Arial" w:eastAsia="Arial" w:hAnsi="Arial"/>
+                <w:sz w:val="16"/>
+                <w:szCs w:val="16"/>
+              </w:rPr>
+              <w:t xml:space="preserve">Type the correct password, or ask the administrator to reset it</w:t>
             </w:r>
           </w:p>
         </w:tc>
@@ -2044,7 +2077,7 @@
                 <w:sz w:val="16"/>
                 <w:szCs w:val="16"/>
               </w:rPr>
-              <w:t xml:space="preserve">While signed in as cashier, type the address of the Inventory page (inventory.html)</w:t>
+              <w:t xml:space="preserve">While signed in, type the address of the Inventory page (inventory.html)</w:t>
             </w:r>
           </w:p>
         </w:tc>
@@ -2067,17 +2100,50 @@
           </w:tcPr>
           <w:p>
             <w:pPr>
-              <w:spacing w:after="0" w:line="230"/>
-              <w:jc w:val="left"/>
-            </w:pPr>
-            <w:r>
-              <w:rPr>
-                <w:rFonts w:ascii="Arial" w:cs="Arial" w:eastAsia="Arial" w:hAnsi="Arial"/>
-                <w:color w:val="000000"/>
-                <w:sz w:val="16"/>
-                <w:szCs w:val="16"/>
-              </w:rPr>
-              <w:t xml:space="preserve">Inventory does not open: the cashier is taken back to the Point of Sale</w:t>
+              <w:spacing w:after="60" w:line="230"/>
+              <w:jc w:val="left"/>
+            </w:pPr>
+            <w:r>
+              <w:rPr>
+                <w:rFonts w:ascii="Arial" w:cs="Arial" w:eastAsia="Arial" w:hAnsi="Arial"/>
+                <w:b/>
+                <w:bCs/>
+                <w:sz w:val="16"/>
+                <w:szCs w:val="16"/>
+              </w:rPr>
+              <w:t xml:space="preserve">Problem: </w:t>
+            </w:r>
+            <w:r>
+              <w:rPr>
+                <w:rFonts w:ascii="Arial" w:cs="Arial" w:eastAsia="Arial" w:hAnsi="Arial"/>
+                <w:sz w:val="16"/>
+                <w:szCs w:val="16"/>
+              </w:rPr>
+              <w:t xml:space="preserve">Inventory does not open: the cashier is returned to the Point of Sale</w:t>
+            </w:r>
+          </w:p>
+          <w:p>
+            <w:pPr>
+              <w:spacing w:after="0" w:line="230"/>
+              <w:jc w:val="left"/>
+            </w:pPr>
+            <w:r>
+              <w:rPr>
+                <w:rFonts w:ascii="Arial" w:cs="Arial" w:eastAsia="Arial" w:hAnsi="Arial"/>
+                <w:b/>
+                <w:bCs/>
+                <w:sz w:val="16"/>
+                <w:szCs w:val="16"/>
+              </w:rPr>
+              <w:t xml:space="preserve">Solution: </w:t>
+            </w:r>
+            <w:r>
+              <w:rPr>
+                <w:rFonts w:ascii="Arial" w:cs="Arial" w:eastAsia="Arial" w:hAnsi="Arial"/>
+                <w:sz w:val="16"/>
+                <w:szCs w:val="16"/>
+              </w:rPr>
+              <w:t xml:space="preserve">No action: Inventory is for the administrator</w:t>
             </w:r>
           </w:p>
         </w:tc>
@@ -2218,7 +2284,7 @@
                 <w:sz w:val="18"/>
                 <w:szCs w:val="18"/>
               </w:rPr>
-              <w:t xml:space="preserve">2.  STARTING CASH</w:t>
+              <w:t xml:space="preserve">STEP 2: STARTING CASH</w:t>
             </w:r>
           </w:p>
         </w:tc>
@@ -2719,17 +2785,50 @@
           </w:tcPr>
           <w:p>
             <w:pPr>
-              <w:spacing w:after="0" w:line="230"/>
-              <w:jc w:val="left"/>
-            </w:pPr>
-            <w:r>
-              <w:rPr>
-                <w:rFonts w:ascii="Arial" w:cs="Arial" w:eastAsia="Arial" w:hAnsi="Arial"/>
-                <w:color w:val="000000"/>
+              <w:spacing w:after="60" w:line="230"/>
+              <w:jc w:val="left"/>
+            </w:pPr>
+            <w:r>
+              <w:rPr>
+                <w:rFonts w:ascii="Arial" w:cs="Arial" w:eastAsia="Arial" w:hAnsi="Arial"/>
+                <w:b/>
+                <w:bCs/>
+                <w:sz w:val="16"/>
+                <w:szCs w:val="16"/>
+              </w:rPr>
+              <w:t xml:space="preserve">Problem: </w:t>
+            </w:r>
+            <w:r>
+              <w:rPr>
+                <w:rFonts w:ascii="Arial" w:cs="Arial" w:eastAsia="Arial" w:hAnsi="Arial"/>
                 <w:sz w:val="16"/>
                 <w:szCs w:val="16"/>
               </w:rPr>
               <w:t xml:space="preserve">A message "Enter the cash in the drawer, or 0 if it is empty" is displayed</w:t>
+            </w:r>
+          </w:p>
+          <w:p>
+            <w:pPr>
+              <w:spacing w:after="0" w:line="230"/>
+              <w:jc w:val="left"/>
+            </w:pPr>
+            <w:r>
+              <w:rPr>
+                <w:rFonts w:ascii="Arial" w:cs="Arial" w:eastAsia="Arial" w:hAnsi="Arial"/>
+                <w:b/>
+                <w:bCs/>
+                <w:sz w:val="16"/>
+                <w:szCs w:val="16"/>
+              </w:rPr>
+              <w:t xml:space="preserve">Solution: </w:t>
+            </w:r>
+            <w:r>
+              <w:rPr>
+                <w:rFonts w:ascii="Arial" w:cs="Arial" w:eastAsia="Arial" w:hAnsi="Arial"/>
+                <w:sz w:val="16"/>
+                <w:szCs w:val="16"/>
+              </w:rPr>
+              <w:t xml:space="preserve">Count the drawer and type the amount, or 0</w:t>
             </w:r>
           </w:p>
         </w:tc>
@@ -2870,7 +2969,7 @@
                 <w:sz w:val="18"/>
                 <w:szCs w:val="18"/>
               </w:rPr>
-              <w:t xml:space="preserve">3.  ADD TO CART</w:t>
+              <w:t xml:space="preserve">STEP 3: ADD TO CART</w:t>
             </w:r>
           </w:p>
         </w:tc>
@@ -3076,7 +3175,7 @@
                 <w:sz w:val="16"/>
                 <w:szCs w:val="16"/>
               </w:rPr>
-              <w:t xml:space="preserve">A message "(product) added to cart" is displayed and the product is in the Current sale</w:t>
+              <w:t xml:space="preserve">A message "(product) added to cart" is displayed and it is in the Current sale</w:t>
             </w:r>
           </w:p>
         </w:tc>
@@ -3348,7 +3447,7 @@
                 <w:sz w:val="16"/>
                 <w:szCs w:val="16"/>
               </w:rPr>
-              <w:t xml:space="preserve">Scan or type a barcode that is not in the system</w:t>
+              <w:t xml:space="preserve">Scan or type a barcode that is not on record</w:t>
             </w:r>
           </w:p>
         </w:tc>
@@ -3371,17 +3470,50 @@
           </w:tcPr>
           <w:p>
             <w:pPr>
-              <w:spacing w:after="0" w:line="230"/>
-              <w:jc w:val="left"/>
-            </w:pPr>
-            <w:r>
-              <w:rPr>
-                <w:rFonts w:ascii="Arial" w:cs="Arial" w:eastAsia="Arial" w:hAnsi="Arial"/>
-                <w:color w:val="000000"/>
+              <w:spacing w:after="60" w:line="230"/>
+              <w:jc w:val="left"/>
+            </w:pPr>
+            <w:r>
+              <w:rPr>
+                <w:rFonts w:ascii="Arial" w:cs="Arial" w:eastAsia="Arial" w:hAnsi="Arial"/>
+                <w:b/>
+                <w:bCs/>
+                <w:sz w:val="16"/>
+                <w:szCs w:val="16"/>
+              </w:rPr>
+              <w:t xml:space="preserve">Problem: </w:t>
+            </w:r>
+            <w:r>
+              <w:rPr>
+                <w:rFonts w:ascii="Arial" w:cs="Arial" w:eastAsia="Arial" w:hAnsi="Arial"/>
                 <w:sz w:val="16"/>
                 <w:szCs w:val="16"/>
               </w:rPr>
               <w:t xml:space="preserve">A message "No product found for "(barcode)"" is displayed</w:t>
+            </w:r>
+          </w:p>
+          <w:p>
+            <w:pPr>
+              <w:spacing w:after="0" w:line="230"/>
+              <w:jc w:val="left"/>
+            </w:pPr>
+            <w:r>
+              <w:rPr>
+                <w:rFonts w:ascii="Arial" w:cs="Arial" w:eastAsia="Arial" w:hAnsi="Arial"/>
+                <w:b/>
+                <w:bCs/>
+                <w:sz w:val="16"/>
+                <w:szCs w:val="16"/>
+              </w:rPr>
+              <w:t xml:space="preserve">Solution: </w:t>
+            </w:r>
+            <w:r>
+              <w:rPr>
+                <w:rFonts w:ascii="Arial" w:cs="Arial" w:eastAsia="Arial" w:hAnsi="Arial"/>
+                <w:sz w:val="16"/>
+                <w:szCs w:val="16"/>
+              </w:rPr>
+              <w:t xml:space="preserve">Scan again or search the product by name; tell the administrator to add the barcode</w:t>
             </w:r>
           </w:p>
         </w:tc>
@@ -3676,17 +3808,50 @@
           </w:tcPr>
           <w:p>
             <w:pPr>
-              <w:spacing w:after="0" w:line="230"/>
-              <w:jc w:val="left"/>
-            </w:pPr>
-            <w:r>
-              <w:rPr>
-                <w:rFonts w:ascii="Arial" w:cs="Arial" w:eastAsia="Arial" w:hAnsi="Arial"/>
-                <w:color w:val="000000"/>
-                <w:sz w:val="16"/>
-                <w:szCs w:val="16"/>
-              </w:rPr>
-              <w:t xml:space="preserve">A message "(product) has expired and cannot be sold" is displayed and nothing is added</w:t>
+              <w:spacing w:after="60" w:line="230"/>
+              <w:jc w:val="left"/>
+            </w:pPr>
+            <w:r>
+              <w:rPr>
+                <w:rFonts w:ascii="Arial" w:cs="Arial" w:eastAsia="Arial" w:hAnsi="Arial"/>
+                <w:b/>
+                <w:bCs/>
+                <w:sz w:val="16"/>
+                <w:szCs w:val="16"/>
+              </w:rPr>
+              <w:t xml:space="preserve">Problem: </w:t>
+            </w:r>
+            <w:r>
+              <w:rPr>
+                <w:rFonts w:ascii="Arial" w:cs="Arial" w:eastAsia="Arial" w:hAnsi="Arial"/>
+                <w:sz w:val="16"/>
+                <w:szCs w:val="16"/>
+              </w:rPr>
+              <w:t xml:space="preserve">A message "(product) has expired and cannot be sold" is displayed</w:t>
+            </w:r>
+          </w:p>
+          <w:p>
+            <w:pPr>
+              <w:spacing w:after="0" w:line="230"/>
+              <w:jc w:val="left"/>
+            </w:pPr>
+            <w:r>
+              <w:rPr>
+                <w:rFonts w:ascii="Arial" w:cs="Arial" w:eastAsia="Arial" w:hAnsi="Arial"/>
+                <w:b/>
+                <w:bCs/>
+                <w:sz w:val="16"/>
+                <w:szCs w:val="16"/>
+              </w:rPr>
+              <w:t xml:space="preserve">Solution: </w:t>
+            </w:r>
+            <w:r>
+              <w:rPr>
+                <w:rFonts w:ascii="Arial" w:cs="Arial" w:eastAsia="Arial" w:hAnsi="Arial"/>
+                <w:sz w:val="16"/>
+                <w:szCs w:val="16"/>
+              </w:rPr>
+              <w:t xml:space="preserve">Take it off the shelf and tell the administrator</w:t>
             </w:r>
           </w:p>
         </w:tc>
@@ -3981,17 +4146,50 @@
           </w:tcPr>
           <w:p>
             <w:pPr>
-              <w:spacing w:after="0" w:line="230"/>
-              <w:jc w:val="left"/>
-            </w:pPr>
-            <w:r>
-              <w:rPr>
-                <w:rFonts w:ascii="Arial" w:cs="Arial" w:eastAsia="Arial" w:hAnsi="Arial"/>
-                <w:color w:val="000000"/>
-                <w:sz w:val="16"/>
-                <w:szCs w:val="16"/>
-              </w:rPr>
-              <w:t xml:space="preserve">A message "(product) is sold out" is displayed and nothing is added</w:t>
+              <w:spacing w:after="60" w:line="230"/>
+              <w:jc w:val="left"/>
+            </w:pPr>
+            <w:r>
+              <w:rPr>
+                <w:rFonts w:ascii="Arial" w:cs="Arial" w:eastAsia="Arial" w:hAnsi="Arial"/>
+                <w:b/>
+                <w:bCs/>
+                <w:sz w:val="16"/>
+                <w:szCs w:val="16"/>
+              </w:rPr>
+              <w:t xml:space="preserve">Problem: </w:t>
+            </w:r>
+            <w:r>
+              <w:rPr>
+                <w:rFonts w:ascii="Arial" w:cs="Arial" w:eastAsia="Arial" w:hAnsi="Arial"/>
+                <w:sz w:val="16"/>
+                <w:szCs w:val="16"/>
+              </w:rPr>
+              <w:t xml:space="preserve">A message "(product) is sold out" is displayed</w:t>
+            </w:r>
+          </w:p>
+          <w:p>
+            <w:pPr>
+              <w:spacing w:after="0" w:line="230"/>
+              <w:jc w:val="left"/>
+            </w:pPr>
+            <w:r>
+              <w:rPr>
+                <w:rFonts w:ascii="Arial" w:cs="Arial" w:eastAsia="Arial" w:hAnsi="Arial"/>
+                <w:b/>
+                <w:bCs/>
+                <w:sz w:val="16"/>
+                <w:szCs w:val="16"/>
+              </w:rPr>
+              <w:t xml:space="preserve">Solution: </w:t>
+            </w:r>
+            <w:r>
+              <w:rPr>
+                <w:rFonts w:ascii="Arial" w:cs="Arial" w:eastAsia="Arial" w:hAnsi="Arial"/>
+                <w:sz w:val="16"/>
+                <w:szCs w:val="16"/>
+              </w:rPr>
+              <w:t xml:space="preserve">Tell the administrator to restock it</w:t>
             </w:r>
           </w:p>
         </w:tc>
@@ -4132,7 +4330,7 @@
                 <w:sz w:val="18"/>
                 <w:szCs w:val="18"/>
               </w:rPr>
-              <w:t xml:space="preserve">4.  COMPLETE A SALE</w:t>
+              <w:t xml:space="preserve">STEP 4: COMPLETE A SALE</w:t>
             </w:r>
           </w:p>
         </w:tc>
@@ -4305,7 +4503,7 @@
                 <w:sz w:val="16"/>
                 <w:szCs w:val="16"/>
               </w:rPr>
-              <w:t xml:space="preserve">Add items, enter enough Cash received, click Charge, then click Complete sale</w:t>
+              <w:t xml:space="preserve">Enter enough Cash received, click Charge, then click Complete sale</w:t>
             </w:r>
           </w:p>
         </w:tc>
@@ -4338,7 +4536,7 @@
                 <w:sz w:val="16"/>
                 <w:szCs w:val="16"/>
               </w:rPr>
-              <w:t xml:space="preserve">A message "Sale completed! Change: ₱(amount)" is displayed, the stock goes down and the receipt is shown</w:t>
+              <w:t xml:space="preserve">A message "Sale completed! Change: ₱(amount)" is displayed, the stock goes down and the receipt prints</w:t>
             </w:r>
           </w:p>
         </w:tc>
@@ -4610,7 +4808,7 @@
                 <w:sz w:val="16"/>
                 <w:szCs w:val="16"/>
               </w:rPr>
-              <w:t xml:space="preserve">Click Charge with nothing in the cart</w:t>
+              <w:t xml:space="preserve">Click Charge with an empty cart</w:t>
             </w:r>
           </w:p>
         </w:tc>
@@ -4633,17 +4831,50 @@
           </w:tcPr>
           <w:p>
             <w:pPr>
-              <w:spacing w:after="0" w:line="230"/>
-              <w:jc w:val="left"/>
-            </w:pPr>
-            <w:r>
-              <w:rPr>
-                <w:rFonts w:ascii="Arial" w:cs="Arial" w:eastAsia="Arial" w:hAnsi="Arial"/>
-                <w:color w:val="000000"/>
+              <w:spacing w:after="60" w:line="230"/>
+              <w:jc w:val="left"/>
+            </w:pPr>
+            <w:r>
+              <w:rPr>
+                <w:rFonts w:ascii="Arial" w:cs="Arial" w:eastAsia="Arial" w:hAnsi="Arial"/>
+                <w:b/>
+                <w:bCs/>
+                <w:sz w:val="16"/>
+                <w:szCs w:val="16"/>
+              </w:rPr>
+              <w:t xml:space="preserve">Problem: </w:t>
+            </w:r>
+            <w:r>
+              <w:rPr>
+                <w:rFonts w:ascii="Arial" w:cs="Arial" w:eastAsia="Arial" w:hAnsi="Arial"/>
                 <w:sz w:val="16"/>
                 <w:szCs w:val="16"/>
               </w:rPr>
               <w:t xml:space="preserve">A message "Cart is empty" is displayed</w:t>
+            </w:r>
+          </w:p>
+          <w:p>
+            <w:pPr>
+              <w:spacing w:after="0" w:line="230"/>
+              <w:jc w:val="left"/>
+            </w:pPr>
+            <w:r>
+              <w:rPr>
+                <w:rFonts w:ascii="Arial" w:cs="Arial" w:eastAsia="Arial" w:hAnsi="Arial"/>
+                <w:b/>
+                <w:bCs/>
+                <w:sz w:val="16"/>
+                <w:szCs w:val="16"/>
+              </w:rPr>
+              <w:t xml:space="preserve">Solution: </w:t>
+            </w:r>
+            <w:r>
+              <w:rPr>
+                <w:rFonts w:ascii="Arial" w:cs="Arial" w:eastAsia="Arial" w:hAnsi="Arial"/>
+                <w:sz w:val="16"/>
+                <w:szCs w:val="16"/>
+              </w:rPr>
+              <w:t xml:space="preserve">Add at least one product</w:t>
             </w:r>
           </w:p>
         </w:tc>
@@ -4915,7 +5146,7 @@
                 <w:sz w:val="16"/>
                 <w:szCs w:val="16"/>
               </w:rPr>
-              <w:t xml:space="preserve">Add an item, leave Cash received empty, then click Charge</w:t>
+              <w:t xml:space="preserve">Leave Cash received empty, then click Charge</w:t>
             </w:r>
           </w:p>
         </w:tc>
@@ -4938,17 +5169,50 @@
           </w:tcPr>
           <w:p>
             <w:pPr>
-              <w:spacing w:after="0" w:line="230"/>
-              <w:jc w:val="left"/>
-            </w:pPr>
-            <w:r>
-              <w:rPr>
-                <w:rFonts w:ascii="Arial" w:cs="Arial" w:eastAsia="Arial" w:hAnsi="Arial"/>
-                <w:color w:val="000000"/>
+              <w:spacing w:after="60" w:line="230"/>
+              <w:jc w:val="left"/>
+            </w:pPr>
+            <w:r>
+              <w:rPr>
+                <w:rFonts w:ascii="Arial" w:cs="Arial" w:eastAsia="Arial" w:hAnsi="Arial"/>
+                <w:b/>
+                <w:bCs/>
+                <w:sz w:val="16"/>
+                <w:szCs w:val="16"/>
+              </w:rPr>
+              <w:t xml:space="preserve">Problem: </w:t>
+            </w:r>
+            <w:r>
+              <w:rPr>
+                <w:rFonts w:ascii="Arial" w:cs="Arial" w:eastAsia="Arial" w:hAnsi="Arial"/>
                 <w:sz w:val="16"/>
                 <w:szCs w:val="16"/>
               </w:rPr>
               <w:t xml:space="preserve">A message "Enter the cash amount received" is displayed</w:t>
+            </w:r>
+          </w:p>
+          <w:p>
+            <w:pPr>
+              <w:spacing w:after="0" w:line="230"/>
+              <w:jc w:val="left"/>
+            </w:pPr>
+            <w:r>
+              <w:rPr>
+                <w:rFonts w:ascii="Arial" w:cs="Arial" w:eastAsia="Arial" w:hAnsi="Arial"/>
+                <w:b/>
+                <w:bCs/>
+                <w:sz w:val="16"/>
+                <w:szCs w:val="16"/>
+              </w:rPr>
+              <w:t xml:space="preserve">Solution: </w:t>
+            </w:r>
+            <w:r>
+              <w:rPr>
+                <w:rFonts w:ascii="Arial" w:cs="Arial" w:eastAsia="Arial" w:hAnsi="Arial"/>
+                <w:sz w:val="16"/>
+                <w:szCs w:val="16"/>
+              </w:rPr>
+              <w:t xml:space="preserve">Type the cash the customer gave</w:t>
             </w:r>
           </w:p>
         </w:tc>
@@ -5220,7 +5484,7 @@
                 <w:sz w:val="16"/>
                 <w:szCs w:val="16"/>
               </w:rPr>
-              <w:t xml:space="preserve">Enter less Cash received than the total, then click Charge</w:t>
+              <w:t xml:space="preserve">Enter less cash than the total, then click Charge</w:t>
             </w:r>
           </w:p>
         </w:tc>
@@ -5243,17 +5507,50 @@
           </w:tcPr>
           <w:p>
             <w:pPr>
-              <w:spacing w:after="0" w:line="230"/>
-              <w:jc w:val="left"/>
-            </w:pPr>
-            <w:r>
-              <w:rPr>
-                <w:rFonts w:ascii="Arial" w:cs="Arial" w:eastAsia="Arial" w:hAnsi="Arial"/>
-                <w:color w:val="000000"/>
-                <w:sz w:val="16"/>
-                <w:szCs w:val="16"/>
-              </w:rPr>
-              <w:t xml:space="preserve">A message "Insufficient cash — customer gave less than the total" is displayed and the sale is not made</w:t>
+              <w:spacing w:after="60" w:line="230"/>
+              <w:jc w:val="left"/>
+            </w:pPr>
+            <w:r>
+              <w:rPr>
+                <w:rFonts w:ascii="Arial" w:cs="Arial" w:eastAsia="Arial" w:hAnsi="Arial"/>
+                <w:b/>
+                <w:bCs/>
+                <w:sz w:val="16"/>
+                <w:szCs w:val="16"/>
+              </w:rPr>
+              <w:t xml:space="preserve">Problem: </w:t>
+            </w:r>
+            <w:r>
+              <w:rPr>
+                <w:rFonts w:ascii="Arial" w:cs="Arial" w:eastAsia="Arial" w:hAnsi="Arial"/>
+                <w:sz w:val="16"/>
+                <w:szCs w:val="16"/>
+              </w:rPr>
+              <w:t xml:space="preserve">A message "Insufficient cash — customer gave less than the total" is displayed</w:t>
+            </w:r>
+          </w:p>
+          <w:p>
+            <w:pPr>
+              <w:spacing w:after="0" w:line="230"/>
+              <w:jc w:val="left"/>
+            </w:pPr>
+            <w:r>
+              <w:rPr>
+                <w:rFonts w:ascii="Arial" w:cs="Arial" w:eastAsia="Arial" w:hAnsi="Arial"/>
+                <w:b/>
+                <w:bCs/>
+                <w:sz w:val="16"/>
+                <w:szCs w:val="16"/>
+              </w:rPr>
+              <w:t xml:space="preserve">Solution: </w:t>
+            </w:r>
+            <w:r>
+              <w:rPr>
+                <w:rFonts w:ascii="Arial" w:cs="Arial" w:eastAsia="Arial" w:hAnsi="Arial"/>
+                <w:sz w:val="16"/>
+                <w:szCs w:val="16"/>
+              </w:rPr>
+              <w:t xml:space="preserve">Ask for more cash, or remove an item</w:t>
             </w:r>
           </w:p>
         </w:tc>
@@ -5525,7 +5822,7 @@
                 <w:sz w:val="16"/>
                 <w:szCs w:val="16"/>
               </w:rPr>
-              <w:t xml:space="preserve">Enter a Discount above the limit set by the administrator (for example 50)</w:t>
+              <w:t xml:space="preserve">Enter a Discount above the limit, for example 50</w:t>
             </w:r>
           </w:p>
         </w:tc>
@@ -5548,17 +5845,50 @@
           </w:tcPr>
           <w:p>
             <w:pPr>
-              <w:spacing w:after="0" w:line="230"/>
-              <w:jc w:val="left"/>
-            </w:pPr>
-            <w:r>
-              <w:rPr>
-                <w:rFonts w:ascii="Arial" w:cs="Arial" w:eastAsia="Arial" w:hAnsi="Arial"/>
-                <w:color w:val="000000"/>
+              <w:spacing w:after="60" w:line="230"/>
+              <w:jc w:val="left"/>
+            </w:pPr>
+            <w:r>
+              <w:rPr>
+                <w:rFonts w:ascii="Arial" w:cs="Arial" w:eastAsia="Arial" w:hAnsi="Arial"/>
+                <w:b/>
+                <w:bCs/>
+                <w:sz w:val="16"/>
+                <w:szCs w:val="16"/>
+              </w:rPr>
+              <w:t xml:space="preserve">Problem: </w:t>
+            </w:r>
+            <w:r>
+              <w:rPr>
+                <w:rFonts w:ascii="Arial" w:cs="Arial" w:eastAsia="Arial" w:hAnsi="Arial"/>
                 <w:sz w:val="16"/>
                 <w:szCs w:val="16"/>
               </w:rPr>
               <w:t xml:space="preserve">A message "The largest discount allowed is (limit)%" is displayed and the discount is lowered to the limit</w:t>
+            </w:r>
+          </w:p>
+          <w:p>
+            <w:pPr>
+              <w:spacing w:after="0" w:line="230"/>
+              <w:jc w:val="left"/>
+            </w:pPr>
+            <w:r>
+              <w:rPr>
+                <w:rFonts w:ascii="Arial" w:cs="Arial" w:eastAsia="Arial" w:hAnsi="Arial"/>
+                <w:b/>
+                <w:bCs/>
+                <w:sz w:val="16"/>
+                <w:szCs w:val="16"/>
+              </w:rPr>
+              <w:t xml:space="preserve">Solution: </w:t>
+            </w:r>
+            <w:r>
+              <w:rPr>
+                <w:rFonts w:ascii="Arial" w:cs="Arial" w:eastAsia="Arial" w:hAnsi="Arial"/>
+                <w:sz w:val="16"/>
+                <w:szCs w:val="16"/>
+              </w:rPr>
+              <w:t xml:space="preserve">Give a discount within the limit</w:t>
             </w:r>
           </w:p>
         </w:tc>
@@ -5853,17 +6183,50 @@
           </w:tcPr>
           <w:p>
             <w:pPr>
-              <w:spacing w:after="0" w:line="230"/>
-              <w:jc w:val="left"/>
-            </w:pPr>
-            <w:r>
-              <w:rPr>
-                <w:rFonts w:ascii="Arial" w:cs="Arial" w:eastAsia="Arial" w:hAnsi="Arial"/>
-                <w:color w:val="000000"/>
+              <w:spacing w:after="60" w:line="230"/>
+              <w:jc w:val="left"/>
+            </w:pPr>
+            <w:r>
+              <w:rPr>
+                <w:rFonts w:ascii="Arial" w:cs="Arial" w:eastAsia="Arial" w:hAnsi="Arial"/>
+                <w:b/>
+                <w:bCs/>
+                <w:sz w:val="16"/>
+                <w:szCs w:val="16"/>
+              </w:rPr>
+              <w:t xml:space="preserve">Problem: </w:t>
+            </w:r>
+            <w:r>
+              <w:rPr>
+                <w:rFonts w:ascii="Arial" w:cs="Arial" w:eastAsia="Arial" w:hAnsi="Arial"/>
                 <w:sz w:val="16"/>
                 <w:szCs w:val="16"/>
               </w:rPr>
               <w:t xml:space="preserve">Only one sale is recorded and the stock goes down once</w:t>
+            </w:r>
+          </w:p>
+          <w:p>
+            <w:pPr>
+              <w:spacing w:after="0" w:line="230"/>
+              <w:jc w:val="left"/>
+            </w:pPr>
+            <w:r>
+              <w:rPr>
+                <w:rFonts w:ascii="Arial" w:cs="Arial" w:eastAsia="Arial" w:hAnsi="Arial"/>
+                <w:b/>
+                <w:bCs/>
+                <w:sz w:val="16"/>
+                <w:szCs w:val="16"/>
+              </w:rPr>
+              <w:t xml:space="preserve">Solution: </w:t>
+            </w:r>
+            <w:r>
+              <w:rPr>
+                <w:rFonts w:ascii="Arial" w:cs="Arial" w:eastAsia="Arial" w:hAnsi="Arial"/>
+                <w:sz w:val="16"/>
+                <w:szCs w:val="16"/>
+              </w:rPr>
+              <w:t xml:space="preserve">No action</w:t>
             </w:r>
           </w:p>
         </w:tc>
@@ -6004,7 +6367,7 @@
                 <w:sz w:val="18"/>
                 <w:szCs w:val="18"/>
               </w:rPr>
-              <w:t xml:space="preserve">5.  CASH IN / OUT</w:t>
+              <w:t xml:space="preserve">STEP 5: CASH IN / OUT</w:t>
             </w:r>
           </w:p>
         </w:tc>
@@ -6177,7 +6540,7 @@
                 <w:sz w:val="16"/>
                 <w:szCs w:val="16"/>
               </w:rPr>
-              <w:t xml:space="preserve">Click Cash in / out, choose Taken out, enter 50 as the Amount and who took it and what for, click Record cash taken out, then click Record it</w:t>
+              <w:t xml:space="preserve">Click Cash in / out, choose Taken out, enter 50 and who took it and why, click Record cash taken out, then Record it</w:t>
             </w:r>
           </w:p>
         </w:tc>
@@ -6482,7 +6845,7 @@
                 <w:sz w:val="16"/>
                 <w:szCs w:val="16"/>
               </w:rPr>
-              <w:t xml:space="preserve">Click Cash in / out, leave Amount empty, then click Record cash taken out</w:t>
+              <w:t xml:space="preserve">Leave Amount empty, then click Record cash taken out</w:t>
             </w:r>
           </w:p>
         </w:tc>
@@ -6505,17 +6868,50 @@
           </w:tcPr>
           <w:p>
             <w:pPr>
-              <w:spacing w:after="0" w:line="230"/>
-              <w:jc w:val="left"/>
-            </w:pPr>
-            <w:r>
-              <w:rPr>
-                <w:rFonts w:ascii="Arial" w:cs="Arial" w:eastAsia="Arial" w:hAnsi="Arial"/>
-                <w:color w:val="000000"/>
+              <w:spacing w:after="60" w:line="230"/>
+              <w:jc w:val="left"/>
+            </w:pPr>
+            <w:r>
+              <w:rPr>
+                <w:rFonts w:ascii="Arial" w:cs="Arial" w:eastAsia="Arial" w:hAnsi="Arial"/>
+                <w:b/>
+                <w:bCs/>
+                <w:sz w:val="16"/>
+                <w:szCs w:val="16"/>
+              </w:rPr>
+              <w:t xml:space="preserve">Problem: </w:t>
+            </w:r>
+            <w:r>
+              <w:rPr>
+                <w:rFonts w:ascii="Arial" w:cs="Arial" w:eastAsia="Arial" w:hAnsi="Arial"/>
                 <w:sz w:val="16"/>
                 <w:szCs w:val="16"/>
               </w:rPr>
               <w:t xml:space="preserve">A message "Enter the amount" is displayed</w:t>
+            </w:r>
+          </w:p>
+          <w:p>
+            <w:pPr>
+              <w:spacing w:after="0" w:line="230"/>
+              <w:jc w:val="left"/>
+            </w:pPr>
+            <w:r>
+              <w:rPr>
+                <w:rFonts w:ascii="Arial" w:cs="Arial" w:eastAsia="Arial" w:hAnsi="Arial"/>
+                <w:b/>
+                <w:bCs/>
+                <w:sz w:val="16"/>
+                <w:szCs w:val="16"/>
+              </w:rPr>
+              <w:t xml:space="preserve">Solution: </w:t>
+            </w:r>
+            <w:r>
+              <w:rPr>
+                <w:rFonts w:ascii="Arial" w:cs="Arial" w:eastAsia="Arial" w:hAnsi="Arial"/>
+                <w:sz w:val="16"/>
+                <w:szCs w:val="16"/>
+              </w:rPr>
+              <w:t xml:space="preserve">Type the amount</w:t>
             </w:r>
           </w:p>
         </w:tc>
@@ -6787,7 +7183,7 @@
                 <w:sz w:val="16"/>
                 <w:szCs w:val="16"/>
               </w:rPr>
-              <w:t xml:space="preserve">Enter an Amount but leave "Who took it, and what for" empty, then click Record cash taken out</w:t>
+              <w:t xml:space="preserve">Enter the amount but leave "Who took it, and what for" empty</w:t>
             </w:r>
           </w:p>
         </w:tc>
@@ -6810,17 +7206,50 @@
           </w:tcPr>
           <w:p>
             <w:pPr>
-              <w:spacing w:after="0" w:line="230"/>
-              <w:jc w:val="left"/>
-            </w:pPr>
-            <w:r>
-              <w:rPr>
-                <w:rFonts w:ascii="Arial" w:cs="Arial" w:eastAsia="Arial" w:hAnsi="Arial"/>
-                <w:color w:val="000000"/>
+              <w:spacing w:after="60" w:line="230"/>
+              <w:jc w:val="left"/>
+            </w:pPr>
+            <w:r>
+              <w:rPr>
+                <w:rFonts w:ascii="Arial" w:cs="Arial" w:eastAsia="Arial" w:hAnsi="Arial"/>
+                <w:b/>
+                <w:bCs/>
+                <w:sz w:val="16"/>
+                <w:szCs w:val="16"/>
+              </w:rPr>
+              <w:t xml:space="preserve">Problem: </w:t>
+            </w:r>
+            <w:r>
+              <w:rPr>
+                <w:rFonts w:ascii="Arial" w:cs="Arial" w:eastAsia="Arial" w:hAnsi="Arial"/>
                 <w:sz w:val="16"/>
                 <w:szCs w:val="16"/>
               </w:rPr>
               <w:t xml:space="preserve">A message "Say who took the cash and what for" is displayed</w:t>
+            </w:r>
+          </w:p>
+          <w:p>
+            <w:pPr>
+              <w:spacing w:after="0" w:line="230"/>
+              <w:jc w:val="left"/>
+            </w:pPr>
+            <w:r>
+              <w:rPr>
+                <w:rFonts w:ascii="Arial" w:cs="Arial" w:eastAsia="Arial" w:hAnsi="Arial"/>
+                <w:b/>
+                <w:bCs/>
+                <w:sz w:val="16"/>
+                <w:szCs w:val="16"/>
+              </w:rPr>
+              <w:t xml:space="preserve">Solution: </w:t>
+            </w:r>
+            <w:r>
+              <w:rPr>
+                <w:rFonts w:ascii="Arial" w:cs="Arial" w:eastAsia="Arial" w:hAnsi="Arial"/>
+                <w:sz w:val="16"/>
+                <w:szCs w:val="16"/>
+              </w:rPr>
+              <w:t xml:space="preserve">Type who took the cash and why</w:t>
             </w:r>
           </w:p>
         </w:tc>
@@ -7092,7 +7521,7 @@
                 <w:sz w:val="16"/>
                 <w:szCs w:val="16"/>
               </w:rPr>
-              <w:t xml:space="preserve">Take out more cash than the drawer holds (more than the starting cash plus cash sales), then confirm</w:t>
+              <w:t xml:space="preserve">Take out more cash than the drawer holds</w:t>
             </w:r>
           </w:p>
         </w:tc>
@@ -7115,17 +7544,50 @@
           </w:tcPr>
           <w:p>
             <w:pPr>
-              <w:spacing w:after="0" w:line="230"/>
-              <w:jc w:val="left"/>
-            </w:pPr>
-            <w:r>
-              <w:rPr>
-                <w:rFonts w:ascii="Arial" w:cs="Arial" w:eastAsia="Arial" w:hAnsi="Arial"/>
-                <w:color w:val="000000"/>
-                <w:sz w:val="16"/>
-                <w:szCs w:val="16"/>
-              </w:rPr>
-              <w:t xml:space="preserve">A message "That is more cash than the drawer should hold." is displayed and nothing is recorded</w:t>
+              <w:spacing w:after="60" w:line="230"/>
+              <w:jc w:val="left"/>
+            </w:pPr>
+            <w:r>
+              <w:rPr>
+                <w:rFonts w:ascii="Arial" w:cs="Arial" w:eastAsia="Arial" w:hAnsi="Arial"/>
+                <w:b/>
+                <w:bCs/>
+                <w:sz w:val="16"/>
+                <w:szCs w:val="16"/>
+              </w:rPr>
+              <w:t xml:space="preserve">Problem: </w:t>
+            </w:r>
+            <w:r>
+              <w:rPr>
+                <w:rFonts w:ascii="Arial" w:cs="Arial" w:eastAsia="Arial" w:hAnsi="Arial"/>
+                <w:sz w:val="16"/>
+                <w:szCs w:val="16"/>
+              </w:rPr>
+              <w:t xml:space="preserve">A message "That is more cash than the drawer should hold." is displayed</w:t>
+            </w:r>
+          </w:p>
+          <w:p>
+            <w:pPr>
+              <w:spacing w:after="0" w:line="230"/>
+              <w:jc w:val="left"/>
+            </w:pPr>
+            <w:r>
+              <w:rPr>
+                <w:rFonts w:ascii="Arial" w:cs="Arial" w:eastAsia="Arial" w:hAnsi="Arial"/>
+                <w:b/>
+                <w:bCs/>
+                <w:sz w:val="16"/>
+                <w:szCs w:val="16"/>
+              </w:rPr>
+              <w:t xml:space="preserve">Solution: </w:t>
+            </w:r>
+            <w:r>
+              <w:rPr>
+                <w:rFonts w:ascii="Arial" w:cs="Arial" w:eastAsia="Arial" w:hAnsi="Arial"/>
+                <w:sz w:val="16"/>
+                <w:szCs w:val="16"/>
+              </w:rPr>
+              <w:t xml:space="preserve">Count the drawer and enter the right amount</w:t>
             </w:r>
           </w:p>
         </w:tc>
@@ -7266,7 +7728,7 @@
                 <w:sz w:val="18"/>
                 <w:szCs w:val="18"/>
               </w:rPr>
-              <w:t xml:space="preserve">6.  ASK FOR VOID</w:t>
+              <w:t xml:space="preserve">STEP 6: ASK FOR VOID</w:t>
             </w:r>
           </w:p>
         </w:tc>
@@ -7472,7 +7934,7 @@
                 <w:sz w:val="16"/>
                 <w:szCs w:val="16"/>
               </w:rPr>
-              <w:t xml:space="preserve">A message "Sent to a manager" is displayed; the administrator sees the request under Void requests</w:t>
+              <w:t xml:space="preserve">A message "Sent to a manager" is displayed and the administrator sees it in Void requests</w:t>
             </w:r>
           </w:p>
         </w:tc>
@@ -7744,7 +8206,7 @@
                 <w:sz w:val="16"/>
                 <w:szCs w:val="16"/>
               </w:rPr>
-              <w:t xml:space="preserve">Click Ask for void and leave the reason empty (or under 3 letters), then click Send request</w:t>
+              <w:t xml:space="preserve">Leave the reason empty, then click Send request</w:t>
             </w:r>
           </w:p>
         </w:tc>
@@ -7767,17 +8229,50 @@
           </w:tcPr>
           <w:p>
             <w:pPr>
-              <w:spacing w:after="0" w:line="230"/>
-              <w:jc w:val="left"/>
-            </w:pPr>
-            <w:r>
-              <w:rPr>
-                <w:rFonts w:ascii="Arial" w:cs="Arial" w:eastAsia="Arial" w:hAnsi="Arial"/>
-                <w:color w:val="000000"/>
-                <w:sz w:val="16"/>
-                <w:szCs w:val="16"/>
-              </w:rPr>
-              <w:t xml:space="preserve">A message "Say briefly what went wrong" is displayed and nothing is sent</w:t>
+              <w:spacing w:after="60" w:line="230"/>
+              <w:jc w:val="left"/>
+            </w:pPr>
+            <w:r>
+              <w:rPr>
+                <w:rFonts w:ascii="Arial" w:cs="Arial" w:eastAsia="Arial" w:hAnsi="Arial"/>
+                <w:b/>
+                <w:bCs/>
+                <w:sz w:val="16"/>
+                <w:szCs w:val="16"/>
+              </w:rPr>
+              <w:t xml:space="preserve">Problem: </w:t>
+            </w:r>
+            <w:r>
+              <w:rPr>
+                <w:rFonts w:ascii="Arial" w:cs="Arial" w:eastAsia="Arial" w:hAnsi="Arial"/>
+                <w:sz w:val="16"/>
+                <w:szCs w:val="16"/>
+              </w:rPr>
+              <w:t xml:space="preserve">A message "Say briefly what went wrong" is displayed</w:t>
+            </w:r>
+          </w:p>
+          <w:p>
+            <w:pPr>
+              <w:spacing w:after="0" w:line="230"/>
+              <w:jc w:val="left"/>
+            </w:pPr>
+            <w:r>
+              <w:rPr>
+                <w:rFonts w:ascii="Arial" w:cs="Arial" w:eastAsia="Arial" w:hAnsi="Arial"/>
+                <w:b/>
+                <w:bCs/>
+                <w:sz w:val="16"/>
+                <w:szCs w:val="16"/>
+              </w:rPr>
+              <w:t xml:space="preserve">Solution: </w:t>
+            </w:r>
+            <w:r>
+              <w:rPr>
+                <w:rFonts w:ascii="Arial" w:cs="Arial" w:eastAsia="Arial" w:hAnsi="Arial"/>
+                <w:sz w:val="16"/>
+                <w:szCs w:val="16"/>
+              </w:rPr>
+              <w:t xml:space="preserve">Type what went wrong</w:t>
             </w:r>
           </w:p>
         </w:tc>
@@ -8072,17 +8567,50 @@
           </w:tcPr>
           <w:p>
             <w:pPr>
-              <w:spacing w:after="0" w:line="230"/>
-              <w:jc w:val="left"/>
-            </w:pPr>
-            <w:r>
-              <w:rPr>
-                <w:rFonts w:ascii="Arial" w:cs="Arial" w:eastAsia="Arial" w:hAnsi="Arial"/>
-                <w:color w:val="000000"/>
-                <w:sz w:val="16"/>
-                <w:szCs w:val="16"/>
-              </w:rPr>
-              <w:t xml:space="preserve">The sale has no Ask for void button, so it cannot be requested twice</w:t>
+              <w:spacing w:after="60" w:line="230"/>
+              <w:jc w:val="left"/>
+            </w:pPr>
+            <w:r>
+              <w:rPr>
+                <w:rFonts w:ascii="Arial" w:cs="Arial" w:eastAsia="Arial" w:hAnsi="Arial"/>
+                <w:b/>
+                <w:bCs/>
+                <w:sz w:val="16"/>
+                <w:szCs w:val="16"/>
+              </w:rPr>
+              <w:t xml:space="preserve">Problem: </w:t>
+            </w:r>
+            <w:r>
+              <w:rPr>
+                <w:rFonts w:ascii="Arial" w:cs="Arial" w:eastAsia="Arial" w:hAnsi="Arial"/>
+                <w:sz w:val="16"/>
+                <w:szCs w:val="16"/>
+              </w:rPr>
+              <w:t xml:space="preserve">It has no Ask for void button</w:t>
+            </w:r>
+          </w:p>
+          <w:p>
+            <w:pPr>
+              <w:spacing w:after="0" w:line="230"/>
+              <w:jc w:val="left"/>
+            </w:pPr>
+            <w:r>
+              <w:rPr>
+                <w:rFonts w:ascii="Arial" w:cs="Arial" w:eastAsia="Arial" w:hAnsi="Arial"/>
+                <w:b/>
+                <w:bCs/>
+                <w:sz w:val="16"/>
+                <w:szCs w:val="16"/>
+              </w:rPr>
+              <w:t xml:space="preserve">Solution: </w:t>
+            </w:r>
+            <w:r>
+              <w:rPr>
+                <w:rFonts w:ascii="Arial" w:cs="Arial" w:eastAsia="Arial" w:hAnsi="Arial"/>
+                <w:sz w:val="16"/>
+                <w:szCs w:val="16"/>
+              </w:rPr>
+              <w:t xml:space="preserve">No action: the request is waiting for the administrator</w:t>
             </w:r>
           </w:p>
         </w:tc>
@@ -8223,7 +8751,7 @@
                 <w:sz w:val="18"/>
                 <w:szCs w:val="18"/>
               </w:rPr>
-              <w:t xml:space="preserve">7.  END OF DAY</w:t>
+              <w:t xml:space="preserve">STEP 7: END OF DAY AND LOGOUT</w:t>
             </w:r>
           </w:p>
         </w:tc>
@@ -8429,7 +8957,7 @@
                 <w:sz w:val="16"/>
                 <w:szCs w:val="16"/>
               </w:rPr>
-              <w:t xml:space="preserve">"Balanced ✓", "Over by ₱(amount)" or "Short by ₱(amount)" is shown and the count is saved</w:t>
+              <w:t xml:space="preserve">"Balanced" with a tick, "Over by ₱(amount)" or "Short by ₱(amount)" is shown and the count is saved</w:t>
             </w:r>
           </w:p>
         </w:tc>
@@ -8701,7 +9229,7 @@
                 <w:sz w:val="16"/>
                 <w:szCs w:val="16"/>
               </w:rPr>
-              <w:t xml:space="preserve">Click End of day, leave the cash counted empty, then click Save count and close drawer</w:t>
+              <w:t xml:space="preserve">Leave the cash counted empty, then click Save count and close drawer</w:t>
             </w:r>
           </w:p>
         </w:tc>
@@ -8724,17 +9252,50 @@
           </w:tcPr>
           <w:p>
             <w:pPr>
-              <w:spacing w:after="0" w:line="230"/>
-              <w:jc w:val="left"/>
-            </w:pPr>
-            <w:r>
-              <w:rPr>
-                <w:rFonts w:ascii="Arial" w:cs="Arial" w:eastAsia="Arial" w:hAnsi="Arial"/>
-                <w:color w:val="000000"/>
-                <w:sz w:val="16"/>
-                <w:szCs w:val="16"/>
-              </w:rPr>
-              <w:t xml:space="preserve">A message "Enter the cash counted in the drawer" is displayed and the drawer stays open</w:t>
+              <w:spacing w:after="60" w:line="230"/>
+              <w:jc w:val="left"/>
+            </w:pPr>
+            <w:r>
+              <w:rPr>
+                <w:rFonts w:ascii="Arial" w:cs="Arial" w:eastAsia="Arial" w:hAnsi="Arial"/>
+                <w:b/>
+                <w:bCs/>
+                <w:sz w:val="16"/>
+                <w:szCs w:val="16"/>
+              </w:rPr>
+              <w:t xml:space="preserve">Problem: </w:t>
+            </w:r>
+            <w:r>
+              <w:rPr>
+                <w:rFonts w:ascii="Arial" w:cs="Arial" w:eastAsia="Arial" w:hAnsi="Arial"/>
+                <w:sz w:val="16"/>
+                <w:szCs w:val="16"/>
+              </w:rPr>
+              <w:t xml:space="preserve">A message "Enter the cash counted in the drawer" is displayed</w:t>
+            </w:r>
+          </w:p>
+          <w:p>
+            <w:pPr>
+              <w:spacing w:after="0" w:line="230"/>
+              <w:jc w:val="left"/>
+            </w:pPr>
+            <w:r>
+              <w:rPr>
+                <w:rFonts w:ascii="Arial" w:cs="Arial" w:eastAsia="Arial" w:hAnsi="Arial"/>
+                <w:b/>
+                <w:bCs/>
+                <w:sz w:val="16"/>
+                <w:szCs w:val="16"/>
+              </w:rPr>
+              <w:t xml:space="preserve">Solution: </w:t>
+            </w:r>
+            <w:r>
+              <w:rPr>
+                <w:rFonts w:ascii="Arial" w:cs="Arial" w:eastAsia="Arial" w:hAnsi="Arial"/>
+                <w:sz w:val="16"/>
+                <w:szCs w:val="16"/>
+              </w:rPr>
+              <w:t xml:space="preserve">Count the drawer and type the amount</w:t>
             </w:r>
           </w:p>
         </w:tc>
@@ -9029,17 +9590,50 @@
           </w:tcPr>
           <w:p>
             <w:pPr>
-              <w:spacing w:after="0" w:line="230"/>
-              <w:jc w:val="left"/>
-            </w:pPr>
-            <w:r>
-              <w:rPr>
-                <w:rFonts w:ascii="Arial" w:cs="Arial" w:eastAsia="Arial" w:hAnsi="Arial"/>
-                <w:color w:val="000000"/>
-                <w:sz w:val="16"/>
-                <w:szCs w:val="16"/>
-              </w:rPr>
-              <w:t xml:space="preserve">A message "Your drawer is closed for today" is displayed and nothing is added</w:t>
+              <w:spacing w:after="60" w:line="230"/>
+              <w:jc w:val="left"/>
+            </w:pPr>
+            <w:r>
+              <w:rPr>
+                <w:rFonts w:ascii="Arial" w:cs="Arial" w:eastAsia="Arial" w:hAnsi="Arial"/>
+                <w:b/>
+                <w:bCs/>
+                <w:sz w:val="16"/>
+                <w:szCs w:val="16"/>
+              </w:rPr>
+              <w:t xml:space="preserve">Problem: </w:t>
+            </w:r>
+            <w:r>
+              <w:rPr>
+                <w:rFonts w:ascii="Arial" w:cs="Arial" w:eastAsia="Arial" w:hAnsi="Arial"/>
+                <w:sz w:val="16"/>
+                <w:szCs w:val="16"/>
+              </w:rPr>
+              <w:t xml:space="preserve">A message "Your drawer is closed for today" is displayed</w:t>
+            </w:r>
+          </w:p>
+          <w:p>
+            <w:pPr>
+              <w:spacing w:after="0" w:line="230"/>
+              <w:jc w:val="left"/>
+            </w:pPr>
+            <w:r>
+              <w:rPr>
+                <w:rFonts w:ascii="Arial" w:cs="Arial" w:eastAsia="Arial" w:hAnsi="Arial"/>
+                <w:b/>
+                <w:bCs/>
+                <w:sz w:val="16"/>
+                <w:szCs w:val="16"/>
+              </w:rPr>
+              <w:t xml:space="preserve">Solution: </w:t>
+            </w:r>
+            <w:r>
+              <w:rPr>
+                <w:rFonts w:ascii="Arial" w:cs="Arial" w:eastAsia="Arial" w:hAnsi="Arial"/>
+                <w:sz w:val="16"/>
+                <w:szCs w:val="16"/>
+              </w:rPr>
+              <w:t xml:space="preserve">Wait for the next day, or ask the administrator to reopen the count</w:t>
             </w:r>
           </w:p>
         </w:tc>
@@ -9210,7 +9804,7 @@
                 <w:sz w:val="16"/>
                 <w:szCs w:val="16"/>
               </w:rPr>
-              <w:t xml:space="preserve">7.1c</w:t>
+              <w:t xml:space="preserve">7.2</w:t>
             </w:r>
           </w:p>
         </w:tc>
@@ -9239,13 +9833,13 @@
             <w:r>
               <w:rPr>
                 <w:rFonts w:ascii="Arial" w:cs="Arial" w:eastAsia="Arial" w:hAnsi="Arial"/>
-                <w:b w:val="false"/>
-                <w:bCs w:val="false"/>
-                <w:color w:val="000000"/>
-                <w:sz w:val="16"/>
-                <w:szCs w:val="16"/>
-              </w:rPr>
-              <w:t xml:space="preserve">Sad case</w:t>
+                <w:b/>
+                <w:bCs/>
+                <w:color w:val="000000"/>
+                <w:sz w:val="16"/>
+                <w:szCs w:val="16"/>
+              </w:rPr>
+              <w:t xml:space="preserve">Happy case</w:t>
             </w:r>
           </w:p>
         </w:tc>
@@ -9311,7 +9905,7 @@
                 <w:sz w:val="16"/>
                 <w:szCs w:val="16"/>
               </w:rPr>
-              <w:t xml:space="preserve">After the count is saved, click Cash in / out</w:t>
+              <w:t xml:space="preserve">Click Logout, then click Yes, Logout</w:t>
             </w:r>
           </w:p>
         </w:tc>
@@ -9344,7 +9938,7 @@
                 <w:sz w:val="16"/>
                 <w:szCs w:val="16"/>
               </w:rPr>
-              <w:t xml:space="preserve">The window says "Today's cash count is already recorded, so nothing more can be added for today."</w:t>
+              <w:t xml:space="preserve">The Sign in page opens</w:t>
             </w:r>
           </w:p>
         </w:tc>
@@ -9462,115 +10056,115 @@
           <w:sz w:val="24"/>
           <w:szCs w:val="24"/>
         </w:rPr>
-        <w:t xml:space="preserve">How to use this plan</w:t>
+        <w:t xml:space="preserve">How to use this script</w:t>
       </w:r>
     </w:p>
     <w:p>
       <w:pPr>
-        <w:spacing w:after="60" w:line="250"/>
+        <w:spacing w:after="90" w:line="260"/>
       </w:pPr>
       <w:r>
         <w:rPr>
           <w:rFonts w:ascii="Arial" w:cs="Arial" w:eastAsia="Arial" w:hAnsi="Arial"/>
-          <w:sz w:val="17"/>
-          <w:szCs w:val="17"/>
+          <w:sz w:val="18"/>
+          <w:szCs w:val="18"/>
         </w:rPr>
-        <w:t xml:space="preserve">Each scenario starts with a happy case (the user does it the right way, numbered 1.1, 1.2 …) followed by its sad cases (the user makes a mistake, leaves something out, types the wrong kind of value or tries something the role may not do, numbered 1.1a, 1.1b …). For every sad case the expected result is the exact message the system shows, so the tester can compare it word for word.</w:t>
+        <w:t xml:space="preserve">Follow the steps from top to bottom: each step starts where the one before ended, from signing in to logging out. Every happy case (numbered 1.1, 1.2 …) is followed by its sad cases (1.1a, 1.1b …). For a sad case the expected result gives the Problem first (the exact message the system shows) and then the Solution (what the user does to fix it).</w:t>
       </w:r>
     </w:p>
     <w:p>
       <w:pPr>
-        <w:spacing w:after="60" w:line="250"/>
+        <w:spacing w:after="90" w:line="260"/>
       </w:pPr>
       <w:r>
         <w:rPr>
           <w:rFonts w:ascii="Arial" w:cs="Arial" w:eastAsia="Arial" w:hAnsi="Arial"/>
-          <w:sz w:val="17"/>
-          <w:szCs w:val="17"/>
+          <w:sz w:val="18"/>
+          <w:szCs w:val="18"/>
         </w:rPr>
-        <w:t xml:space="preserve">Words in brackets, such as (product) or (amount), stand for the value on the tester's screen. A "tooltip" is the small box the web browser shows next to a field that has to be filled in; its wording comes from the browser, not from FETCH.</w:t>
+        <w:t xml:space="preserve">Words in brackets, such as (product) or (amount), stand for the value on the screen. A tooltip is the small box the web browser shows beside a field that must be filled in; its wording comes from the browser.</w:t>
       </w:r>
     </w:p>
     <w:p>
       <w:pPr>
-        <w:spacing w:after="60" w:line="250"/>
+        <w:spacing w:after="90" w:line="260"/>
       </w:pPr>
       <w:r>
         <w:rPr>
           <w:rFonts w:ascii="Arial" w:cs="Arial" w:eastAsia="Arial" w:hAnsi="Arial"/>
-          <w:sz w:val="17"/>
-          <w:szCs w:val="17"/>
+          <w:sz w:val="18"/>
+          <w:szCs w:val="18"/>
         </w:rPr>
         <w:t xml:space="preserve">Mark STATUS with the colours in the legend: green Passed, red Failed, amber In Progress, blank Open.</w:t>
       </w:r>
     </w:p>
     <w:p>
       <w:pPr>
-        <w:spacing w:after="80" w:before="160"/>
+        <w:spacing w:after="80" w:before="140"/>
       </w:pPr>
       <w:r>
         <w:rPr>
           <w:rFonts w:ascii="Arial" w:cs="Arial" w:eastAsia="Arial" w:hAnsi="Arial"/>
           <w:b/>
           <w:bCs/>
-          <w:sz w:val="22"/>
-          <w:szCs w:val="22"/>
+          <w:sz w:val="21"/>
+          <w:szCs w:val="21"/>
         </w:rPr>
         <w:t xml:space="preserve">Set up before testing</w:t>
       </w:r>
     </w:p>
     <w:p>
       <w:pPr>
-        <w:spacing w:after="40" w:line="250"/>
+        <w:spacing w:after="50" w:line="260"/>
         <w:ind w:left="360" w:hanging="220"/>
       </w:pPr>
       <w:r>
         <w:rPr>
           <w:rFonts w:ascii="Arial" w:cs="Arial" w:eastAsia="Arial" w:hAnsi="Arial"/>
-          <w:sz w:val="17"/>
-          <w:szCs w:val="17"/>
+          <w:sz w:val="18"/>
+          <w:szCs w:val="18"/>
         </w:rPr>
         <w:t xml:space="preserve">•  A cashier account that has not yet entered today's starting cash.</w:t>
       </w:r>
     </w:p>
     <w:p>
       <w:pPr>
-        <w:spacing w:after="40" w:line="250"/>
+        <w:spacing w:after="50" w:line="260"/>
         <w:ind w:left="360" w:hanging="220"/>
       </w:pPr>
       <w:r>
         <w:rPr>
           <w:rFonts w:ascii="Arial" w:cs="Arial" w:eastAsia="Arial" w:hAnsi="Arial"/>
-          <w:sz w:val="17"/>
-          <w:szCs w:val="17"/>
+          <w:sz w:val="18"/>
+          <w:szCs w:val="18"/>
         </w:rPr>
         <w:t xml:space="preserve">•  Products with barcodes: one in stock, one expired and one sold out.</w:t>
       </w:r>
     </w:p>
     <w:p>
       <w:pPr>
-        <w:spacing w:after="40" w:line="250"/>
+        <w:spacing w:after="50" w:line="260"/>
         <w:ind w:left="360" w:hanging="220"/>
       </w:pPr>
       <w:r>
         <w:rPr>
           <w:rFonts w:ascii="Arial" w:cs="Arial" w:eastAsia="Arial" w:hAnsi="Arial"/>
-          <w:sz w:val="17"/>
-          <w:szCs w:val="17"/>
+          <w:sz w:val="18"/>
+          <w:szCs w:val="18"/>
         </w:rPr>
         <w:t xml:space="preserve">•  The discount limit set by the administrator (Settings, Preferences).</w:t>
       </w:r>
     </w:p>
     <w:p>
       <w:pPr>
-        <w:spacing w:after="40" w:line="250"/>
+        <w:spacing w:after="50" w:line="260"/>
         <w:ind w:left="360" w:hanging="220"/>
       </w:pPr>
       <w:r>
         <w:rPr>
           <w:rFonts w:ascii="Arial" w:cs="Arial" w:eastAsia="Arial" w:hAnsi="Arial"/>
-          <w:sz w:val="17"/>
-          <w:szCs w:val="17"/>
+          <w:sz w:val="18"/>
+          <w:szCs w:val="18"/>
         </w:rPr>
         <w:t xml:space="preserve">•  For the last end-of-day cases, run them after the count is saved: they show what a closed drawer does.</w:t>
       </w:r>

--- a/QA/FETCH-UAT-Cashier.docx
+++ b/QA/FETCH-UAT-Cashier.docx
@@ -368,7 +368,7 @@
                 <w:sz w:val="16"/>
                 <w:szCs w:val="16"/>
               </w:rPr>
-              <w:t xml:space="preserve">Cashier (26 test cases: 8 happy, 18 sad)</w:t>
+              <w:t xml:space="preserve">Cashier (26 test cases: 8 positive, 18 negative)</w:t>
             </w:r>
           </w:p>
         </w:tc>
@@ -1368,7 +1368,7 @@
                 <w:sz w:val="16"/>
                 <w:szCs w:val="16"/>
               </w:rPr>
-              <w:t xml:space="preserve">Happy case</w:t>
+              <w:t xml:space="preserve">Positive</w:t>
             </w:r>
           </w:p>
         </w:tc>
@@ -1673,7 +1673,7 @@
                 <w:sz w:val="16"/>
                 <w:szCs w:val="16"/>
               </w:rPr>
-              <w:t xml:space="preserve">Sad case</w:t>
+              <w:t xml:space="preserve">Negative</w:t>
             </w:r>
           </w:p>
         </w:tc>
@@ -2011,7 +2011,7 @@
                 <w:sz w:val="16"/>
                 <w:szCs w:val="16"/>
               </w:rPr>
-              <w:t xml:space="preserve">Sad case</w:t>
+              <w:t xml:space="preserve">Negative</w:t>
             </w:r>
           </w:p>
         </w:tc>
@@ -2391,7 +2391,7 @@
                 <w:sz w:val="16"/>
                 <w:szCs w:val="16"/>
               </w:rPr>
-              <w:t xml:space="preserve">Happy case</w:t>
+              <w:t xml:space="preserve">Positive</w:t>
             </w:r>
           </w:p>
         </w:tc>
@@ -2696,7 +2696,7 @@
                 <w:sz w:val="16"/>
                 <w:szCs w:val="16"/>
               </w:rPr>
-              <w:t xml:space="preserve">Sad case</w:t>
+              <w:t xml:space="preserve">Negative</w:t>
             </w:r>
           </w:p>
         </w:tc>
@@ -3076,7 +3076,7 @@
                 <w:sz w:val="16"/>
                 <w:szCs w:val="16"/>
               </w:rPr>
-              <w:t xml:space="preserve">Happy case</w:t>
+              <w:t xml:space="preserve">Positive</w:t>
             </w:r>
           </w:p>
         </w:tc>
@@ -3381,7 +3381,7 @@
                 <w:sz w:val="16"/>
                 <w:szCs w:val="16"/>
               </w:rPr>
-              <w:t xml:space="preserve">Sad case</w:t>
+              <w:t xml:space="preserve">Negative</w:t>
             </w:r>
           </w:p>
         </w:tc>
@@ -3719,7 +3719,7 @@
                 <w:sz w:val="16"/>
                 <w:szCs w:val="16"/>
               </w:rPr>
-              <w:t xml:space="preserve">Sad case</w:t>
+              <w:t xml:space="preserve">Negative</w:t>
             </w:r>
           </w:p>
         </w:tc>
@@ -4057,7 +4057,7 @@
                 <w:sz w:val="16"/>
                 <w:szCs w:val="16"/>
               </w:rPr>
-              <w:t xml:space="preserve">Sad case</w:t>
+              <w:t xml:space="preserve">Negative</w:t>
             </w:r>
           </w:p>
         </w:tc>
@@ -4437,7 +4437,7 @@
                 <w:sz w:val="16"/>
                 <w:szCs w:val="16"/>
               </w:rPr>
-              <w:t xml:space="preserve">Happy case</w:t>
+              <w:t xml:space="preserve">Positive</w:t>
             </w:r>
           </w:p>
         </w:tc>
@@ -4742,7 +4742,7 @@
                 <w:sz w:val="16"/>
                 <w:szCs w:val="16"/>
               </w:rPr>
-              <w:t xml:space="preserve">Sad case</w:t>
+              <w:t xml:space="preserve">Negative</w:t>
             </w:r>
           </w:p>
         </w:tc>
@@ -5080,7 +5080,7 @@
                 <w:sz w:val="16"/>
                 <w:szCs w:val="16"/>
               </w:rPr>
-              <w:t xml:space="preserve">Sad case</w:t>
+              <w:t xml:space="preserve">Negative</w:t>
             </w:r>
           </w:p>
         </w:tc>
@@ -5418,7 +5418,7 @@
                 <w:sz w:val="16"/>
                 <w:szCs w:val="16"/>
               </w:rPr>
-              <w:t xml:space="preserve">Sad case</w:t>
+              <w:t xml:space="preserve">Negative</w:t>
             </w:r>
           </w:p>
         </w:tc>
@@ -5756,7 +5756,7 @@
                 <w:sz w:val="16"/>
                 <w:szCs w:val="16"/>
               </w:rPr>
-              <w:t xml:space="preserve">Sad case</w:t>
+              <w:t xml:space="preserve">Negative</w:t>
             </w:r>
           </w:p>
         </w:tc>
@@ -6094,7 +6094,7 @@
                 <w:sz w:val="16"/>
                 <w:szCs w:val="16"/>
               </w:rPr>
-              <w:t xml:space="preserve">Sad case</w:t>
+              <w:t xml:space="preserve">Negative</w:t>
             </w:r>
           </w:p>
         </w:tc>
@@ -6474,7 +6474,7 @@
                 <w:sz w:val="16"/>
                 <w:szCs w:val="16"/>
               </w:rPr>
-              <w:t xml:space="preserve">Happy case</w:t>
+              <w:t xml:space="preserve">Positive</w:t>
             </w:r>
           </w:p>
         </w:tc>
@@ -6779,7 +6779,7 @@
                 <w:sz w:val="16"/>
                 <w:szCs w:val="16"/>
               </w:rPr>
-              <w:t xml:space="preserve">Sad case</w:t>
+              <w:t xml:space="preserve">Negative</w:t>
             </w:r>
           </w:p>
         </w:tc>
@@ -7117,7 +7117,7 @@
                 <w:sz w:val="16"/>
                 <w:szCs w:val="16"/>
               </w:rPr>
-              <w:t xml:space="preserve">Sad case</w:t>
+              <w:t xml:space="preserve">Negative</w:t>
             </w:r>
           </w:p>
         </w:tc>
@@ -7455,7 +7455,7 @@
                 <w:sz w:val="16"/>
                 <w:szCs w:val="16"/>
               </w:rPr>
-              <w:t xml:space="preserve">Sad case</w:t>
+              <w:t xml:space="preserve">Negative</w:t>
             </w:r>
           </w:p>
         </w:tc>
@@ -7835,7 +7835,7 @@
                 <w:sz w:val="16"/>
                 <w:szCs w:val="16"/>
               </w:rPr>
-              <w:t xml:space="preserve">Happy case</w:t>
+              <w:t xml:space="preserve">Positive</w:t>
             </w:r>
           </w:p>
         </w:tc>
@@ -8140,7 +8140,7 @@
                 <w:sz w:val="16"/>
                 <w:szCs w:val="16"/>
               </w:rPr>
-              <w:t xml:space="preserve">Sad case</w:t>
+              <w:t xml:space="preserve">Negative</w:t>
             </w:r>
           </w:p>
         </w:tc>
@@ -8478,7 +8478,7 @@
                 <w:sz w:val="16"/>
                 <w:szCs w:val="16"/>
               </w:rPr>
-              <w:t xml:space="preserve">Sad case</w:t>
+              <w:t xml:space="preserve">Negative</w:t>
             </w:r>
           </w:p>
         </w:tc>
@@ -8858,7 +8858,7 @@
                 <w:sz w:val="16"/>
                 <w:szCs w:val="16"/>
               </w:rPr>
-              <w:t xml:space="preserve">Happy case</w:t>
+              <w:t xml:space="preserve">Positive</w:t>
             </w:r>
           </w:p>
         </w:tc>
@@ -9163,7 +9163,7 @@
                 <w:sz w:val="16"/>
                 <w:szCs w:val="16"/>
               </w:rPr>
-              <w:t xml:space="preserve">Sad case</w:t>
+              <w:t xml:space="preserve">Negative</w:t>
             </w:r>
           </w:p>
         </w:tc>
@@ -9501,7 +9501,7 @@
                 <w:sz w:val="16"/>
                 <w:szCs w:val="16"/>
               </w:rPr>
-              <w:t xml:space="preserve">Sad case</w:t>
+              <w:t xml:space="preserve">Negative</w:t>
             </w:r>
           </w:p>
         </w:tc>
@@ -9839,7 +9839,7 @@
                 <w:sz w:val="16"/>
                 <w:szCs w:val="16"/>
               </w:rPr>
-              <w:t xml:space="preserve">Happy case</w:t>
+              <w:t xml:space="preserve">Positive</w:t>
             </w:r>
           </w:p>
         </w:tc>
@@ -10069,7 +10069,7 @@
           <w:sz w:val="18"/>
           <w:szCs w:val="18"/>
         </w:rPr>
-        <w:t xml:space="preserve">Follow the steps from top to bottom: each step starts where the one before ended, from signing in to logging out. Every happy case (numbered 1.1, 1.2 …) is followed by its sad cases (1.1a, 1.1b …). For a sad case the expected result gives the Problem first (the exact message the system shows) and then the Solution (what the user does to fix it).</w:t>
+        <w:t xml:space="preserve">Follow the steps from top to bottom: each step starts where the one before ended, from signing in to logging out. Every positive test case (numbered 1.1, 1.2 …) is followed by its negative test cases (1.1a, 1.1b …). For a negative test case the expected result gives the Problem first (the exact message the system shows) and then the Solution (what the user does to fix it).</w:t>
       </w:r>
     </w:p>
     <w:p>

--- a/QA/FETCH-UAT-Cashier.docx
+++ b/QA/FETCH-UAT-Cashier.docx
@@ -368,7 +368,7 @@
                 <w:sz w:val="16"/>
                 <w:szCs w:val="16"/>
               </w:rPr>
-              <w:t xml:space="preserve">Cashier (26 test cases: 8 positive, 18 negative)</w:t>
+              <w:t xml:space="preserve">Cashier (27 test cases: 8 positive, 19 negative)</w:t>
             </w:r>
           </w:p>
         </w:tc>
@@ -5822,7 +5822,7 @@
                 <w:sz w:val="16"/>
                 <w:szCs w:val="16"/>
               </w:rPr>
-              <w:t xml:space="preserve">Enter a Discount above the limit, for example 50</w:t>
+              <w:t xml:space="preserve">Change an item's quantity in the cart to more than the "(n) left" on its card</w:t>
             </w:r>
           </w:p>
         </w:tc>
@@ -5864,7 +5864,7 @@
                 <w:sz w:val="16"/>
                 <w:szCs w:val="16"/>
               </w:rPr>
-              <w:t xml:space="preserve">A message "The largest discount allowed is (limit)%" is displayed and the discount is lowered to the limit</w:t>
+              <w:t xml:space="preserve">A message "Only (n) in stock" is displayed and the quantity is set to the (n) in stock</w:t>
             </w:r>
           </w:p>
           <w:p>
@@ -5888,7 +5888,7 @@
                 <w:sz w:val="16"/>
                 <w:szCs w:val="16"/>
               </w:rPr>
-              <w:t xml:space="preserve">Give a discount within the limit</w:t>
+              <w:t xml:space="preserve">Sell no more than the stock shown, or ask the administrator to restock</w:t>
             </w:r>
           </w:p>
         </w:tc>
@@ -6160,7 +6160,7 @@
                 <w:sz w:val="16"/>
                 <w:szCs w:val="16"/>
               </w:rPr>
-              <w:t xml:space="preserve">Click Complete sale twice quickly</w:t>
+              <w:t xml:space="preserve">Enter a Discount above the limit, for example 50</w:t>
             </w:r>
           </w:p>
         </w:tc>
@@ -6202,7 +6202,7 @@
                 <w:sz w:val="16"/>
                 <w:szCs w:val="16"/>
               </w:rPr>
-              <w:t xml:space="preserve">Only one sale is recorded and the stock goes down once</w:t>
+              <w:t xml:space="preserve">A message "The largest discount allowed is (limit)%" is displayed and the discount is lowered to the limit</w:t>
             </w:r>
           </w:p>
           <w:p>
@@ -6226,7 +6226,7 @@
                 <w:sz w:val="16"/>
                 <w:szCs w:val="16"/>
               </w:rPr>
-              <w:t xml:space="preserve">No action</w:t>
+              <w:t xml:space="preserve">Give a discount within the limit</w:t>
             </w:r>
           </w:p>
         </w:tc>
@@ -6336,6 +6336,344 @@
         </w:trPr>
         <w:tc>
           <w:tcPr>
+            <w:tcW w:type="dxa" w:w="1000"/>
+            <w:tcBorders>
+              <w:top w:val="single" w:color="808080" w:sz="4"/>
+              <w:left w:val="single" w:color="808080" w:sz="4"/>
+              <w:bottom w:val="single" w:color="808080" w:sz="4"/>
+              <w:right w:val="single" w:color="808080" w:sz="4"/>
+            </w:tcBorders>
+            <w:shd w:fill="1E4D2B" w:val="clear"/>
+            <w:tcMar>
+              <w:top w:type="dxa" w:w="45"/>
+              <w:left w:type="dxa" w:w="80"/>
+              <w:bottom w:type="dxa" w:w="45"/>
+              <w:right w:type="dxa" w:w="80"/>
+            </w:tcMar>
+            <w:vAlign w:val="center"/>
+          </w:tcPr>
+          <w:p>
+            <w:pPr>
+              <w:spacing w:after="0" w:line="230"/>
+              <w:jc w:val="left"/>
+            </w:pPr>
+            <w:r>
+              <w:rPr>
+                <w:rFonts w:ascii="Arial" w:cs="Arial" w:eastAsia="Arial" w:hAnsi="Arial"/>
+                <w:color w:val="000000"/>
+                <w:sz w:val="16"/>
+                <w:szCs w:val="16"/>
+              </w:rPr>
+              <w:t xml:space="preserve"/>
+            </w:r>
+          </w:p>
+        </w:tc>
+        <w:tc>
+          <w:tcPr>
+            <w:tcW w:type="dxa" w:w="520"/>
+            <w:tcBorders>
+              <w:top w:val="single" w:color="808080" w:sz="4"/>
+              <w:left w:val="single" w:color="808080" w:sz="4"/>
+              <w:bottom w:val="single" w:color="808080" w:sz="4"/>
+              <w:right w:val="single" w:color="808080" w:sz="4"/>
+            </w:tcBorders>
+            <w:tcMar>
+              <w:top w:type="dxa" w:w="45"/>
+              <w:left w:type="dxa" w:w="80"/>
+              <w:bottom w:type="dxa" w:w="45"/>
+              <w:right w:type="dxa" w:w="80"/>
+            </w:tcMar>
+            <w:vAlign w:val="center"/>
+          </w:tcPr>
+          <w:p>
+            <w:pPr>
+              <w:spacing w:after="0" w:line="230"/>
+              <w:jc w:val="center"/>
+            </w:pPr>
+            <w:r>
+              <w:rPr>
+                <w:rFonts w:ascii="Arial" w:cs="Arial" w:eastAsia="Arial" w:hAnsi="Arial"/>
+                <w:color w:val="000000"/>
+                <w:sz w:val="16"/>
+                <w:szCs w:val="16"/>
+              </w:rPr>
+              <w:t xml:space="preserve">4.1f</w:t>
+            </w:r>
+          </w:p>
+        </w:tc>
+        <w:tc>
+          <w:tcPr>
+            <w:tcW w:type="dxa" w:w="1100"/>
+            <w:tcBorders>
+              <w:top w:val="single" w:color="808080" w:sz="4"/>
+              <w:left w:val="single" w:color="808080" w:sz="4"/>
+              <w:bottom w:val="single" w:color="808080" w:sz="4"/>
+              <w:right w:val="single" w:color="808080" w:sz="4"/>
+            </w:tcBorders>
+            <w:tcMar>
+              <w:top w:type="dxa" w:w="45"/>
+              <w:left w:type="dxa" w:w="80"/>
+              <w:bottom w:type="dxa" w:w="45"/>
+              <w:right w:type="dxa" w:w="80"/>
+            </w:tcMar>
+            <w:vAlign w:val="center"/>
+          </w:tcPr>
+          <w:p>
+            <w:pPr>
+              <w:spacing w:after="0" w:line="230"/>
+              <w:jc w:val="left"/>
+            </w:pPr>
+            <w:r>
+              <w:rPr>
+                <w:rFonts w:ascii="Arial" w:cs="Arial" w:eastAsia="Arial" w:hAnsi="Arial"/>
+                <w:b w:val="false"/>
+                <w:bCs w:val="false"/>
+                <w:color w:val="000000"/>
+                <w:sz w:val="16"/>
+                <w:szCs w:val="16"/>
+              </w:rPr>
+              <w:t xml:space="preserve">Negative</w:t>
+            </w:r>
+          </w:p>
+        </w:tc>
+        <w:tc>
+          <w:tcPr>
+            <w:tcW w:type="dxa" w:w="720"/>
+            <w:tcBorders>
+              <w:top w:val="single" w:color="808080" w:sz="4"/>
+              <w:left w:val="single" w:color="808080" w:sz="4"/>
+              <w:bottom w:val="single" w:color="808080" w:sz="4"/>
+              <w:right w:val="single" w:color="808080" w:sz="4"/>
+            </w:tcBorders>
+            <w:tcMar>
+              <w:top w:type="dxa" w:w="45"/>
+              <w:left w:type="dxa" w:w="80"/>
+              <w:bottom w:type="dxa" w:w="45"/>
+              <w:right w:type="dxa" w:w="80"/>
+            </w:tcMar>
+            <w:vAlign w:val="center"/>
+          </w:tcPr>
+          <w:p>
+            <w:pPr>
+              <w:spacing w:after="0" w:line="230"/>
+              <w:jc w:val="center"/>
+            </w:pPr>
+            <w:r>
+              <w:rPr>
+                <w:rFonts w:ascii="Arial" w:cs="Arial" w:eastAsia="Arial" w:hAnsi="Arial"/>
+                <w:color w:val="000000"/>
+                <w:sz w:val="16"/>
+                <w:szCs w:val="16"/>
+              </w:rPr>
+              <w:t xml:space="preserve">CA-16</w:t>
+            </w:r>
+          </w:p>
+        </w:tc>
+        <w:tc>
+          <w:tcPr>
+            <w:tcW w:type="dxa" w:w="3820"/>
+            <w:tcBorders>
+              <w:top w:val="single" w:color="808080" w:sz="4"/>
+              <w:left w:val="single" w:color="808080" w:sz="4"/>
+              <w:bottom w:val="single" w:color="808080" w:sz="4"/>
+              <w:right w:val="single" w:color="808080" w:sz="4"/>
+            </w:tcBorders>
+            <w:tcMar>
+              <w:top w:type="dxa" w:w="45"/>
+              <w:left w:type="dxa" w:w="80"/>
+              <w:bottom w:type="dxa" w:w="45"/>
+              <w:right w:type="dxa" w:w="80"/>
+            </w:tcMar>
+            <w:vAlign w:val="center"/>
+          </w:tcPr>
+          <w:p>
+            <w:pPr>
+              <w:spacing w:after="0" w:line="230"/>
+              <w:jc w:val="left"/>
+            </w:pPr>
+            <w:r>
+              <w:rPr>
+                <w:rFonts w:ascii="Arial" w:cs="Arial" w:eastAsia="Arial" w:hAnsi="Arial"/>
+                <w:color w:val="000000"/>
+                <w:sz w:val="16"/>
+                <w:szCs w:val="16"/>
+              </w:rPr>
+              <w:t xml:space="preserve">Click Complete sale twice quickly</w:t>
+            </w:r>
+          </w:p>
+        </w:tc>
+        <w:tc>
+          <w:tcPr>
+            <w:tcW w:type="dxa" w:w="3820"/>
+            <w:tcBorders>
+              <w:top w:val="single" w:color="808080" w:sz="4"/>
+              <w:left w:val="single" w:color="808080" w:sz="4"/>
+              <w:bottom w:val="single" w:color="808080" w:sz="4"/>
+              <w:right w:val="single" w:color="808080" w:sz="4"/>
+            </w:tcBorders>
+            <w:tcMar>
+              <w:top w:type="dxa" w:w="45"/>
+              <w:left w:type="dxa" w:w="80"/>
+              <w:bottom w:type="dxa" w:w="45"/>
+              <w:right w:type="dxa" w:w="80"/>
+            </w:tcMar>
+            <w:vAlign w:val="center"/>
+          </w:tcPr>
+          <w:p>
+            <w:pPr>
+              <w:spacing w:after="60" w:line="230"/>
+              <w:jc w:val="left"/>
+            </w:pPr>
+            <w:r>
+              <w:rPr>
+                <w:rFonts w:ascii="Arial" w:cs="Arial" w:eastAsia="Arial" w:hAnsi="Arial"/>
+                <w:b/>
+                <w:bCs/>
+                <w:sz w:val="16"/>
+                <w:szCs w:val="16"/>
+              </w:rPr>
+              <w:t xml:space="preserve">Problem: </w:t>
+            </w:r>
+            <w:r>
+              <w:rPr>
+                <w:rFonts w:ascii="Arial" w:cs="Arial" w:eastAsia="Arial" w:hAnsi="Arial"/>
+                <w:sz w:val="16"/>
+                <w:szCs w:val="16"/>
+              </w:rPr>
+              <w:t xml:space="preserve">Only one sale is recorded and the stock goes down once</w:t>
+            </w:r>
+          </w:p>
+          <w:p>
+            <w:pPr>
+              <w:spacing w:after="0" w:line="230"/>
+              <w:jc w:val="left"/>
+            </w:pPr>
+            <w:r>
+              <w:rPr>
+                <w:rFonts w:ascii="Arial" w:cs="Arial" w:eastAsia="Arial" w:hAnsi="Arial"/>
+                <w:b/>
+                <w:bCs/>
+                <w:sz w:val="16"/>
+                <w:szCs w:val="16"/>
+              </w:rPr>
+              <w:t xml:space="preserve">Solution: </w:t>
+            </w:r>
+            <w:r>
+              <w:rPr>
+                <w:rFonts w:ascii="Arial" w:cs="Arial" w:eastAsia="Arial" w:hAnsi="Arial"/>
+                <w:sz w:val="16"/>
+                <w:szCs w:val="16"/>
+              </w:rPr>
+              <w:t xml:space="preserve">No action</w:t>
+            </w:r>
+          </w:p>
+        </w:tc>
+        <w:tc>
+          <w:tcPr>
+            <w:tcW w:type="dxa" w:w="1300"/>
+            <w:tcBorders>
+              <w:top w:val="single" w:color="808080" w:sz="4"/>
+              <w:left w:val="single" w:color="808080" w:sz="4"/>
+              <w:bottom w:val="single" w:color="808080" w:sz="4"/>
+              <w:right w:val="single" w:color="808080" w:sz="4"/>
+            </w:tcBorders>
+            <w:tcMar>
+              <w:top w:type="dxa" w:w="45"/>
+              <w:left w:type="dxa" w:w="80"/>
+              <w:bottom w:type="dxa" w:w="45"/>
+              <w:right w:type="dxa" w:w="80"/>
+            </w:tcMar>
+            <w:vAlign w:val="center"/>
+          </w:tcPr>
+          <w:p>
+            <w:pPr>
+              <w:spacing w:after="0" w:line="230"/>
+              <w:jc w:val="left"/>
+            </w:pPr>
+            <w:r>
+              <w:rPr>
+                <w:rFonts w:ascii="Arial" w:cs="Arial" w:eastAsia="Arial" w:hAnsi="Arial"/>
+                <w:color w:val="000000"/>
+                <w:sz w:val="16"/>
+                <w:szCs w:val="16"/>
+              </w:rPr>
+              <w:t xml:space="preserve"/>
+            </w:r>
+          </w:p>
+        </w:tc>
+        <w:tc>
+          <w:tcPr>
+            <w:tcW w:type="dxa" w:w="900"/>
+            <w:tcBorders>
+              <w:top w:val="single" w:color="808080" w:sz="4"/>
+              <w:left w:val="single" w:color="808080" w:sz="4"/>
+              <w:bottom w:val="single" w:color="808080" w:sz="4"/>
+              <w:right w:val="single" w:color="808080" w:sz="4"/>
+            </w:tcBorders>
+            <w:tcMar>
+              <w:top w:type="dxa" w:w="45"/>
+              <w:left w:type="dxa" w:w="80"/>
+              <w:bottom w:type="dxa" w:w="45"/>
+              <w:right w:type="dxa" w:w="80"/>
+            </w:tcMar>
+            <w:vAlign w:val="center"/>
+          </w:tcPr>
+          <w:p>
+            <w:pPr>
+              <w:spacing w:after="0" w:line="230"/>
+              <w:jc w:val="left"/>
+            </w:pPr>
+            <w:r>
+              <w:rPr>
+                <w:rFonts w:ascii="Arial" w:cs="Arial" w:eastAsia="Arial" w:hAnsi="Arial"/>
+                <w:color w:val="000000"/>
+                <w:sz w:val="16"/>
+                <w:szCs w:val="16"/>
+              </w:rPr>
+              <w:t xml:space="preserve"/>
+            </w:r>
+          </w:p>
+        </w:tc>
+        <w:tc>
+          <w:tcPr>
+            <w:tcW w:type="dxa" w:w="1220"/>
+            <w:tcBorders>
+              <w:top w:val="single" w:color="808080" w:sz="4"/>
+              <w:left w:val="single" w:color="808080" w:sz="4"/>
+              <w:bottom w:val="single" w:color="808080" w:sz="4"/>
+              <w:right w:val="single" w:color="808080" w:sz="4"/>
+            </w:tcBorders>
+            <w:tcMar>
+              <w:top w:type="dxa" w:w="45"/>
+              <w:left w:type="dxa" w:w="80"/>
+              <w:bottom w:type="dxa" w:w="45"/>
+              <w:right w:type="dxa" w:w="80"/>
+            </w:tcMar>
+            <w:vAlign w:val="center"/>
+          </w:tcPr>
+          <w:p>
+            <w:pPr>
+              <w:spacing w:after="0" w:line="230"/>
+              <w:jc w:val="left"/>
+            </w:pPr>
+            <w:r>
+              <w:rPr>
+                <w:rFonts w:ascii="Arial" w:cs="Arial" w:eastAsia="Arial" w:hAnsi="Arial"/>
+                <w:color w:val="000000"/>
+                <w:sz w:val="16"/>
+                <w:szCs w:val="16"/>
+              </w:rPr>
+              <w:t xml:space="preserve"/>
+            </w:r>
+          </w:p>
+        </w:tc>
+      </w:tr>
+      <w:tr>
+        <w:trPr>
+          <w:cantSplit/>
+        </w:trPr>
+        <w:tc>
+          <w:tcPr>
             <w:tcW w:type="dxa" w:w="14400"/>
             <w:gridSpan w:val="9"/>
             <w:tcBorders>
@@ -6507,7 +6845,7 @@
                 <w:sz w:val="16"/>
                 <w:szCs w:val="16"/>
               </w:rPr>
-              <w:t xml:space="preserve">CA-16</w:t>
+              <w:t xml:space="preserve">CA-17</w:t>
             </w:r>
           </w:p>
         </w:tc>
@@ -6812,7 +7150,7 @@
                 <w:sz w:val="16"/>
                 <w:szCs w:val="16"/>
               </w:rPr>
-              <w:t xml:space="preserve">CA-17</w:t>
+              <w:t xml:space="preserve">CA-18</w:t>
             </w:r>
           </w:p>
         </w:tc>
@@ -7150,7 +7488,7 @@
                 <w:sz w:val="16"/>
                 <w:szCs w:val="16"/>
               </w:rPr>
-              <w:t xml:space="preserve">CA-18</w:t>
+              <w:t xml:space="preserve">CA-19</w:t>
             </w:r>
           </w:p>
         </w:tc>
@@ -7488,7 +7826,7 @@
                 <w:sz w:val="16"/>
                 <w:szCs w:val="16"/>
               </w:rPr>
-              <w:t xml:space="preserve">CA-19</w:t>
+              <w:t xml:space="preserve">CA-20</w:t>
             </w:r>
           </w:p>
         </w:tc>
@@ -7868,7 +8206,7 @@
                 <w:sz w:val="16"/>
                 <w:szCs w:val="16"/>
               </w:rPr>
-              <w:t xml:space="preserve">CA-20</w:t>
+              <w:t xml:space="preserve">CA-21</w:t>
             </w:r>
           </w:p>
         </w:tc>
@@ -8173,7 +8511,7 @@
                 <w:sz w:val="16"/>
                 <w:szCs w:val="16"/>
               </w:rPr>
-              <w:t xml:space="preserve">CA-21</w:t>
+              <w:t xml:space="preserve">CA-22</w:t>
             </w:r>
           </w:p>
         </w:tc>
@@ -8511,7 +8849,7 @@
                 <w:sz w:val="16"/>
                 <w:szCs w:val="16"/>
               </w:rPr>
-              <w:t xml:space="preserve">CA-22</w:t>
+              <w:t xml:space="preserve">CA-23</w:t>
             </w:r>
           </w:p>
         </w:tc>
@@ -8891,7 +9229,7 @@
                 <w:sz w:val="16"/>
                 <w:szCs w:val="16"/>
               </w:rPr>
-              <w:t xml:space="preserve">CA-23</w:t>
+              <w:t xml:space="preserve">CA-24</w:t>
             </w:r>
           </w:p>
         </w:tc>
@@ -9196,7 +9534,7 @@
                 <w:sz w:val="16"/>
                 <w:szCs w:val="16"/>
               </w:rPr>
-              <w:t xml:space="preserve">CA-24</w:t>
+              <w:t xml:space="preserve">CA-25</w:t>
             </w:r>
           </w:p>
         </w:tc>
@@ -9534,7 +9872,7 @@
                 <w:sz w:val="16"/>
                 <w:szCs w:val="16"/>
               </w:rPr>
-              <w:t xml:space="preserve">CA-25</w:t>
+              <w:t xml:space="preserve">CA-26</w:t>
             </w:r>
           </w:p>
         </w:tc>
@@ -9872,7 +10210,7 @@
                 <w:sz w:val="16"/>
                 <w:szCs w:val="16"/>
               </w:rPr>
-              <w:t xml:space="preserve">CA-26</w:t>
+              <w:t xml:space="preserve">CA-27</w:t>
             </w:r>
           </w:p>
         </w:tc>

--- a/QA/FETCH-UAT-Cashier.docx
+++ b/QA/FETCH-UAT-Cashier.docx
@@ -697,106 +697,7 @@
                 <w:rFonts w:ascii="Calibri" w:hAnsi="Calibri"/>
                 <w:sz w:val="21"/>
               </w:rPr>
-              <w:t>Check if a valid sign in works</w:t>
-            </w:r>
-          </w:p>
-          <w:p>
-            <w:pPr>
-              <w:spacing w:after="0"/>
-            </w:pPr>
-            <w:r>
-              <w:rPr>
-                <w:rFonts w:ascii="Calibri" w:hAnsi="Calibri"/>
-                <w:sz w:val="21"/>
-              </w:rPr>
-              <w:t>Enter the username and the password, then click Sign in</w:t>
-            </w:r>
-          </w:p>
-        </w:tc>
-        <w:tc>
-          <w:tcPr>
-            <w:tcW w:type="dxa" w:w="4700"/>
-          </w:tcPr>
-          <w:p>
-            <w:pPr>
-              <w:spacing w:after="0"/>
-            </w:pPr>
-            <w:r/>
-            <w:r>
-              <w:rPr>
-                <w:rFonts w:ascii="Calibri" w:hAnsi="Calibri"/>
-                <w:sz w:val="21"/>
-              </w:rPr>
-              <w:t>The user is signed in and taken to the home page of the account</w:t>
-            </w:r>
-          </w:p>
-        </w:tc>
-        <w:tc>
-          <w:tcPr>
-            <w:tcW w:type="dxa" w:w="2100"/>
-          </w:tcPr>
-          <w:p/>
-        </w:tc>
-        <w:tc>
-          <w:tcPr>
-            <w:tcW w:type="dxa" w:w="1520"/>
-          </w:tcPr>
-          <w:p/>
-        </w:tc>
-        <w:tc>
-          <w:tcPr>
-            <w:tcW w:type="dxa" w:w="1100"/>
-          </w:tcPr>
-          <w:p/>
-        </w:tc>
-      </w:tr>
-      <w:tr>
-        <w:tc>
-          <w:tcPr>
-            <w:tcW w:type="dxa" w:w="1900"/>
-            <w:vMerge/>
-          </w:tcPr>
-          <w:p/>
-        </w:tc>
-        <w:tc>
-          <w:tcPr>
-            <w:tcW w:type="dxa" w:w="600"/>
-          </w:tcPr>
-          <w:p/>
-        </w:tc>
-        <w:tc>
-          <w:tcPr>
-            <w:tcW w:type="dxa" w:w="2300"/>
-          </w:tcPr>
-          <w:p/>
-        </w:tc>
-        <w:tc>
-          <w:tcPr>
-            <w:tcW w:type="dxa" w:w="4500"/>
-          </w:tcPr>
-          <w:p>
-            <w:pPr>
-              <w:spacing w:after="0"/>
-            </w:pPr>
-            <w:r/>
-            <w:r>
-              <w:rPr>
-                <w:rFonts w:ascii="Calibri" w:hAnsi="Calibri"/>
-                <w:sz w:val="21"/>
-              </w:rPr>
-              <w:t>Check if Username is empty</w:t>
-            </w:r>
-          </w:p>
-          <w:p>
-            <w:pPr>
-              <w:spacing w:after="0"/>
-            </w:pPr>
-            <w:r>
-              <w:rPr>
-                <w:rFonts w:ascii="Calibri" w:hAnsi="Calibri"/>
-                <w:sz w:val="21"/>
-              </w:rPr>
-              <w:t>Leave Username empty, then click Sign in</w:t>
+              <w:t>Check if Username is empty: leave Username empty, then click Sign in</w:t>
             </w:r>
           </w:p>
         </w:tc>
@@ -815,354 +716,6 @@
                 <w:sz w:val="21"/>
               </w:rPr>
               <w:t>A tooltip "Please fill out this field." is displayed on Username</w:t>
-            </w:r>
-          </w:p>
-        </w:tc>
-        <w:tc>
-          <w:tcPr>
-            <w:tcW w:type="dxa" w:w="2100"/>
-          </w:tcPr>
-          <w:p/>
-        </w:tc>
-        <w:tc>
-          <w:tcPr>
-            <w:tcW w:type="dxa" w:w="1520"/>
-          </w:tcPr>
-          <w:p/>
-        </w:tc>
-        <w:tc>
-          <w:tcPr>
-            <w:tcW w:type="dxa" w:w="1100"/>
-          </w:tcPr>
-          <w:p/>
-        </w:tc>
-      </w:tr>
-      <w:tr>
-        <w:tc>
-          <w:tcPr>
-            <w:tcW w:type="dxa" w:w="1900"/>
-            <w:vMerge/>
-          </w:tcPr>
-          <w:p/>
-        </w:tc>
-        <w:tc>
-          <w:tcPr>
-            <w:tcW w:type="dxa" w:w="600"/>
-          </w:tcPr>
-          <w:p/>
-        </w:tc>
-        <w:tc>
-          <w:tcPr>
-            <w:tcW w:type="dxa" w:w="2300"/>
-          </w:tcPr>
-          <w:p/>
-        </w:tc>
-        <w:tc>
-          <w:tcPr>
-            <w:tcW w:type="dxa" w:w="4500"/>
-          </w:tcPr>
-          <w:p>
-            <w:pPr>
-              <w:spacing w:after="0"/>
-            </w:pPr>
-            <w:r/>
-            <w:r>
-              <w:rPr>
-                <w:rFonts w:ascii="Calibri" w:hAnsi="Calibri"/>
-                <w:sz w:val="21"/>
-              </w:rPr>
-              <w:t>Check if Password is empty</w:t>
-            </w:r>
-          </w:p>
-          <w:p>
-            <w:pPr>
-              <w:spacing w:after="0"/>
-            </w:pPr>
-            <w:r>
-              <w:rPr>
-                <w:rFonts w:ascii="Calibri" w:hAnsi="Calibri"/>
-                <w:sz w:val="21"/>
-              </w:rPr>
-              <w:t>Leave Password empty, then click Sign in</w:t>
-            </w:r>
-          </w:p>
-        </w:tc>
-        <w:tc>
-          <w:tcPr>
-            <w:tcW w:type="dxa" w:w="4700"/>
-          </w:tcPr>
-          <w:p>
-            <w:pPr>
-              <w:spacing w:after="0"/>
-            </w:pPr>
-            <w:r/>
-            <w:r>
-              <w:rPr>
-                <w:rFonts w:ascii="Calibri" w:hAnsi="Calibri"/>
-                <w:sz w:val="21"/>
-              </w:rPr>
-              <w:t>A tooltip "Please fill out this field." is displayed on Password</w:t>
-            </w:r>
-          </w:p>
-        </w:tc>
-        <w:tc>
-          <w:tcPr>
-            <w:tcW w:type="dxa" w:w="2100"/>
-          </w:tcPr>
-          <w:p/>
-        </w:tc>
-        <w:tc>
-          <w:tcPr>
-            <w:tcW w:type="dxa" w:w="1520"/>
-          </w:tcPr>
-          <w:p/>
-        </w:tc>
-        <w:tc>
-          <w:tcPr>
-            <w:tcW w:type="dxa" w:w="1100"/>
-          </w:tcPr>
-          <w:p/>
-        </w:tc>
-      </w:tr>
-      <w:tr>
-        <w:tc>
-          <w:tcPr>
-            <w:tcW w:type="dxa" w:w="1900"/>
-            <w:vMerge/>
-          </w:tcPr>
-          <w:p/>
-        </w:tc>
-        <w:tc>
-          <w:tcPr>
-            <w:tcW w:type="dxa" w:w="600"/>
-          </w:tcPr>
-          <w:p/>
-        </w:tc>
-        <w:tc>
-          <w:tcPr>
-            <w:tcW w:type="dxa" w:w="2300"/>
-          </w:tcPr>
-          <w:p/>
-        </w:tc>
-        <w:tc>
-          <w:tcPr>
-            <w:tcW w:type="dxa" w:w="4500"/>
-          </w:tcPr>
-          <w:p>
-            <w:pPr>
-              <w:spacing w:after="0"/>
-            </w:pPr>
-            <w:r/>
-            <w:r>
-              <w:rPr>
-                <w:rFonts w:ascii="Calibri" w:hAnsi="Calibri"/>
-                <w:sz w:val="21"/>
-              </w:rPr>
-              <w:t>Check if the reset username or email is empty</w:t>
-            </w:r>
-          </w:p>
-          <w:p>
-            <w:pPr>
-              <w:spacing w:after="0"/>
-            </w:pPr>
-            <w:r>
-              <w:rPr>
-                <w:rFonts w:ascii="Calibri" w:hAnsi="Calibri"/>
-                <w:sz w:val="21"/>
-              </w:rPr>
-              <w:t>Type the username, click "Forgot your password?", clear the Username or email box, then click Ask for a reset</w:t>
-            </w:r>
-          </w:p>
-        </w:tc>
-        <w:tc>
-          <w:tcPr>
-            <w:tcW w:type="dxa" w:w="4700"/>
-          </w:tcPr>
-          <w:p>
-            <w:pPr>
-              <w:spacing w:after="0"/>
-            </w:pPr>
-            <w:r/>
-            <w:r>
-              <w:rPr>
-                <w:rFonts w:ascii="Calibri" w:hAnsi="Calibri"/>
-                <w:sz w:val="21"/>
-              </w:rPr>
-              <w:t>A tooltip "Please fill out this field." is displayed</w:t>
-            </w:r>
-          </w:p>
-        </w:tc>
-        <w:tc>
-          <w:tcPr>
-            <w:tcW w:type="dxa" w:w="2100"/>
-          </w:tcPr>
-          <w:p/>
-        </w:tc>
-        <w:tc>
-          <w:tcPr>
-            <w:tcW w:type="dxa" w:w="1520"/>
-          </w:tcPr>
-          <w:p/>
-        </w:tc>
-        <w:tc>
-          <w:tcPr>
-            <w:tcW w:type="dxa" w:w="1100"/>
-          </w:tcPr>
-          <w:p/>
-        </w:tc>
-      </w:tr>
-      <w:tr>
-        <w:tc>
-          <w:tcPr>
-            <w:tcW w:type="dxa" w:w="1900"/>
-            <w:vMerge/>
-          </w:tcPr>
-          <w:p/>
-        </w:tc>
-        <w:tc>
-          <w:tcPr>
-            <w:tcW w:type="dxa" w:w="600"/>
-          </w:tcPr>
-          <w:p/>
-        </w:tc>
-        <w:tc>
-          <w:tcPr>
-            <w:tcW w:type="dxa" w:w="2300"/>
-          </w:tcPr>
-          <w:p/>
-        </w:tc>
-        <w:tc>
-          <w:tcPr>
-            <w:tcW w:type="dxa" w:w="4500"/>
-          </w:tcPr>
-          <w:p>
-            <w:pPr>
-              <w:spacing w:after="0"/>
-            </w:pPr>
-            <w:r/>
-            <w:r>
-              <w:rPr>
-                <w:rFonts w:ascii="Calibri" w:hAnsi="Calibri"/>
-                <w:sz w:val="21"/>
-              </w:rPr>
-              <w:t>Check if New password is empty</w:t>
-            </w:r>
-          </w:p>
-          <w:p>
-            <w:pPr>
-              <w:spacing w:after="0"/>
-            </w:pPr>
-            <w:r>
-              <w:rPr>
-                <w:rFonts w:ascii="Calibri" w:hAnsi="Calibri"/>
-                <w:sz w:val="21"/>
-              </w:rPr>
-              <w:t>Open a reset link, leave New password empty, then click Save new password</w:t>
-            </w:r>
-          </w:p>
-        </w:tc>
-        <w:tc>
-          <w:tcPr>
-            <w:tcW w:type="dxa" w:w="4700"/>
-          </w:tcPr>
-          <w:p>
-            <w:pPr>
-              <w:spacing w:after="0"/>
-            </w:pPr>
-            <w:r/>
-            <w:r>
-              <w:rPr>
-                <w:rFonts w:ascii="Calibri" w:hAnsi="Calibri"/>
-                <w:sz w:val="21"/>
-              </w:rPr>
-              <w:t>A tooltip "Please fill out this field." is displayed</w:t>
-            </w:r>
-          </w:p>
-        </w:tc>
-        <w:tc>
-          <w:tcPr>
-            <w:tcW w:type="dxa" w:w="2100"/>
-          </w:tcPr>
-          <w:p/>
-        </w:tc>
-        <w:tc>
-          <w:tcPr>
-            <w:tcW w:type="dxa" w:w="1520"/>
-          </w:tcPr>
-          <w:p/>
-        </w:tc>
-        <w:tc>
-          <w:tcPr>
-            <w:tcW w:type="dxa" w:w="1100"/>
-          </w:tcPr>
-          <w:p/>
-        </w:tc>
-      </w:tr>
-      <w:tr>
-        <w:tc>
-          <w:tcPr>
-            <w:tcW w:type="dxa" w:w="1900"/>
-            <w:vMerge/>
-          </w:tcPr>
-          <w:p/>
-        </w:tc>
-        <w:tc>
-          <w:tcPr>
-            <w:tcW w:type="dxa" w:w="600"/>
-          </w:tcPr>
-          <w:p/>
-        </w:tc>
-        <w:tc>
-          <w:tcPr>
-            <w:tcW w:type="dxa" w:w="2300"/>
-          </w:tcPr>
-          <w:p/>
-        </w:tc>
-        <w:tc>
-          <w:tcPr>
-            <w:tcW w:type="dxa" w:w="4500"/>
-          </w:tcPr>
-          <w:p>
-            <w:pPr>
-              <w:spacing w:after="0"/>
-            </w:pPr>
-            <w:r/>
-            <w:r>
-              <w:rPr>
-                <w:rFonts w:ascii="Calibri" w:hAnsi="Calibri"/>
-                <w:sz w:val="21"/>
-              </w:rPr>
-              <w:t>Check if a username is needed for a reset</w:t>
-            </w:r>
-          </w:p>
-          <w:p>
-            <w:pPr>
-              <w:spacing w:after="0"/>
-            </w:pPr>
-            <w:r>
-              <w:rPr>
-                <w:rFonts w:ascii="Calibri" w:hAnsi="Calibri"/>
-                <w:sz w:val="21"/>
-              </w:rPr>
-              <w:t>Leave Username empty, then click "Forgot your password?"</w:t>
-            </w:r>
-          </w:p>
-        </w:tc>
-        <w:tc>
-          <w:tcPr>
-            <w:tcW w:type="dxa" w:w="4700"/>
-          </w:tcPr>
-          <w:p>
-            <w:pPr>
-              <w:spacing w:after="0"/>
-            </w:pPr>
-            <w:r/>
-            <w:r>
-              <w:rPr>
-                <w:rFonts w:ascii="Calibri" w:hAnsi="Calibri"/>
-                <w:sz w:val="21"/>
-              </w:rPr>
-              <w:t>A message "Enter your username first." is displayed and the reset box does not open</w:t>
             </w:r>
           </w:p>
         </w:tc>
@@ -1302,280 +855,7 @@
                 <w:rFonts w:ascii="Calibri" w:hAnsi="Calibri"/>
                 <w:sz w:val="21"/>
               </w:rPr>
-              <w:t>Check if a password with every kind of character is accepted</w:t>
-            </w:r>
-          </w:p>
-          <w:p>
-            <w:pPr>
-              <w:spacing w:after="0"/>
-            </w:pPr>
-            <w:r>
-              <w:rPr>
-                <w:rFonts w:ascii="Calibri" w:hAnsi="Calibri"/>
-                <w:sz w:val="21"/>
-              </w:rPr>
-              <w:t>Open a reset link, enter a new password with an uppercase letter, a lowercase letter, a number and a special character, then click Save new password</w:t>
-            </w:r>
-          </w:p>
-        </w:tc>
-        <w:tc>
-          <w:tcPr>
-            <w:tcW w:type="dxa" w:w="4700"/>
-          </w:tcPr>
-          <w:p>
-            <w:pPr>
-              <w:spacing w:after="0"/>
-            </w:pPr>
-            <w:r/>
-            <w:r>
-              <w:rPr>
-                <w:rFonts w:ascii="Calibri" w:hAnsi="Calibri"/>
-                <w:sz w:val="21"/>
-              </w:rPr>
-              <w:t>A message "Password has been reset. You can now sign in. Redirecting to sign in..." is displayed</w:t>
-            </w:r>
-          </w:p>
-        </w:tc>
-        <w:tc>
-          <w:tcPr>
-            <w:tcW w:type="dxa" w:w="2100"/>
-          </w:tcPr>
-          <w:p/>
-        </w:tc>
-        <w:tc>
-          <w:tcPr>
-            <w:tcW w:type="dxa" w:w="1520"/>
-          </w:tcPr>
-          <w:p/>
-        </w:tc>
-        <w:tc>
-          <w:tcPr>
-            <w:tcW w:type="dxa" w:w="1100"/>
-          </w:tcPr>
-          <w:p/>
-        </w:tc>
-      </w:tr>
-      <w:tr>
-        <w:tc>
-          <w:tcPr>
-            <w:tcW w:type="dxa" w:w="1900"/>
-            <w:vMerge/>
-          </w:tcPr>
-          <w:p/>
-        </w:tc>
-        <w:tc>
-          <w:tcPr>
-            <w:tcW w:type="dxa" w:w="600"/>
-          </w:tcPr>
-          <w:p/>
-        </w:tc>
-        <w:tc>
-          <w:tcPr>
-            <w:tcW w:type="dxa" w:w="2300"/>
-          </w:tcPr>
-          <w:p/>
-        </w:tc>
-        <w:tc>
-          <w:tcPr>
-            <w:tcW w:type="dxa" w:w="4500"/>
-          </w:tcPr>
-          <w:p>
-            <w:pPr>
-              <w:spacing w:after="0"/>
-            </w:pPr>
-            <w:r/>
-            <w:r>
-              <w:rPr>
-                <w:rFonts w:ascii="Calibri" w:hAnsi="Calibri"/>
-                <w:sz w:val="21"/>
-              </w:rPr>
-              <w:t>Check if the password has no uppercase letter</w:t>
-            </w:r>
-          </w:p>
-          <w:p>
-            <w:pPr>
-              <w:spacing w:after="0"/>
-            </w:pPr>
-            <w:r>
-              <w:rPr>
-                <w:rFonts w:ascii="Calibri" w:hAnsi="Calibri"/>
-                <w:sz w:val="21"/>
-              </w:rPr>
-              <w:t>Enter a new password without an uppercase letter</w:t>
-            </w:r>
-          </w:p>
-        </w:tc>
-        <w:tc>
-          <w:tcPr>
-            <w:tcW w:type="dxa" w:w="4700"/>
-          </w:tcPr>
-          <w:p>
-            <w:pPr>
-              <w:spacing w:after="0"/>
-            </w:pPr>
-            <w:r/>
-            <w:r>
-              <w:rPr>
-                <w:rFonts w:ascii="Calibri" w:hAnsi="Calibri"/>
-                <w:sz w:val="21"/>
-              </w:rPr>
-              <w:t>A message "Password must contain at least one uppercase letter (A–Z)" is displayed</w:t>
-            </w:r>
-          </w:p>
-        </w:tc>
-        <w:tc>
-          <w:tcPr>
-            <w:tcW w:type="dxa" w:w="2100"/>
-          </w:tcPr>
-          <w:p/>
-        </w:tc>
-        <w:tc>
-          <w:tcPr>
-            <w:tcW w:type="dxa" w:w="1520"/>
-          </w:tcPr>
-          <w:p/>
-        </w:tc>
-        <w:tc>
-          <w:tcPr>
-            <w:tcW w:type="dxa" w:w="1100"/>
-          </w:tcPr>
-          <w:p/>
-        </w:tc>
-      </w:tr>
-      <w:tr>
-        <w:tc>
-          <w:tcPr>
-            <w:tcW w:type="dxa" w:w="1900"/>
-            <w:vMerge/>
-          </w:tcPr>
-          <w:p/>
-        </w:tc>
-        <w:tc>
-          <w:tcPr>
-            <w:tcW w:type="dxa" w:w="600"/>
-          </w:tcPr>
-          <w:p/>
-        </w:tc>
-        <w:tc>
-          <w:tcPr>
-            <w:tcW w:type="dxa" w:w="2300"/>
-          </w:tcPr>
-          <w:p/>
-        </w:tc>
-        <w:tc>
-          <w:tcPr>
-            <w:tcW w:type="dxa" w:w="4500"/>
-          </w:tcPr>
-          <w:p>
-            <w:pPr>
-              <w:spacing w:after="0"/>
-            </w:pPr>
-            <w:r/>
-            <w:r>
-              <w:rPr>
-                <w:rFonts w:ascii="Calibri" w:hAnsi="Calibri"/>
-                <w:sz w:val="21"/>
-              </w:rPr>
-              <w:t>Check if the password has no lowercase letter</w:t>
-            </w:r>
-          </w:p>
-          <w:p>
-            <w:pPr>
-              <w:spacing w:after="0"/>
-            </w:pPr>
-            <w:r>
-              <w:rPr>
-                <w:rFonts w:ascii="Calibri" w:hAnsi="Calibri"/>
-                <w:sz w:val="21"/>
-              </w:rPr>
-              <w:t>Enter a new password without a lowercase letter</w:t>
-            </w:r>
-          </w:p>
-        </w:tc>
-        <w:tc>
-          <w:tcPr>
-            <w:tcW w:type="dxa" w:w="4700"/>
-          </w:tcPr>
-          <w:p>
-            <w:pPr>
-              <w:spacing w:after="0"/>
-            </w:pPr>
-            <w:r/>
-            <w:r>
-              <w:rPr>
-                <w:rFonts w:ascii="Calibri" w:hAnsi="Calibri"/>
-                <w:sz w:val="21"/>
-              </w:rPr>
-              <w:t>A message "Password must contain at least one lowercase letter (a–z)" is displayed</w:t>
-            </w:r>
-          </w:p>
-        </w:tc>
-        <w:tc>
-          <w:tcPr>
-            <w:tcW w:type="dxa" w:w="2100"/>
-          </w:tcPr>
-          <w:p/>
-        </w:tc>
-        <w:tc>
-          <w:tcPr>
-            <w:tcW w:type="dxa" w:w="1520"/>
-          </w:tcPr>
-          <w:p/>
-        </w:tc>
-        <w:tc>
-          <w:tcPr>
-            <w:tcW w:type="dxa" w:w="1100"/>
-          </w:tcPr>
-          <w:p/>
-        </w:tc>
-      </w:tr>
-      <w:tr>
-        <w:tc>
-          <w:tcPr>
-            <w:tcW w:type="dxa" w:w="1900"/>
-            <w:vMerge/>
-          </w:tcPr>
-          <w:p/>
-        </w:tc>
-        <w:tc>
-          <w:tcPr>
-            <w:tcW w:type="dxa" w:w="600"/>
-          </w:tcPr>
-          <w:p/>
-        </w:tc>
-        <w:tc>
-          <w:tcPr>
-            <w:tcW w:type="dxa" w:w="2300"/>
-          </w:tcPr>
-          <w:p/>
-        </w:tc>
-        <w:tc>
-          <w:tcPr>
-            <w:tcW w:type="dxa" w:w="4500"/>
-          </w:tcPr>
-          <w:p>
-            <w:pPr>
-              <w:spacing w:after="0"/>
-            </w:pPr>
-            <w:r/>
-            <w:r>
-              <w:rPr>
-                <w:rFonts w:ascii="Calibri" w:hAnsi="Calibri"/>
-                <w:sz w:val="21"/>
-              </w:rPr>
-              <w:t>Check if the password has no number</w:t>
-            </w:r>
-          </w:p>
-          <w:p>
-            <w:pPr>
-              <w:spacing w:after="0"/>
-            </w:pPr>
-            <w:r>
-              <w:rPr>
-                <w:rFonts w:ascii="Calibri" w:hAnsi="Calibri"/>
-                <w:sz w:val="21"/>
-              </w:rPr>
-              <w:t>Enter a new password without a number</w:t>
+              <w:t>Check if the password has no number: enter a new password without a number</w:t>
             </w:r>
           </w:p>
         </w:tc>
@@ -1594,93 +874,6 @@
                 <w:sz w:val="21"/>
               </w:rPr>
               <w:t>A message "Password must contain at least one number (0–9)" is displayed</w:t>
-            </w:r>
-          </w:p>
-        </w:tc>
-        <w:tc>
-          <w:tcPr>
-            <w:tcW w:type="dxa" w:w="2100"/>
-          </w:tcPr>
-          <w:p/>
-        </w:tc>
-        <w:tc>
-          <w:tcPr>
-            <w:tcW w:type="dxa" w:w="1520"/>
-          </w:tcPr>
-          <w:p/>
-        </w:tc>
-        <w:tc>
-          <w:tcPr>
-            <w:tcW w:type="dxa" w:w="1100"/>
-          </w:tcPr>
-          <w:p/>
-        </w:tc>
-      </w:tr>
-      <w:tr>
-        <w:tc>
-          <w:tcPr>
-            <w:tcW w:type="dxa" w:w="1900"/>
-            <w:vMerge/>
-          </w:tcPr>
-          <w:p/>
-        </w:tc>
-        <w:tc>
-          <w:tcPr>
-            <w:tcW w:type="dxa" w:w="600"/>
-          </w:tcPr>
-          <w:p/>
-        </w:tc>
-        <w:tc>
-          <w:tcPr>
-            <w:tcW w:type="dxa" w:w="2300"/>
-          </w:tcPr>
-          <w:p/>
-        </w:tc>
-        <w:tc>
-          <w:tcPr>
-            <w:tcW w:type="dxa" w:w="4500"/>
-          </w:tcPr>
-          <w:p>
-            <w:pPr>
-              <w:spacing w:after="0"/>
-            </w:pPr>
-            <w:r/>
-            <w:r>
-              <w:rPr>
-                <w:rFonts w:ascii="Calibri" w:hAnsi="Calibri"/>
-                <w:sz w:val="21"/>
-              </w:rPr>
-              <w:t>Check if the password has no special character</w:t>
-            </w:r>
-          </w:p>
-          <w:p>
-            <w:pPr>
-              <w:spacing w:after="0"/>
-            </w:pPr>
-            <w:r>
-              <w:rPr>
-                <w:rFonts w:ascii="Calibri" w:hAnsi="Calibri"/>
-                <w:sz w:val="21"/>
-              </w:rPr>
-              <w:t>Enter a new password without a special character</w:t>
-            </w:r>
-          </w:p>
-        </w:tc>
-        <w:tc>
-          <w:tcPr>
-            <w:tcW w:type="dxa" w:w="4700"/>
-          </w:tcPr>
-          <w:p>
-            <w:pPr>
-              <w:spacing w:after="0"/>
-            </w:pPr>
-            <w:r/>
-            <w:r>
-              <w:rPr>
-                <w:rFonts w:ascii="Calibri" w:hAnsi="Calibri"/>
-                <w:sz w:val="21"/>
-              </w:rPr>
-              <w:t>A message "Password must contain at least one special character (e.g. !@#$%)" is displayed</w:t>
             </w:r>
           </w:p>
         </w:tc>
@@ -1820,193 +1013,7 @@
                 <w:rFonts w:ascii="Calibri" w:hAnsi="Calibri"/>
                 <w:sz w:val="21"/>
               </w:rPr>
-              <w:t>Check if a password of 6 or more characters is saved</w:t>
-            </w:r>
-          </w:p>
-          <w:p>
-            <w:pPr>
-              <w:spacing w:after="0"/>
-            </w:pPr>
-            <w:r>
-              <w:rPr>
-                <w:rFonts w:ascii="Calibri" w:hAnsi="Calibri"/>
-                <w:sz w:val="21"/>
-              </w:rPr>
-              <w:t>Enter a new password of 6 characters or more that follows the rules, then click Save new password</w:t>
-            </w:r>
-          </w:p>
-        </w:tc>
-        <w:tc>
-          <w:tcPr>
-            <w:tcW w:type="dxa" w:w="4700"/>
-          </w:tcPr>
-          <w:p>
-            <w:pPr>
-              <w:spacing w:after="0"/>
-            </w:pPr>
-            <w:r/>
-            <w:r>
-              <w:rPr>
-                <w:rFonts w:ascii="Calibri" w:hAnsi="Calibri"/>
-                <w:sz w:val="21"/>
-              </w:rPr>
-              <w:t>The password is saved and the user is taken to the Sign in page</w:t>
-            </w:r>
-          </w:p>
-        </w:tc>
-        <w:tc>
-          <w:tcPr>
-            <w:tcW w:type="dxa" w:w="2100"/>
-          </w:tcPr>
-          <w:p/>
-        </w:tc>
-        <w:tc>
-          <w:tcPr>
-            <w:tcW w:type="dxa" w:w="1520"/>
-          </w:tcPr>
-          <w:p/>
-        </w:tc>
-        <w:tc>
-          <w:tcPr>
-            <w:tcW w:type="dxa" w:w="1100"/>
-          </w:tcPr>
-          <w:p/>
-        </w:tc>
-      </w:tr>
-      <w:tr>
-        <w:tc>
-          <w:tcPr>
-            <w:tcW w:type="dxa" w:w="1900"/>
-            <w:vMerge/>
-          </w:tcPr>
-          <w:p/>
-        </w:tc>
-        <w:tc>
-          <w:tcPr>
-            <w:tcW w:type="dxa" w:w="600"/>
-          </w:tcPr>
-          <w:p/>
-        </w:tc>
-        <w:tc>
-          <w:tcPr>
-            <w:tcW w:type="dxa" w:w="2300"/>
-          </w:tcPr>
-          <w:p/>
-        </w:tc>
-        <w:tc>
-          <w:tcPr>
-            <w:tcW w:type="dxa" w:w="4500"/>
-          </w:tcPr>
-          <w:p>
-            <w:pPr>
-              <w:spacing w:after="0"/>
-            </w:pPr>
-            <w:r/>
-            <w:r>
-              <w:rPr>
-                <w:rFonts w:ascii="Calibri" w:hAnsi="Calibri"/>
-                <w:sz w:val="21"/>
-              </w:rPr>
-              <w:t>Check if the password is shorter than 6 characters</w:t>
-            </w:r>
-          </w:p>
-          <w:p>
-            <w:pPr>
-              <w:spacing w:after="0"/>
-            </w:pPr>
-            <w:r>
-              <w:rPr>
-                <w:rFonts w:ascii="Calibri" w:hAnsi="Calibri"/>
-                <w:sz w:val="21"/>
-              </w:rPr>
-              <w:t>Enter a new password with fewer than 6 characters</w:t>
-            </w:r>
-          </w:p>
-        </w:tc>
-        <w:tc>
-          <w:tcPr>
-            <w:tcW w:type="dxa" w:w="4700"/>
-          </w:tcPr>
-          <w:p>
-            <w:pPr>
-              <w:spacing w:after="0"/>
-            </w:pPr>
-            <w:r/>
-            <w:r>
-              <w:rPr>
-                <w:rFonts w:ascii="Calibri" w:hAnsi="Calibri"/>
-                <w:sz w:val="21"/>
-              </w:rPr>
-              <w:t>A message "Password must be at least 6 characters long" is displayed</w:t>
-            </w:r>
-          </w:p>
-        </w:tc>
-        <w:tc>
-          <w:tcPr>
-            <w:tcW w:type="dxa" w:w="2100"/>
-          </w:tcPr>
-          <w:p/>
-        </w:tc>
-        <w:tc>
-          <w:tcPr>
-            <w:tcW w:type="dxa" w:w="1520"/>
-          </w:tcPr>
-          <w:p/>
-        </w:tc>
-        <w:tc>
-          <w:tcPr>
-            <w:tcW w:type="dxa" w:w="1100"/>
-          </w:tcPr>
-          <w:p/>
-        </w:tc>
-      </w:tr>
-      <w:tr>
-        <w:tc>
-          <w:tcPr>
-            <w:tcW w:type="dxa" w:w="1900"/>
-            <w:vMerge/>
-          </w:tcPr>
-          <w:p/>
-        </w:tc>
-        <w:tc>
-          <w:tcPr>
-            <w:tcW w:type="dxa" w:w="600"/>
-          </w:tcPr>
-          <w:p/>
-        </w:tc>
-        <w:tc>
-          <w:tcPr>
-            <w:tcW w:type="dxa" w:w="2300"/>
-          </w:tcPr>
-          <w:p/>
-        </w:tc>
-        <w:tc>
-          <w:tcPr>
-            <w:tcW w:type="dxa" w:w="4500"/>
-          </w:tcPr>
-          <w:p>
-            <w:pPr>
-              <w:spacing w:after="0"/>
-            </w:pPr>
-            <w:r/>
-            <w:r>
-              <w:rPr>
-                <w:rFonts w:ascii="Calibri" w:hAnsi="Calibri"/>
-                <w:sz w:val="21"/>
-              </w:rPr>
-              <w:t>Check if a 6th wrong sign-in is blocked</w:t>
-            </w:r>
-          </w:p>
-          <w:p>
-            <w:pPr>
-              <w:spacing w:after="0"/>
-            </w:pPr>
-            <w:r>
-              <w:rPr>
-                <w:rFonts w:ascii="Calibri" w:hAnsi="Calibri"/>
-                <w:sz w:val="21"/>
-              </w:rPr>
-              <w:t>Enter a wrong password 5 times within 15 minutes, then try a 6th time</w:t>
+              <w:t>Check if a 6th wrong sign-in is blocked: enter a wrong password 5 times within 15 minutes, then try a 6th time</w:t>
             </w:r>
           </w:p>
         </w:tc>
@@ -2164,19 +1171,7 @@
                 <w:rFonts w:ascii="Calibri" w:hAnsi="Calibri"/>
                 <w:sz w:val="21"/>
               </w:rPr>
-              <w:t>Check if the two passwords do not match</w:t>
-            </w:r>
-          </w:p>
-          <w:p>
-            <w:pPr>
-              <w:spacing w:after="0"/>
-            </w:pPr>
-            <w:r>
-              <w:rPr>
-                <w:rFonts w:ascii="Calibri" w:hAnsi="Calibri"/>
-                <w:sz w:val="21"/>
-              </w:rPr>
-              <w:t>Open a reset link, enter a new password and a different password in Confirm password, then click Save new password</w:t>
+              <w:t>Check if the two passwords do not match: open a reset link, enter a new password and a different password in Confirm password, then click Save new password</w:t>
             </w:r>
           </w:p>
         </w:tc>
@@ -2334,106 +1329,7 @@
                 <w:rFonts w:ascii="Calibri" w:hAnsi="Calibri"/>
                 <w:sz w:val="21"/>
               </w:rPr>
-              <w:t>Check if a saved account can sign in</w:t>
-            </w:r>
-          </w:p>
-          <w:p>
-            <w:pPr>
-              <w:spacing w:after="0"/>
-            </w:pPr>
-            <w:r>
-              <w:rPr>
-                <w:rFonts w:ascii="Calibri" w:hAnsi="Calibri"/>
-                <w:sz w:val="21"/>
-              </w:rPr>
-              <w:t>Enter a username and password that are saved in the system, then click Sign in</w:t>
-            </w:r>
-          </w:p>
-        </w:tc>
-        <w:tc>
-          <w:tcPr>
-            <w:tcW w:type="dxa" w:w="4700"/>
-          </w:tcPr>
-          <w:p>
-            <w:pPr>
-              <w:spacing w:after="0"/>
-            </w:pPr>
-            <w:r/>
-            <w:r>
-              <w:rPr>
-                <w:rFonts w:ascii="Calibri" w:hAnsi="Calibri"/>
-                <w:sz w:val="21"/>
-              </w:rPr>
-              <w:t>The user is signed in</w:t>
-            </w:r>
-          </w:p>
-        </w:tc>
-        <w:tc>
-          <w:tcPr>
-            <w:tcW w:type="dxa" w:w="2100"/>
-          </w:tcPr>
-          <w:p/>
-        </w:tc>
-        <w:tc>
-          <w:tcPr>
-            <w:tcW w:type="dxa" w:w="1520"/>
-          </w:tcPr>
-          <w:p/>
-        </w:tc>
-        <w:tc>
-          <w:tcPr>
-            <w:tcW w:type="dxa" w:w="1100"/>
-          </w:tcPr>
-          <w:p/>
-        </w:tc>
-      </w:tr>
-      <w:tr>
-        <w:tc>
-          <w:tcPr>
-            <w:tcW w:type="dxa" w:w="1900"/>
-            <w:vMerge/>
-          </w:tcPr>
-          <w:p/>
-        </w:tc>
-        <w:tc>
-          <w:tcPr>
-            <w:tcW w:type="dxa" w:w="600"/>
-          </w:tcPr>
-          <w:p/>
-        </w:tc>
-        <w:tc>
-          <w:tcPr>
-            <w:tcW w:type="dxa" w:w="2300"/>
-          </w:tcPr>
-          <w:p/>
-        </w:tc>
-        <w:tc>
-          <w:tcPr>
-            <w:tcW w:type="dxa" w:w="4500"/>
-          </w:tcPr>
-          <w:p>
-            <w:pPr>
-              <w:spacing w:after="0"/>
-            </w:pPr>
-            <w:r/>
-            <w:r>
-              <w:rPr>
-                <w:rFonts w:ascii="Calibri" w:hAnsi="Calibri"/>
-                <w:sz w:val="21"/>
-              </w:rPr>
-              <w:t>Check if the password is wrong</w:t>
-            </w:r>
-          </w:p>
-          <w:p>
-            <w:pPr>
-              <w:spacing w:after="0"/>
-            </w:pPr>
-            <w:r>
-              <w:rPr>
-                <w:rFonts w:ascii="Calibri" w:hAnsi="Calibri"/>
-                <w:sz w:val="21"/>
-              </w:rPr>
-              <w:t>Enter a username with a wrong password, then click Sign in</w:t>
+              <w:t>Check if the password is wrong: enter a username with a wrong password, then click Sign in</w:t>
             </w:r>
           </w:p>
         </w:tc>
@@ -2452,267 +1348,6 @@
                 <w:sz w:val="21"/>
               </w:rPr>
               <w:t>A message "Invalid username or password" is displayed</w:t>
-            </w:r>
-          </w:p>
-        </w:tc>
-        <w:tc>
-          <w:tcPr>
-            <w:tcW w:type="dxa" w:w="2100"/>
-          </w:tcPr>
-          <w:p/>
-        </w:tc>
-        <w:tc>
-          <w:tcPr>
-            <w:tcW w:type="dxa" w:w="1520"/>
-          </w:tcPr>
-          <w:p/>
-        </w:tc>
-        <w:tc>
-          <w:tcPr>
-            <w:tcW w:type="dxa" w:w="1100"/>
-          </w:tcPr>
-          <w:p/>
-        </w:tc>
-      </w:tr>
-      <w:tr>
-        <w:tc>
-          <w:tcPr>
-            <w:tcW w:type="dxa" w:w="1900"/>
-            <w:vMerge/>
-          </w:tcPr>
-          <w:p/>
-        </w:tc>
-        <w:tc>
-          <w:tcPr>
-            <w:tcW w:type="dxa" w:w="600"/>
-          </w:tcPr>
-          <w:p/>
-        </w:tc>
-        <w:tc>
-          <w:tcPr>
-            <w:tcW w:type="dxa" w:w="2300"/>
-          </w:tcPr>
-          <w:p/>
-        </w:tc>
-        <w:tc>
-          <w:tcPr>
-            <w:tcW w:type="dxa" w:w="4500"/>
-          </w:tcPr>
-          <w:p>
-            <w:pPr>
-              <w:spacing w:after="0"/>
-            </w:pPr>
-            <w:r/>
-            <w:r>
-              <w:rPr>
-                <w:rFonts w:ascii="Calibri" w:hAnsi="Calibri"/>
-                <w:sz w:val="21"/>
-              </w:rPr>
-              <w:t>Check if the email is not yet confirmed</w:t>
-            </w:r>
-          </w:p>
-          <w:p>
-            <w:pPr>
-              <w:spacing w:after="0"/>
-            </w:pPr>
-            <w:r>
-              <w:rPr>
-                <w:rFonts w:ascii="Calibri" w:hAnsi="Calibri"/>
-                <w:sz w:val="21"/>
-              </w:rPr>
-              <w:t>Sign in with an account whose email is not yet confirmed</w:t>
-            </w:r>
-          </w:p>
-        </w:tc>
-        <w:tc>
-          <w:tcPr>
-            <w:tcW w:type="dxa" w:w="4700"/>
-          </w:tcPr>
-          <w:p>
-            <w:pPr>
-              <w:spacing w:after="0"/>
-            </w:pPr>
-            <w:r/>
-            <w:r>
-              <w:rPr>
-                <w:rFonts w:ascii="Calibri" w:hAnsi="Calibri"/>
-                <w:sz w:val="21"/>
-              </w:rPr>
-              <w:t>A message "Please confirm your email address first. Check (email) for the confirmation link." is displayed with a "Resend it" link</w:t>
-            </w:r>
-          </w:p>
-        </w:tc>
-        <w:tc>
-          <w:tcPr>
-            <w:tcW w:type="dxa" w:w="2100"/>
-          </w:tcPr>
-          <w:p/>
-        </w:tc>
-        <w:tc>
-          <w:tcPr>
-            <w:tcW w:type="dxa" w:w="1520"/>
-          </w:tcPr>
-          <w:p/>
-        </w:tc>
-        <w:tc>
-          <w:tcPr>
-            <w:tcW w:type="dxa" w:w="1100"/>
-          </w:tcPr>
-          <w:p/>
-        </w:tc>
-      </w:tr>
-      <w:tr>
-        <w:tc>
-          <w:tcPr>
-            <w:tcW w:type="dxa" w:w="1900"/>
-            <w:vMerge/>
-          </w:tcPr>
-          <w:p/>
-        </w:tc>
-        <w:tc>
-          <w:tcPr>
-            <w:tcW w:type="dxa" w:w="600"/>
-          </w:tcPr>
-          <w:p/>
-        </w:tc>
-        <w:tc>
-          <w:tcPr>
-            <w:tcW w:type="dxa" w:w="2300"/>
-          </w:tcPr>
-          <w:p/>
-        </w:tc>
-        <w:tc>
-          <w:tcPr>
-            <w:tcW w:type="dxa" w:w="4500"/>
-          </w:tcPr>
-          <w:p>
-            <w:pPr>
-              <w:spacing w:after="0"/>
-            </w:pPr>
-            <w:r/>
-            <w:r>
-              <w:rPr>
-                <w:rFonts w:ascii="Calibri" w:hAnsi="Calibri"/>
-                <w:sz w:val="21"/>
-              </w:rPr>
-              <w:t>Check if the account is deactivated</w:t>
-            </w:r>
-          </w:p>
-          <w:p>
-            <w:pPr>
-              <w:spacing w:after="0"/>
-            </w:pPr>
-            <w:r>
-              <w:rPr>
-                <w:rFonts w:ascii="Calibri" w:hAnsi="Calibri"/>
-                <w:sz w:val="21"/>
-              </w:rPr>
-              <w:t>Sign in with an account that was deactivated</w:t>
-            </w:r>
-          </w:p>
-        </w:tc>
-        <w:tc>
-          <w:tcPr>
-            <w:tcW w:type="dxa" w:w="4700"/>
-          </w:tcPr>
-          <w:p>
-            <w:pPr>
-              <w:spacing w:after="0"/>
-            </w:pPr>
-            <w:r/>
-            <w:r>
-              <w:rPr>
-                <w:rFonts w:ascii="Calibri" w:hAnsi="Calibri"/>
-                <w:sz w:val="21"/>
-              </w:rPr>
-              <w:t>A message "Invalid username or password" is displayed and the account cannot sign in</w:t>
-            </w:r>
-          </w:p>
-        </w:tc>
-        <w:tc>
-          <w:tcPr>
-            <w:tcW w:type="dxa" w:w="2100"/>
-          </w:tcPr>
-          <w:p/>
-        </w:tc>
-        <w:tc>
-          <w:tcPr>
-            <w:tcW w:type="dxa" w:w="1520"/>
-          </w:tcPr>
-          <w:p/>
-        </w:tc>
-        <w:tc>
-          <w:tcPr>
-            <w:tcW w:type="dxa" w:w="1100"/>
-          </w:tcPr>
-          <w:p/>
-        </w:tc>
-      </w:tr>
-      <w:tr>
-        <w:tc>
-          <w:tcPr>
-            <w:tcW w:type="dxa" w:w="1900"/>
-            <w:vMerge/>
-          </w:tcPr>
-          <w:p/>
-        </w:tc>
-        <w:tc>
-          <w:tcPr>
-            <w:tcW w:type="dxa" w:w="600"/>
-          </w:tcPr>
-          <w:p/>
-        </w:tc>
-        <w:tc>
-          <w:tcPr>
-            <w:tcW w:type="dxa" w:w="2300"/>
-          </w:tcPr>
-          <w:p/>
-        </w:tc>
-        <w:tc>
-          <w:tcPr>
-            <w:tcW w:type="dxa" w:w="4500"/>
-          </w:tcPr>
-          <w:p>
-            <w:pPr>
-              <w:spacing w:after="0"/>
-            </w:pPr>
-            <w:r/>
-            <w:r>
-              <w:rPr>
-                <w:rFonts w:ascii="Calibri" w:hAnsi="Calibri"/>
-                <w:sz w:val="21"/>
-              </w:rPr>
-              <w:t>Check if the reset link has expired or was used</w:t>
-            </w:r>
-          </w:p>
-          <w:p>
-            <w:pPr>
-              <w:spacing w:after="0"/>
-            </w:pPr>
-            <w:r>
-              <w:rPr>
-                <w:rFonts w:ascii="Calibri" w:hAnsi="Calibri"/>
-                <w:sz w:val="21"/>
-              </w:rPr>
-              <w:t>Open a reset link that has expired or was already used</w:t>
-            </w:r>
-          </w:p>
-        </w:tc>
-        <w:tc>
-          <w:tcPr>
-            <w:tcW w:type="dxa" w:w="4700"/>
-          </w:tcPr>
-          <w:p>
-            <w:pPr>
-              <w:spacing w:after="0"/>
-            </w:pPr>
-            <w:r/>
-            <w:r>
-              <w:rPr>
-                <w:rFonts w:ascii="Calibri" w:hAnsi="Calibri"/>
-                <w:sz w:val="21"/>
-              </w:rPr>
-              <w:t>A message "This reset link is invalid or has expired. Please request a new one." is displayed</w:t>
             </w:r>
           </w:p>
         </w:tc>
@@ -2852,106 +1487,7 @@
                 <w:rFonts w:ascii="Calibri" w:hAnsi="Calibri"/>
                 <w:sz w:val="21"/>
               </w:rPr>
-              <w:t>Check if the Administrator opens the Dashboard</w:t>
-            </w:r>
-          </w:p>
-          <w:p>
-            <w:pPr>
-              <w:spacing w:after="0"/>
-            </w:pPr>
-            <w:r>
-              <w:rPr>
-                <w:rFonts w:ascii="Calibri" w:hAnsi="Calibri"/>
-                <w:sz w:val="21"/>
-              </w:rPr>
-              <w:t>Sign in as Administrator</w:t>
-            </w:r>
-          </w:p>
-        </w:tc>
-        <w:tc>
-          <w:tcPr>
-            <w:tcW w:type="dxa" w:w="4700"/>
-          </w:tcPr>
-          <w:p>
-            <w:pPr>
-              <w:spacing w:after="0"/>
-            </w:pPr>
-            <w:r/>
-            <w:r>
-              <w:rPr>
-                <w:rFonts w:ascii="Calibri" w:hAnsi="Calibri"/>
-                <w:sz w:val="21"/>
-              </w:rPr>
-              <w:t>The Dashboard opens: the administrator's home page, with the shop's figures</w:t>
-            </w:r>
-          </w:p>
-        </w:tc>
-        <w:tc>
-          <w:tcPr>
-            <w:tcW w:type="dxa" w:w="2100"/>
-          </w:tcPr>
-          <w:p/>
-        </w:tc>
-        <w:tc>
-          <w:tcPr>
-            <w:tcW w:type="dxa" w:w="1520"/>
-          </w:tcPr>
-          <w:p/>
-        </w:tc>
-        <w:tc>
-          <w:tcPr>
-            <w:tcW w:type="dxa" w:w="1100"/>
-          </w:tcPr>
-          <w:p/>
-        </w:tc>
-      </w:tr>
-      <w:tr>
-        <w:tc>
-          <w:tcPr>
-            <w:tcW w:type="dxa" w:w="1900"/>
-            <w:vMerge/>
-          </w:tcPr>
-          <w:p/>
-        </w:tc>
-        <w:tc>
-          <w:tcPr>
-            <w:tcW w:type="dxa" w:w="600"/>
-          </w:tcPr>
-          <w:p/>
-        </w:tc>
-        <w:tc>
-          <w:tcPr>
-            <w:tcW w:type="dxa" w:w="2300"/>
-          </w:tcPr>
-          <w:p/>
-        </w:tc>
-        <w:tc>
-          <w:tcPr>
-            <w:tcW w:type="dxa" w:w="4500"/>
-          </w:tcPr>
-          <w:p>
-            <w:pPr>
-              <w:spacing w:after="0"/>
-            </w:pPr>
-            <w:r/>
-            <w:r>
-              <w:rPr>
-                <w:rFonts w:ascii="Calibri" w:hAnsi="Calibri"/>
-                <w:sz w:val="21"/>
-              </w:rPr>
-              <w:t>Check if the Cashier opens the Point of Sale</w:t>
-            </w:r>
-          </w:p>
-          <w:p>
-            <w:pPr>
-              <w:spacing w:after="0"/>
-            </w:pPr>
-            <w:r>
-              <w:rPr>
-                <w:rFonts w:ascii="Calibri" w:hAnsi="Calibri"/>
-                <w:sz w:val="21"/>
-              </w:rPr>
-              <w:t>Sign in as Cashier</w:t>
+              <w:t>Check if the Cashier opens the Point of Sale: sign in as Cashier</w:t>
             </w:r>
           </w:p>
         </w:tc>
@@ -3026,106 +1562,7 @@
                 <w:rFonts w:ascii="Calibri" w:hAnsi="Calibri"/>
                 <w:sz w:val="21"/>
               </w:rPr>
-              <w:t>Check if the Supplier opens the Supplier Portal</w:t>
-            </w:r>
-          </w:p>
-          <w:p>
-            <w:pPr>
-              <w:spacing w:after="0"/>
-            </w:pPr>
-            <w:r>
-              <w:rPr>
-                <w:rFonts w:ascii="Calibri" w:hAnsi="Calibri"/>
-                <w:sz w:val="21"/>
-              </w:rPr>
-              <w:t>Sign in as Supplier</w:t>
-            </w:r>
-          </w:p>
-        </w:tc>
-        <w:tc>
-          <w:tcPr>
-            <w:tcW w:type="dxa" w:w="4700"/>
-          </w:tcPr>
-          <w:p>
-            <w:pPr>
-              <w:spacing w:after="0"/>
-            </w:pPr>
-            <w:r/>
-            <w:r>
-              <w:rPr>
-                <w:rFonts w:ascii="Calibri" w:hAnsi="Calibri"/>
-                <w:sz w:val="21"/>
-              </w:rPr>
-              <w:t>The Supplier Portal opens with that supplier's own orders and products</w:t>
-            </w:r>
-          </w:p>
-        </w:tc>
-        <w:tc>
-          <w:tcPr>
-            <w:tcW w:type="dxa" w:w="2100"/>
-          </w:tcPr>
-          <w:p/>
-        </w:tc>
-        <w:tc>
-          <w:tcPr>
-            <w:tcW w:type="dxa" w:w="1520"/>
-          </w:tcPr>
-          <w:p/>
-        </w:tc>
-        <w:tc>
-          <w:tcPr>
-            <w:tcW w:type="dxa" w:w="1100"/>
-          </w:tcPr>
-          <w:p/>
-        </w:tc>
-      </w:tr>
-      <w:tr>
-        <w:tc>
-          <w:tcPr>
-            <w:tcW w:type="dxa" w:w="1900"/>
-            <w:vMerge/>
-          </w:tcPr>
-          <w:p/>
-        </w:tc>
-        <w:tc>
-          <w:tcPr>
-            <w:tcW w:type="dxa" w:w="600"/>
-          </w:tcPr>
-          <w:p/>
-        </w:tc>
-        <w:tc>
-          <w:tcPr>
-            <w:tcW w:type="dxa" w:w="2300"/>
-          </w:tcPr>
-          <w:p/>
-        </w:tc>
-        <w:tc>
-          <w:tcPr>
-            <w:tcW w:type="dxa" w:w="4500"/>
-          </w:tcPr>
-          <w:p>
-            <w:pPr>
-              <w:spacing w:after="0"/>
-            </w:pPr>
-            <w:r/>
-            <w:r>
-              <w:rPr>
-                <w:rFonts w:ascii="Calibri" w:hAnsi="Calibri"/>
-                <w:sz w:val="21"/>
-              </w:rPr>
-              <w:t>Check if "Keep me signed in" keeps the session</w:t>
-            </w:r>
-          </w:p>
-          <w:p>
-            <w:pPr>
-              <w:spacing w:after="0"/>
-            </w:pPr>
-            <w:r>
-              <w:rPr>
-                <w:rFonts w:ascii="Calibri" w:hAnsi="Calibri"/>
-                <w:sz w:val="21"/>
-              </w:rPr>
-              <w:t>Tick "Keep me signed in", sign in, close the browser and open FETCH again</w:t>
+              <w:t>Check if "Keep me signed in" keeps the session: tick "Keep me signed in", sign in, close the browser and open FETCH again</w:t>
             </w:r>
           </w:p>
         </w:tc>
@@ -3367,19 +1804,7 @@
                 <w:rFonts w:ascii="Calibri" w:hAnsi="Calibri"/>
                 <w:sz w:val="21"/>
               </w:rPr>
-              <w:t>Check if a cashier can open Inventory</w:t>
-            </w:r>
-          </w:p>
-          <w:p>
-            <w:pPr>
-              <w:spacing w:after="0"/>
-            </w:pPr>
-            <w:r>
-              <w:rPr>
-                <w:rFonts w:ascii="Calibri" w:hAnsi="Calibri"/>
-                <w:sz w:val="21"/>
-              </w:rPr>
-              <w:t>Sign in as Cashier, then type the address of the Inventory page (inventory.html)</w:t>
+              <w:t>Check if a cashier can open Inventory: sign in as Cashier, then type the address of the Inventory page (inventory.html)</w:t>
             </w:r>
           </w:p>
         </w:tc>
@@ -3621,106 +2046,7 @@
                 <w:rFonts w:ascii="Calibri" w:hAnsi="Calibri"/>
                 <w:sz w:val="21"/>
               </w:rPr>
-              <w:t>Check if a complete profile is saved</w:t>
-            </w:r>
-          </w:p>
-          <w:p>
-            <w:pPr>
-              <w:spacing w:after="0"/>
-            </w:pPr>
-            <w:r>
-              <w:rPr>
-                <w:rFonts w:ascii="Calibri" w:hAnsi="Calibri"/>
-                <w:sz w:val="21"/>
-              </w:rPr>
-              <w:t>In Profile, fill in Full name and Email, then click Save changes</w:t>
-            </w:r>
-          </w:p>
-        </w:tc>
-        <w:tc>
-          <w:tcPr>
-            <w:tcW w:type="dxa" w:w="4700"/>
-          </w:tcPr>
-          <w:p>
-            <w:pPr>
-              <w:spacing w:after="0"/>
-            </w:pPr>
-            <w:r/>
-            <w:r>
-              <w:rPr>
-                <w:rFonts w:ascii="Calibri" w:hAnsi="Calibri"/>
-                <w:sz w:val="21"/>
-              </w:rPr>
-              <w:t>A message "Profile updated" is displayed</w:t>
-            </w:r>
-          </w:p>
-        </w:tc>
-        <w:tc>
-          <w:tcPr>
-            <w:tcW w:type="dxa" w:w="2100"/>
-          </w:tcPr>
-          <w:p/>
-        </w:tc>
-        <w:tc>
-          <w:tcPr>
-            <w:tcW w:type="dxa" w:w="1520"/>
-          </w:tcPr>
-          <w:p/>
-        </w:tc>
-        <w:tc>
-          <w:tcPr>
-            <w:tcW w:type="dxa" w:w="1100"/>
-          </w:tcPr>
-          <w:p/>
-        </w:tc>
-      </w:tr>
-      <w:tr>
-        <w:tc>
-          <w:tcPr>
-            <w:tcW w:type="dxa" w:w="1900"/>
-            <w:vMerge/>
-          </w:tcPr>
-          <w:p/>
-        </w:tc>
-        <w:tc>
-          <w:tcPr>
-            <w:tcW w:type="dxa" w:w="600"/>
-          </w:tcPr>
-          <w:p/>
-        </w:tc>
-        <w:tc>
-          <w:tcPr>
-            <w:tcW w:type="dxa" w:w="2300"/>
-          </w:tcPr>
-          <w:p/>
-        </w:tc>
-        <w:tc>
-          <w:tcPr>
-            <w:tcW w:type="dxa" w:w="4500"/>
-          </w:tcPr>
-          <w:p>
-            <w:pPr>
-              <w:spacing w:after="0"/>
-            </w:pPr>
-            <w:r/>
-            <w:r>
-              <w:rPr>
-                <w:rFonts w:ascii="Calibri" w:hAnsi="Calibri"/>
-                <w:sz w:val="21"/>
-              </w:rPr>
-              <w:t>Check if Full name is empty</w:t>
-            </w:r>
-          </w:p>
-          <w:p>
-            <w:pPr>
-              <w:spacing w:after="0"/>
-            </w:pPr>
-            <w:r>
-              <w:rPr>
-                <w:rFonts w:ascii="Calibri" w:hAnsi="Calibri"/>
-                <w:sz w:val="21"/>
-              </w:rPr>
-              <w:t>In Profile, clear Full name, then click Save changes</w:t>
+              <w:t>Check if Full name is empty: in Profile, clear Full name, then click Save changes</w:t>
             </w:r>
           </w:p>
         </w:tc>
@@ -3739,267 +2065,6 @@
                 <w:sz w:val="21"/>
               </w:rPr>
               <w:t>A message "Please enter your full name" is displayed</w:t>
-            </w:r>
-          </w:p>
-        </w:tc>
-        <w:tc>
-          <w:tcPr>
-            <w:tcW w:type="dxa" w:w="2100"/>
-          </w:tcPr>
-          <w:p/>
-        </w:tc>
-        <w:tc>
-          <w:tcPr>
-            <w:tcW w:type="dxa" w:w="1520"/>
-          </w:tcPr>
-          <w:p/>
-        </w:tc>
-        <w:tc>
-          <w:tcPr>
-            <w:tcW w:type="dxa" w:w="1100"/>
-          </w:tcPr>
-          <w:p/>
-        </w:tc>
-      </w:tr>
-      <w:tr>
-        <w:tc>
-          <w:tcPr>
-            <w:tcW w:type="dxa" w:w="1900"/>
-            <w:vMerge/>
-          </w:tcPr>
-          <w:p/>
-        </w:tc>
-        <w:tc>
-          <w:tcPr>
-            <w:tcW w:type="dxa" w:w="600"/>
-          </w:tcPr>
-          <w:p/>
-        </w:tc>
-        <w:tc>
-          <w:tcPr>
-            <w:tcW w:type="dxa" w:w="2300"/>
-          </w:tcPr>
-          <w:p/>
-        </w:tc>
-        <w:tc>
-          <w:tcPr>
-            <w:tcW w:type="dxa" w:w="4500"/>
-          </w:tcPr>
-          <w:p>
-            <w:pPr>
-              <w:spacing w:after="0"/>
-            </w:pPr>
-            <w:r/>
-            <w:r>
-              <w:rPr>
-                <w:rFonts w:ascii="Calibri" w:hAnsi="Calibri"/>
-                <w:sz w:val="21"/>
-              </w:rPr>
-              <w:t>Check if Current password is empty</w:t>
-            </w:r>
-          </w:p>
-          <w:p>
-            <w:pPr>
-              <w:spacing w:after="0"/>
-            </w:pPr>
-            <w:r>
-              <w:rPr>
-                <w:rFonts w:ascii="Calibri" w:hAnsi="Calibri"/>
-                <w:sz w:val="21"/>
-              </w:rPr>
-              <w:t>In Password, leave Current password empty, then click Update password</w:t>
-            </w:r>
-          </w:p>
-        </w:tc>
-        <w:tc>
-          <w:tcPr>
-            <w:tcW w:type="dxa" w:w="4700"/>
-          </w:tcPr>
-          <w:p>
-            <w:pPr>
-              <w:spacing w:after="0"/>
-            </w:pPr>
-            <w:r/>
-            <w:r>
-              <w:rPr>
-                <w:rFonts w:ascii="Calibri" w:hAnsi="Calibri"/>
-                <w:sz w:val="21"/>
-              </w:rPr>
-              <w:t>A message "Enter current password" is displayed</w:t>
-            </w:r>
-          </w:p>
-        </w:tc>
-        <w:tc>
-          <w:tcPr>
-            <w:tcW w:type="dxa" w:w="2100"/>
-          </w:tcPr>
-          <w:p/>
-        </w:tc>
-        <w:tc>
-          <w:tcPr>
-            <w:tcW w:type="dxa" w:w="1520"/>
-          </w:tcPr>
-          <w:p/>
-        </w:tc>
-        <w:tc>
-          <w:tcPr>
-            <w:tcW w:type="dxa" w:w="1100"/>
-          </w:tcPr>
-          <w:p/>
-        </w:tc>
-      </w:tr>
-      <w:tr>
-        <w:tc>
-          <w:tcPr>
-            <w:tcW w:type="dxa" w:w="1900"/>
-            <w:vMerge/>
-          </w:tcPr>
-          <w:p/>
-        </w:tc>
-        <w:tc>
-          <w:tcPr>
-            <w:tcW w:type="dxa" w:w="600"/>
-          </w:tcPr>
-          <w:p/>
-        </w:tc>
-        <w:tc>
-          <w:tcPr>
-            <w:tcW w:type="dxa" w:w="2300"/>
-          </w:tcPr>
-          <w:p/>
-        </w:tc>
-        <w:tc>
-          <w:tcPr>
-            <w:tcW w:type="dxa" w:w="4500"/>
-          </w:tcPr>
-          <w:p>
-            <w:pPr>
-              <w:spacing w:after="0"/>
-            </w:pPr>
-            <w:r/>
-            <w:r>
-              <w:rPr>
-                <w:rFonts w:ascii="Calibri" w:hAnsi="Calibri"/>
-                <w:sz w:val="21"/>
-              </w:rPr>
-              <w:t>Check if New password is empty</w:t>
-            </w:r>
-          </w:p>
-          <w:p>
-            <w:pPr>
-              <w:spacing w:after="0"/>
-            </w:pPr>
-            <w:r>
-              <w:rPr>
-                <w:rFonts w:ascii="Calibri" w:hAnsi="Calibri"/>
-                <w:sz w:val="21"/>
-              </w:rPr>
-              <w:t>In Password, leave New password empty, then click Update password</w:t>
-            </w:r>
-          </w:p>
-        </w:tc>
-        <w:tc>
-          <w:tcPr>
-            <w:tcW w:type="dxa" w:w="4700"/>
-          </w:tcPr>
-          <w:p>
-            <w:pPr>
-              <w:spacing w:after="0"/>
-            </w:pPr>
-            <w:r/>
-            <w:r>
-              <w:rPr>
-                <w:rFonts w:ascii="Calibri" w:hAnsi="Calibri"/>
-                <w:sz w:val="21"/>
-              </w:rPr>
-              <w:t>A message "Enter new password" is displayed</w:t>
-            </w:r>
-          </w:p>
-        </w:tc>
-        <w:tc>
-          <w:tcPr>
-            <w:tcW w:type="dxa" w:w="2100"/>
-          </w:tcPr>
-          <w:p/>
-        </w:tc>
-        <w:tc>
-          <w:tcPr>
-            <w:tcW w:type="dxa" w:w="1520"/>
-          </w:tcPr>
-          <w:p/>
-        </w:tc>
-        <w:tc>
-          <w:tcPr>
-            <w:tcW w:type="dxa" w:w="1100"/>
-          </w:tcPr>
-          <w:p/>
-        </w:tc>
-      </w:tr>
-      <w:tr>
-        <w:tc>
-          <w:tcPr>
-            <w:tcW w:type="dxa" w:w="1900"/>
-            <w:vMerge/>
-          </w:tcPr>
-          <w:p/>
-        </w:tc>
-        <w:tc>
-          <w:tcPr>
-            <w:tcW w:type="dxa" w:w="600"/>
-          </w:tcPr>
-          <w:p/>
-        </w:tc>
-        <w:tc>
-          <w:tcPr>
-            <w:tcW w:type="dxa" w:w="2300"/>
-          </w:tcPr>
-          <w:p/>
-        </w:tc>
-        <w:tc>
-          <w:tcPr>
-            <w:tcW w:type="dxa" w:w="4500"/>
-          </w:tcPr>
-          <w:p>
-            <w:pPr>
-              <w:spacing w:after="0"/>
-            </w:pPr>
-            <w:r/>
-            <w:r>
-              <w:rPr>
-                <w:rFonts w:ascii="Calibri" w:hAnsi="Calibri"/>
-                <w:sz w:val="21"/>
-              </w:rPr>
-              <w:t>Check if Confirm new password is empty</w:t>
-            </w:r>
-          </w:p>
-          <w:p>
-            <w:pPr>
-              <w:spacing w:after="0"/>
-            </w:pPr>
-            <w:r>
-              <w:rPr>
-                <w:rFonts w:ascii="Calibri" w:hAnsi="Calibri"/>
-                <w:sz w:val="21"/>
-              </w:rPr>
-              <w:t>In Password, leave Confirm new password empty, then click Update password</w:t>
-            </w:r>
-          </w:p>
-        </w:tc>
-        <w:tc>
-          <w:tcPr>
-            <w:tcW w:type="dxa" w:w="4700"/>
-          </w:tcPr>
-          <w:p>
-            <w:pPr>
-              <w:spacing w:after="0"/>
-            </w:pPr>
-            <w:r/>
-            <w:r>
-              <w:rPr>
-                <w:rFonts w:ascii="Calibri" w:hAnsi="Calibri"/>
-                <w:sz w:val="21"/>
-              </w:rPr>
-              <w:t>A message "Confirm new password" is displayed</w:t>
             </w:r>
           </w:p>
         </w:tc>
@@ -4139,106 +2204,7 @@
                 <w:rFonts w:ascii="Calibri" w:hAnsi="Calibri"/>
                 <w:sz w:val="21"/>
               </w:rPr>
-              <w:t>Check if a correct email is saved</w:t>
-            </w:r>
-          </w:p>
-          <w:p>
-            <w:pPr>
-              <w:spacing w:after="0"/>
-            </w:pPr>
-            <w:r>
-              <w:rPr>
-                <w:rFonts w:ascii="Calibri" w:hAnsi="Calibri"/>
-                <w:sz w:val="21"/>
-              </w:rPr>
-              <w:t>In Profile, enter an email with @, then click Save changes</w:t>
-            </w:r>
-          </w:p>
-        </w:tc>
-        <w:tc>
-          <w:tcPr>
-            <w:tcW w:type="dxa" w:w="4700"/>
-          </w:tcPr>
-          <w:p>
-            <w:pPr>
-              <w:spacing w:after="0"/>
-            </w:pPr>
-            <w:r/>
-            <w:r>
-              <w:rPr>
-                <w:rFonts w:ascii="Calibri" w:hAnsi="Calibri"/>
-                <w:sz w:val="21"/>
-              </w:rPr>
-              <w:t>The profile is saved</w:t>
-            </w:r>
-          </w:p>
-        </w:tc>
-        <w:tc>
-          <w:tcPr>
-            <w:tcW w:type="dxa" w:w="2100"/>
-          </w:tcPr>
-          <w:p/>
-        </w:tc>
-        <w:tc>
-          <w:tcPr>
-            <w:tcW w:type="dxa" w:w="1520"/>
-          </w:tcPr>
-          <w:p/>
-        </w:tc>
-        <w:tc>
-          <w:tcPr>
-            <w:tcW w:type="dxa" w:w="1100"/>
-          </w:tcPr>
-          <w:p/>
-        </w:tc>
-      </w:tr>
-      <w:tr>
-        <w:tc>
-          <w:tcPr>
-            <w:tcW w:type="dxa" w:w="1900"/>
-            <w:vMerge/>
-          </w:tcPr>
-          <w:p/>
-        </w:tc>
-        <w:tc>
-          <w:tcPr>
-            <w:tcW w:type="dxa" w:w="600"/>
-          </w:tcPr>
-          <w:p/>
-        </w:tc>
-        <w:tc>
-          <w:tcPr>
-            <w:tcW w:type="dxa" w:w="2300"/>
-          </w:tcPr>
-          <w:p/>
-        </w:tc>
-        <w:tc>
-          <w:tcPr>
-            <w:tcW w:type="dxa" w:w="4500"/>
-          </w:tcPr>
-          <w:p>
-            <w:pPr>
-              <w:spacing w:after="0"/>
-            </w:pPr>
-            <w:r/>
-            <w:r>
-              <w:rPr>
-                <w:rFonts w:ascii="Calibri" w:hAnsi="Calibri"/>
-                <w:sz w:val="21"/>
-              </w:rPr>
-              <w:t>Check if the email has no @</w:t>
-            </w:r>
-          </w:p>
-          <w:p>
-            <w:pPr>
-              <w:spacing w:after="0"/>
-            </w:pPr>
-            <w:r>
-              <w:rPr>
-                <w:rFonts w:ascii="Calibri" w:hAnsi="Calibri"/>
-                <w:sz w:val="21"/>
-              </w:rPr>
-              <w:t>In Profile, enter an email without @, then click Save changes</w:t>
+              <w:t>Check if the email has no @: in Profile, enter an email without @, then click Save changes</w:t>
             </w:r>
           </w:p>
         </w:tc>
@@ -4257,180 +2223,6 @@
                 <w:sz w:val="21"/>
               </w:rPr>
               <w:t>A message "Please enter a valid email address" is displayed</w:t>
-            </w:r>
-          </w:p>
-        </w:tc>
-        <w:tc>
-          <w:tcPr>
-            <w:tcW w:type="dxa" w:w="2100"/>
-          </w:tcPr>
-          <w:p/>
-        </w:tc>
-        <w:tc>
-          <w:tcPr>
-            <w:tcW w:type="dxa" w:w="1520"/>
-          </w:tcPr>
-          <w:p/>
-        </w:tc>
-        <w:tc>
-          <w:tcPr>
-            <w:tcW w:type="dxa" w:w="1100"/>
-          </w:tcPr>
-          <w:p/>
-        </w:tc>
-      </w:tr>
-      <w:tr>
-        <w:tc>
-          <w:tcPr>
-            <w:tcW w:type="dxa" w:w="1900"/>
-            <w:vMerge/>
-          </w:tcPr>
-          <w:p/>
-        </w:tc>
-        <w:tc>
-          <w:tcPr>
-            <w:tcW w:type="dxa" w:w="600"/>
-          </w:tcPr>
-          <w:p/>
-        </w:tc>
-        <w:tc>
-          <w:tcPr>
-            <w:tcW w:type="dxa" w:w="2300"/>
-          </w:tcPr>
-          <w:p/>
-        </w:tc>
-        <w:tc>
-          <w:tcPr>
-            <w:tcW w:type="dxa" w:w="4500"/>
-          </w:tcPr>
-          <w:p>
-            <w:pPr>
-              <w:spacing w:after="0"/>
-            </w:pPr>
-            <w:r/>
-            <w:r>
-              <w:rPr>
-                <w:rFonts w:ascii="Calibri" w:hAnsi="Calibri"/>
-                <w:sz w:val="21"/>
-              </w:rPr>
-              <w:t>Check if the new password is too weak</w:t>
-            </w:r>
-          </w:p>
-          <w:p>
-            <w:pPr>
-              <w:spacing w:after="0"/>
-            </w:pPr>
-            <w:r>
-              <w:rPr>
-                <w:rFonts w:ascii="Calibri" w:hAnsi="Calibri"/>
-                <w:sz w:val="21"/>
-              </w:rPr>
-              <w:t>In Password, enter a new password without a number or special character</w:t>
-            </w:r>
-          </w:p>
-        </w:tc>
-        <w:tc>
-          <w:tcPr>
-            <w:tcW w:type="dxa" w:w="4700"/>
-          </w:tcPr>
-          <w:p>
-            <w:pPr>
-              <w:spacing w:after="0"/>
-            </w:pPr>
-            <w:r/>
-            <w:r>
-              <w:rPr>
-                <w:rFonts w:ascii="Calibri" w:hAnsi="Calibri"/>
-                <w:sz w:val="21"/>
-              </w:rPr>
-              <w:t>A message "Password too weak" is displayed with the missing rule</w:t>
-            </w:r>
-          </w:p>
-        </w:tc>
-        <w:tc>
-          <w:tcPr>
-            <w:tcW w:type="dxa" w:w="2100"/>
-          </w:tcPr>
-          <w:p/>
-        </w:tc>
-        <w:tc>
-          <w:tcPr>
-            <w:tcW w:type="dxa" w:w="1520"/>
-          </w:tcPr>
-          <w:p/>
-        </w:tc>
-        <w:tc>
-          <w:tcPr>
-            <w:tcW w:type="dxa" w:w="1100"/>
-          </w:tcPr>
-          <w:p/>
-        </w:tc>
-      </w:tr>
-      <w:tr>
-        <w:tc>
-          <w:tcPr>
-            <w:tcW w:type="dxa" w:w="1900"/>
-            <w:vMerge/>
-          </w:tcPr>
-          <w:p/>
-        </w:tc>
-        <w:tc>
-          <w:tcPr>
-            <w:tcW w:type="dxa" w:w="600"/>
-          </w:tcPr>
-          <w:p/>
-        </w:tc>
-        <w:tc>
-          <w:tcPr>
-            <w:tcW w:type="dxa" w:w="2300"/>
-          </w:tcPr>
-          <w:p/>
-        </w:tc>
-        <w:tc>
-          <w:tcPr>
-            <w:tcW w:type="dxa" w:w="4500"/>
-          </w:tcPr>
-          <w:p>
-            <w:pPr>
-              <w:spacing w:after="0"/>
-            </w:pPr>
-            <w:r/>
-            <w:r>
-              <w:rPr>
-                <w:rFonts w:ascii="Calibri" w:hAnsi="Calibri"/>
-                <w:sz w:val="21"/>
-              </w:rPr>
-              <w:t>Check if the photo is not an image</w:t>
-            </w:r>
-          </w:p>
-          <w:p>
-            <w:pPr>
-              <w:spacing w:after="0"/>
-            </w:pPr>
-            <w:r>
-              <w:rPr>
-                <w:rFonts w:ascii="Calibri" w:hAnsi="Calibri"/>
-                <w:sz w:val="21"/>
-              </w:rPr>
-              <w:t>In Profile, upload a file that is not an image as the photo</w:t>
-            </w:r>
-          </w:p>
-        </w:tc>
-        <w:tc>
-          <w:tcPr>
-            <w:tcW w:type="dxa" w:w="4700"/>
-          </w:tcPr>
-          <w:p>
-            <w:pPr>
-              <w:spacing w:after="0"/>
-            </w:pPr>
-            <w:r/>
-            <w:r>
-              <w:rPr>
-                <w:rFonts w:ascii="Calibri" w:hAnsi="Calibri"/>
-                <w:sz w:val="21"/>
-              </w:rPr>
-              <w:t>A message "Please choose an image file" is displayed (a damaged picture shows "That image could not be loaded")</w:t>
             </w:r>
           </w:p>
         </w:tc>
@@ -4570,193 +2362,7 @@
                 <w:rFonts w:ascii="Calibri" w:hAnsi="Calibri"/>
                 <w:sz w:val="21"/>
               </w:rPr>
-              <w:t>Check if Session shows the signed-in user</w:t>
-            </w:r>
-          </w:p>
-          <w:p>
-            <w:pPr>
-              <w:spacing w:after="0"/>
-            </w:pPr>
-            <w:r>
-              <w:rPr>
-                <w:rFonts w:ascii="Calibri" w:hAnsi="Calibri"/>
-                <w:sz w:val="21"/>
-              </w:rPr>
-              <w:t>Click the Session tab</w:t>
-            </w:r>
-          </w:p>
-        </w:tc>
-        <w:tc>
-          <w:tcPr>
-            <w:tcW w:type="dxa" w:w="4700"/>
-          </w:tcPr>
-          <w:p>
-            <w:pPr>
-              <w:spacing w:after="0"/>
-            </w:pPr>
-            <w:r/>
-            <w:r>
-              <w:rPr>
-                <w:rFonts w:ascii="Calibri" w:hAnsi="Calibri"/>
-                <w:sz w:val="21"/>
-              </w:rPr>
-              <w:t>The full name, role and account status of the signed-in user are displayed (the Cashier role reads "Staff")</w:t>
-            </w:r>
-          </w:p>
-        </w:tc>
-        <w:tc>
-          <w:tcPr>
-            <w:tcW w:type="dxa" w:w="2100"/>
-          </w:tcPr>
-          <w:p/>
-        </w:tc>
-        <w:tc>
-          <w:tcPr>
-            <w:tcW w:type="dxa" w:w="1520"/>
-          </w:tcPr>
-          <w:p/>
-        </w:tc>
-        <w:tc>
-          <w:tcPr>
-            <w:tcW w:type="dxa" w:w="1100"/>
-          </w:tcPr>
-          <w:p/>
-        </w:tc>
-      </w:tr>
-      <w:tr>
-        <w:tc>
-          <w:tcPr>
-            <w:tcW w:type="dxa" w:w="1900"/>
-            <w:vMerge/>
-          </w:tcPr>
-          <w:p/>
-        </w:tc>
-        <w:tc>
-          <w:tcPr>
-            <w:tcW w:type="dxa" w:w="600"/>
-          </w:tcPr>
-          <w:p/>
-        </w:tc>
-        <w:tc>
-          <w:tcPr>
-            <w:tcW w:type="dxa" w:w="2300"/>
-          </w:tcPr>
-          <w:p/>
-        </w:tc>
-        <w:tc>
-          <w:tcPr>
-            <w:tcW w:type="dxa" w:w="4500"/>
-          </w:tcPr>
-          <w:p>
-            <w:pPr>
-              <w:spacing w:after="0"/>
-            </w:pPr>
-            <w:r/>
-            <w:r>
-              <w:rPr>
-                <w:rFonts w:ascii="Calibri" w:hAnsi="Calibri"/>
-                <w:sz w:val="21"/>
-              </w:rPr>
-              <w:t>Check if Profile shows the signed-in user</w:t>
-            </w:r>
-          </w:p>
-          <w:p>
-            <w:pPr>
-              <w:spacing w:after="0"/>
-            </w:pPr>
-            <w:r>
-              <w:rPr>
-                <w:rFonts w:ascii="Calibri" w:hAnsi="Calibri"/>
-                <w:sz w:val="21"/>
-              </w:rPr>
-              <w:t>Click the Profile tab</w:t>
-            </w:r>
-          </w:p>
-        </w:tc>
-        <w:tc>
-          <w:tcPr>
-            <w:tcW w:type="dxa" w:w="4700"/>
-          </w:tcPr>
-          <w:p>
-            <w:pPr>
-              <w:spacing w:after="0"/>
-            </w:pPr>
-            <w:r/>
-            <w:r>
-              <w:rPr>
-                <w:rFonts w:ascii="Calibri" w:hAnsi="Calibri"/>
-                <w:sz w:val="21"/>
-              </w:rPr>
-              <w:t>The full name and email of the signed-in user are displayed</w:t>
-            </w:r>
-          </w:p>
-        </w:tc>
-        <w:tc>
-          <w:tcPr>
-            <w:tcW w:type="dxa" w:w="2100"/>
-          </w:tcPr>
-          <w:p/>
-        </w:tc>
-        <w:tc>
-          <w:tcPr>
-            <w:tcW w:type="dxa" w:w="1520"/>
-          </w:tcPr>
-          <w:p/>
-        </w:tc>
-        <w:tc>
-          <w:tcPr>
-            <w:tcW w:type="dxa" w:w="1100"/>
-          </w:tcPr>
-          <w:p/>
-        </w:tc>
-      </w:tr>
-      <w:tr>
-        <w:tc>
-          <w:tcPr>
-            <w:tcW w:type="dxa" w:w="1900"/>
-            <w:vMerge/>
-          </w:tcPr>
-          <w:p/>
-        </w:tc>
-        <w:tc>
-          <w:tcPr>
-            <w:tcW w:type="dxa" w:w="600"/>
-          </w:tcPr>
-          <w:p/>
-        </w:tc>
-        <w:tc>
-          <w:tcPr>
-            <w:tcW w:type="dxa" w:w="2300"/>
-          </w:tcPr>
-          <w:p/>
-        </w:tc>
-        <w:tc>
-          <w:tcPr>
-            <w:tcW w:type="dxa" w:w="4500"/>
-          </w:tcPr>
-          <w:p>
-            <w:pPr>
-              <w:spacing w:after="0"/>
-            </w:pPr>
-            <w:r/>
-            <w:r>
-              <w:rPr>
-                <w:rFonts w:ascii="Calibri" w:hAnsi="Calibri"/>
-                <w:sz w:val="21"/>
-              </w:rPr>
-              <w:t>Check if the two passwords do not match</w:t>
-            </w:r>
-          </w:p>
-          <w:p>
-            <w:pPr>
-              <w:spacing w:after="0"/>
-            </w:pPr>
-            <w:r>
-              <w:rPr>
-                <w:rFonts w:ascii="Calibri" w:hAnsi="Calibri"/>
-                <w:sz w:val="21"/>
-              </w:rPr>
-              <w:t>In Password, enter a different password in Confirm new password</w:t>
+              <w:t>Check if the two passwords do not match: in Password, enter a different password in Confirm new password</w:t>
             </w:r>
           </w:p>
         </w:tc>
@@ -4914,106 +2520,7 @@
                 <w:rFonts w:ascii="Calibri" w:hAnsi="Calibri"/>
                 <w:sz w:val="21"/>
               </w:rPr>
-              <w:t>Check if a new email is saved</w:t>
-            </w:r>
-          </w:p>
-          <w:p>
-            <w:pPr>
-              <w:spacing w:after="0"/>
-            </w:pPr>
-            <w:r>
-              <w:rPr>
-                <w:rFonts w:ascii="Calibri" w:hAnsi="Calibri"/>
-                <w:sz w:val="21"/>
-              </w:rPr>
-              <w:t>In Profile, enter an email no other account uses, then click Save changes</w:t>
-            </w:r>
-          </w:p>
-        </w:tc>
-        <w:tc>
-          <w:tcPr>
-            <w:tcW w:type="dxa" w:w="4700"/>
-          </w:tcPr>
-          <w:p>
-            <w:pPr>
-              <w:spacing w:after="0"/>
-            </w:pPr>
-            <w:r/>
-            <w:r>
-              <w:rPr>
-                <w:rFonts w:ascii="Calibri" w:hAnsi="Calibri"/>
-                <w:sz w:val="21"/>
-              </w:rPr>
-              <w:t>The profile is saved</w:t>
-            </w:r>
-          </w:p>
-        </w:tc>
-        <w:tc>
-          <w:tcPr>
-            <w:tcW w:type="dxa" w:w="2100"/>
-          </w:tcPr>
-          <w:p/>
-        </w:tc>
-        <w:tc>
-          <w:tcPr>
-            <w:tcW w:type="dxa" w:w="1520"/>
-          </w:tcPr>
-          <w:p/>
-        </w:tc>
-        <w:tc>
-          <w:tcPr>
-            <w:tcW w:type="dxa" w:w="1100"/>
-          </w:tcPr>
-          <w:p/>
-        </w:tc>
-      </w:tr>
-      <w:tr>
-        <w:tc>
-          <w:tcPr>
-            <w:tcW w:type="dxa" w:w="1900"/>
-            <w:vMerge/>
-          </w:tcPr>
-          <w:p/>
-        </w:tc>
-        <w:tc>
-          <w:tcPr>
-            <w:tcW w:type="dxa" w:w="600"/>
-          </w:tcPr>
-          <w:p/>
-        </w:tc>
-        <w:tc>
-          <w:tcPr>
-            <w:tcW w:type="dxa" w:w="2300"/>
-          </w:tcPr>
-          <w:p/>
-        </w:tc>
-        <w:tc>
-          <w:tcPr>
-            <w:tcW w:type="dxa" w:w="4500"/>
-          </w:tcPr>
-          <w:p>
-            <w:pPr>
-              <w:spacing w:after="0"/>
-            </w:pPr>
-            <w:r/>
-            <w:r>
-              <w:rPr>
-                <w:rFonts w:ascii="Calibri" w:hAnsi="Calibri"/>
-                <w:sz w:val="21"/>
-              </w:rPr>
-              <w:t>Check if the current password is wrong</w:t>
-            </w:r>
-          </w:p>
-          <w:p>
-            <w:pPr>
-              <w:spacing w:after="0"/>
-            </w:pPr>
-            <w:r>
-              <w:rPr>
-                <w:rFonts w:ascii="Calibri" w:hAnsi="Calibri"/>
-                <w:sz w:val="21"/>
-              </w:rPr>
-              <w:t>In Password, enter a wrong current password, then click Update password</w:t>
+              <w:t>Check if the current password is wrong: in Password, enter a wrong current password, then click Update password</w:t>
             </w:r>
           </w:p>
         </w:tc>
@@ -5032,93 +2539,6 @@
                 <w:sz w:val="21"/>
               </w:rPr>
               <w:t>A message "Password not changed" is displayed with "Current password is incorrect"</w:t>
-            </w:r>
-          </w:p>
-        </w:tc>
-        <w:tc>
-          <w:tcPr>
-            <w:tcW w:type="dxa" w:w="2100"/>
-          </w:tcPr>
-          <w:p/>
-        </w:tc>
-        <w:tc>
-          <w:tcPr>
-            <w:tcW w:type="dxa" w:w="1520"/>
-          </w:tcPr>
-          <w:p/>
-        </w:tc>
-        <w:tc>
-          <w:tcPr>
-            <w:tcW w:type="dxa" w:w="1100"/>
-          </w:tcPr>
-          <w:p/>
-        </w:tc>
-      </w:tr>
-      <w:tr>
-        <w:tc>
-          <w:tcPr>
-            <w:tcW w:type="dxa" w:w="1900"/>
-            <w:vMerge/>
-          </w:tcPr>
-          <w:p/>
-        </w:tc>
-        <w:tc>
-          <w:tcPr>
-            <w:tcW w:type="dxa" w:w="600"/>
-          </w:tcPr>
-          <w:p/>
-        </w:tc>
-        <w:tc>
-          <w:tcPr>
-            <w:tcW w:type="dxa" w:w="2300"/>
-          </w:tcPr>
-          <w:p/>
-        </w:tc>
-        <w:tc>
-          <w:tcPr>
-            <w:tcW w:type="dxa" w:w="4500"/>
-          </w:tcPr>
-          <w:p>
-            <w:pPr>
-              <w:spacing w:after="0"/>
-            </w:pPr>
-            <w:r/>
-            <w:r>
-              <w:rPr>
-                <w:rFonts w:ascii="Calibri" w:hAnsi="Calibri"/>
-                <w:sz w:val="21"/>
-              </w:rPr>
-              <w:t>Check if the email is already used</w:t>
-            </w:r>
-          </w:p>
-          <w:p>
-            <w:pPr>
-              <w:spacing w:after="0"/>
-            </w:pPr>
-            <w:r>
-              <w:rPr>
-                <w:rFonts w:ascii="Calibri" w:hAnsi="Calibri"/>
-                <w:sz w:val="21"/>
-              </w:rPr>
-              <w:t>In Profile, enter an email another account uses</w:t>
-            </w:r>
-          </w:p>
-        </w:tc>
-        <w:tc>
-          <w:tcPr>
-            <w:tcW w:type="dxa" w:w="4700"/>
-          </w:tcPr>
-          <w:p>
-            <w:pPr>
-              <w:spacing w:after="0"/>
-            </w:pPr>
-            <w:r/>
-            <w:r>
-              <w:rPr>
-                <w:rFonts w:ascii="Calibri" w:hAnsi="Calibri"/>
-                <w:sz w:val="21"/>
-              </w:rPr>
-              <w:t>A message "That email is already used by another account" is displayed</w:t>
             </w:r>
           </w:p>
         </w:tc>
@@ -5258,19 +2678,7 @@
                 <w:rFonts w:ascii="Calibri" w:hAnsi="Calibri"/>
                 <w:sz w:val="21"/>
               </w:rPr>
-              <w:t>Check if the password is changed</w:t>
-            </w:r>
-          </w:p>
-          <w:p>
-            <w:pPr>
-              <w:spacing w:after="0"/>
-            </w:pPr>
-            <w:r>
-              <w:rPr>
-                <w:rFonts w:ascii="Calibri" w:hAnsi="Calibri"/>
-                <w:sz w:val="21"/>
-              </w:rPr>
-              <w:t>In Password, enter the current password and the same new password twice, then click Update password</w:t>
+              <w:t>Check if the password is changed: in Password, enter the current password and the same new password twice, then click Update password</w:t>
             </w:r>
           </w:p>
         </w:tc>
@@ -5512,193 +2920,7 @@
                 <w:rFonts w:ascii="Calibri" w:hAnsi="Calibri"/>
                 <w:sz w:val="21"/>
               </w:rPr>
-              <w:t>Check if the starting cash is saved</w:t>
-            </w:r>
-          </w:p>
-          <w:p>
-            <w:pPr>
-              <w:spacing w:after="0"/>
-            </w:pPr>
-            <w:r>
-              <w:rPr>
-                <w:rFonts w:ascii="Calibri" w:hAnsi="Calibri"/>
-                <w:sz w:val="21"/>
-              </w:rPr>
-              <w:t>On the first sign-in of the day, enter 500 as the Starting cash, then click Save starting cash</w:t>
-            </w:r>
-          </w:p>
-        </w:tc>
-        <w:tc>
-          <w:tcPr>
-            <w:tcW w:type="dxa" w:w="4700"/>
-          </w:tcPr>
-          <w:p>
-            <w:pPr>
-              <w:spacing w:after="0"/>
-            </w:pPr>
-            <w:r/>
-            <w:r>
-              <w:rPr>
-                <w:rFonts w:ascii="Calibri" w:hAnsi="Calibri"/>
-                <w:sz w:val="21"/>
-              </w:rPr>
-              <w:t>A message "Starting cash saved: ₱500.00" is displayed</w:t>
-            </w:r>
-          </w:p>
-        </w:tc>
-        <w:tc>
-          <w:tcPr>
-            <w:tcW w:type="dxa" w:w="2100"/>
-          </w:tcPr>
-          <w:p/>
-        </w:tc>
-        <w:tc>
-          <w:tcPr>
-            <w:tcW w:type="dxa" w:w="1520"/>
-          </w:tcPr>
-          <w:p/>
-        </w:tc>
-        <w:tc>
-          <w:tcPr>
-            <w:tcW w:type="dxa" w:w="1100"/>
-          </w:tcPr>
-          <w:p/>
-        </w:tc>
-      </w:tr>
-      <w:tr>
-        <w:tc>
-          <w:tcPr>
-            <w:tcW w:type="dxa" w:w="1900"/>
-            <w:vMerge/>
-          </w:tcPr>
-          <w:p/>
-        </w:tc>
-        <w:tc>
-          <w:tcPr>
-            <w:tcW w:type="dxa" w:w="600"/>
-          </w:tcPr>
-          <w:p/>
-        </w:tc>
-        <w:tc>
-          <w:tcPr>
-            <w:tcW w:type="dxa" w:w="2300"/>
-          </w:tcPr>
-          <w:p/>
-        </w:tc>
-        <w:tc>
-          <w:tcPr>
-            <w:tcW w:type="dxa" w:w="4500"/>
-          </w:tcPr>
-          <w:p>
-            <w:pPr>
-              <w:spacing w:after="0"/>
-            </w:pPr>
-            <w:r/>
-            <w:r>
-              <w:rPr>
-                <w:rFonts w:ascii="Calibri" w:hAnsi="Calibri"/>
-                <w:sz w:val="21"/>
-              </w:rPr>
-              <w:t>Check if Starting cash is empty</w:t>
-            </w:r>
-          </w:p>
-          <w:p>
-            <w:pPr>
-              <w:spacing w:after="0"/>
-            </w:pPr>
-            <w:r>
-              <w:rPr>
-                <w:rFonts w:ascii="Calibri" w:hAnsi="Calibri"/>
-                <w:sz w:val="21"/>
-              </w:rPr>
-              <w:t>Leave Starting cash empty, then click Save starting cash</w:t>
-            </w:r>
-          </w:p>
-        </w:tc>
-        <w:tc>
-          <w:tcPr>
-            <w:tcW w:type="dxa" w:w="4700"/>
-          </w:tcPr>
-          <w:p>
-            <w:pPr>
-              <w:spacing w:after="0"/>
-            </w:pPr>
-            <w:r/>
-            <w:r>
-              <w:rPr>
-                <w:rFonts w:ascii="Calibri" w:hAnsi="Calibri"/>
-                <w:sz w:val="21"/>
-              </w:rPr>
-              <w:t>A message "Enter the cash in the drawer, or 0 if it is empty" is displayed</w:t>
-            </w:r>
-          </w:p>
-        </w:tc>
-        <w:tc>
-          <w:tcPr>
-            <w:tcW w:type="dxa" w:w="2100"/>
-          </w:tcPr>
-          <w:p/>
-        </w:tc>
-        <w:tc>
-          <w:tcPr>
-            <w:tcW w:type="dxa" w:w="1520"/>
-          </w:tcPr>
-          <w:p/>
-        </w:tc>
-        <w:tc>
-          <w:tcPr>
-            <w:tcW w:type="dxa" w:w="1100"/>
-          </w:tcPr>
-          <w:p/>
-        </w:tc>
-      </w:tr>
-      <w:tr>
-        <w:tc>
-          <w:tcPr>
-            <w:tcW w:type="dxa" w:w="1900"/>
-            <w:vMerge/>
-          </w:tcPr>
-          <w:p/>
-        </w:tc>
-        <w:tc>
-          <w:tcPr>
-            <w:tcW w:type="dxa" w:w="600"/>
-          </w:tcPr>
-          <w:p/>
-        </w:tc>
-        <w:tc>
-          <w:tcPr>
-            <w:tcW w:type="dxa" w:w="2300"/>
-          </w:tcPr>
-          <w:p/>
-        </w:tc>
-        <w:tc>
-          <w:tcPr>
-            <w:tcW w:type="dxa" w:w="4500"/>
-          </w:tcPr>
-          <w:p>
-            <w:pPr>
-              <w:spacing w:after="0"/>
-            </w:pPr>
-            <w:r/>
-            <w:r>
-              <w:rPr>
-                <w:rFonts w:ascii="Calibri" w:hAnsi="Calibri"/>
-                <w:sz w:val="21"/>
-              </w:rPr>
-              <w:t>Check if the cart is empty</w:t>
-            </w:r>
-          </w:p>
-          <w:p>
-            <w:pPr>
-              <w:spacing w:after="0"/>
-            </w:pPr>
-            <w:r>
-              <w:rPr>
-                <w:rFonts w:ascii="Calibri" w:hAnsi="Calibri"/>
-                <w:sz w:val="21"/>
-              </w:rPr>
-              <w:t>Click Charge with an empty cart</w:t>
+              <w:t>Check if the cart is empty: click Charge with an empty cart</w:t>
             </w:r>
           </w:p>
         </w:tc>
@@ -5717,441 +2939,6 @@
                 <w:sz w:val="21"/>
               </w:rPr>
               <w:t>A message "Cart is empty" is displayed</w:t>
-            </w:r>
-          </w:p>
-        </w:tc>
-        <w:tc>
-          <w:tcPr>
-            <w:tcW w:type="dxa" w:w="2100"/>
-          </w:tcPr>
-          <w:p/>
-        </w:tc>
-        <w:tc>
-          <w:tcPr>
-            <w:tcW w:type="dxa" w:w="1520"/>
-          </w:tcPr>
-          <w:p/>
-        </w:tc>
-        <w:tc>
-          <w:tcPr>
-            <w:tcW w:type="dxa" w:w="1100"/>
-          </w:tcPr>
-          <w:p/>
-        </w:tc>
-      </w:tr>
-      <w:tr>
-        <w:tc>
-          <w:tcPr>
-            <w:tcW w:type="dxa" w:w="1900"/>
-            <w:vMerge/>
-          </w:tcPr>
-          <w:p/>
-        </w:tc>
-        <w:tc>
-          <w:tcPr>
-            <w:tcW w:type="dxa" w:w="600"/>
-          </w:tcPr>
-          <w:p/>
-        </w:tc>
-        <w:tc>
-          <w:tcPr>
-            <w:tcW w:type="dxa" w:w="2300"/>
-          </w:tcPr>
-          <w:p/>
-        </w:tc>
-        <w:tc>
-          <w:tcPr>
-            <w:tcW w:type="dxa" w:w="4500"/>
-          </w:tcPr>
-          <w:p>
-            <w:pPr>
-              <w:spacing w:after="0"/>
-            </w:pPr>
-            <w:r/>
-            <w:r>
-              <w:rPr>
-                <w:rFonts w:ascii="Calibri" w:hAnsi="Calibri"/>
-                <w:sz w:val="21"/>
-              </w:rPr>
-              <w:t>Check if Cash received is empty</w:t>
-            </w:r>
-          </w:p>
-          <w:p>
-            <w:pPr>
-              <w:spacing w:after="0"/>
-            </w:pPr>
-            <w:r>
-              <w:rPr>
-                <w:rFonts w:ascii="Calibri" w:hAnsi="Calibri"/>
-                <w:sz w:val="21"/>
-              </w:rPr>
-              <w:t>Add an item, leave Cash received empty, then click Charge</w:t>
-            </w:r>
-          </w:p>
-        </w:tc>
-        <w:tc>
-          <w:tcPr>
-            <w:tcW w:type="dxa" w:w="4700"/>
-          </w:tcPr>
-          <w:p>
-            <w:pPr>
-              <w:spacing w:after="0"/>
-            </w:pPr>
-            <w:r/>
-            <w:r>
-              <w:rPr>
-                <w:rFonts w:ascii="Calibri" w:hAnsi="Calibri"/>
-                <w:sz w:val="21"/>
-              </w:rPr>
-              <w:t>A message "Enter the cash amount received" is displayed</w:t>
-            </w:r>
-          </w:p>
-        </w:tc>
-        <w:tc>
-          <w:tcPr>
-            <w:tcW w:type="dxa" w:w="2100"/>
-          </w:tcPr>
-          <w:p/>
-        </w:tc>
-        <w:tc>
-          <w:tcPr>
-            <w:tcW w:type="dxa" w:w="1520"/>
-          </w:tcPr>
-          <w:p/>
-        </w:tc>
-        <w:tc>
-          <w:tcPr>
-            <w:tcW w:type="dxa" w:w="1100"/>
-          </w:tcPr>
-          <w:p/>
-        </w:tc>
-      </w:tr>
-      <w:tr>
-        <w:tc>
-          <w:tcPr>
-            <w:tcW w:type="dxa" w:w="1900"/>
-            <w:vMerge/>
-          </w:tcPr>
-          <w:p/>
-        </w:tc>
-        <w:tc>
-          <w:tcPr>
-            <w:tcW w:type="dxa" w:w="600"/>
-          </w:tcPr>
-          <w:p/>
-        </w:tc>
-        <w:tc>
-          <w:tcPr>
-            <w:tcW w:type="dxa" w:w="2300"/>
-          </w:tcPr>
-          <w:p/>
-        </w:tc>
-        <w:tc>
-          <w:tcPr>
-            <w:tcW w:type="dxa" w:w="4500"/>
-          </w:tcPr>
-          <w:p>
-            <w:pPr>
-              <w:spacing w:after="0"/>
-            </w:pPr>
-            <w:r/>
-            <w:r>
-              <w:rPr>
-                <w:rFonts w:ascii="Calibri" w:hAnsi="Calibri"/>
-                <w:sz w:val="21"/>
-              </w:rPr>
-              <w:t>Check if the cash amount is empty</w:t>
-            </w:r>
-          </w:p>
-          <w:p>
-            <w:pPr>
-              <w:spacing w:after="0"/>
-            </w:pPr>
-            <w:r>
-              <w:rPr>
-                <w:rFonts w:ascii="Calibri" w:hAnsi="Calibri"/>
-                <w:sz w:val="21"/>
-              </w:rPr>
-              <w:t>Click Cash in / out, leave Amount empty, then click Record cash taken out</w:t>
-            </w:r>
-          </w:p>
-        </w:tc>
-        <w:tc>
-          <w:tcPr>
-            <w:tcW w:type="dxa" w:w="4700"/>
-          </w:tcPr>
-          <w:p>
-            <w:pPr>
-              <w:spacing w:after="0"/>
-            </w:pPr>
-            <w:r/>
-            <w:r>
-              <w:rPr>
-                <w:rFonts w:ascii="Calibri" w:hAnsi="Calibri"/>
-                <w:sz w:val="21"/>
-              </w:rPr>
-              <w:t>A message "Enter the amount" is displayed</w:t>
-            </w:r>
-          </w:p>
-        </w:tc>
-        <w:tc>
-          <w:tcPr>
-            <w:tcW w:type="dxa" w:w="2100"/>
-          </w:tcPr>
-          <w:p/>
-        </w:tc>
-        <w:tc>
-          <w:tcPr>
-            <w:tcW w:type="dxa" w:w="1520"/>
-          </w:tcPr>
-          <w:p/>
-        </w:tc>
-        <w:tc>
-          <w:tcPr>
-            <w:tcW w:type="dxa" w:w="1100"/>
-          </w:tcPr>
-          <w:p/>
-        </w:tc>
-      </w:tr>
-      <w:tr>
-        <w:tc>
-          <w:tcPr>
-            <w:tcW w:type="dxa" w:w="1900"/>
-            <w:vMerge/>
-          </w:tcPr>
-          <w:p/>
-        </w:tc>
-        <w:tc>
-          <w:tcPr>
-            <w:tcW w:type="dxa" w:w="600"/>
-          </w:tcPr>
-          <w:p/>
-        </w:tc>
-        <w:tc>
-          <w:tcPr>
-            <w:tcW w:type="dxa" w:w="2300"/>
-          </w:tcPr>
-          <w:p/>
-        </w:tc>
-        <w:tc>
-          <w:tcPr>
-            <w:tcW w:type="dxa" w:w="4500"/>
-          </w:tcPr>
-          <w:p>
-            <w:pPr>
-              <w:spacing w:after="0"/>
-            </w:pPr>
-            <w:r/>
-            <w:r>
-              <w:rPr>
-                <w:rFonts w:ascii="Calibri" w:hAnsi="Calibri"/>
-                <w:sz w:val="21"/>
-              </w:rPr>
-              <w:t>Check if the reason for cash taken out is empty</w:t>
-            </w:r>
-          </w:p>
-          <w:p>
-            <w:pPr>
-              <w:spacing w:after="0"/>
-            </w:pPr>
-            <w:r>
-              <w:rPr>
-                <w:rFonts w:ascii="Calibri" w:hAnsi="Calibri"/>
-                <w:sz w:val="21"/>
-              </w:rPr>
-              <w:t>Choose Taken out, enter an amount and leave "Who took it, and what for" empty</w:t>
-            </w:r>
-          </w:p>
-        </w:tc>
-        <w:tc>
-          <w:tcPr>
-            <w:tcW w:type="dxa" w:w="4700"/>
-          </w:tcPr>
-          <w:p>
-            <w:pPr>
-              <w:spacing w:after="0"/>
-            </w:pPr>
-            <w:r/>
-            <w:r>
-              <w:rPr>
-                <w:rFonts w:ascii="Calibri" w:hAnsi="Calibri"/>
-                <w:sz w:val="21"/>
-              </w:rPr>
-              <w:t>A message "Say who took the cash and what for" is displayed</w:t>
-            </w:r>
-          </w:p>
-        </w:tc>
-        <w:tc>
-          <w:tcPr>
-            <w:tcW w:type="dxa" w:w="2100"/>
-          </w:tcPr>
-          <w:p/>
-        </w:tc>
-        <w:tc>
-          <w:tcPr>
-            <w:tcW w:type="dxa" w:w="1520"/>
-          </w:tcPr>
-          <w:p/>
-        </w:tc>
-        <w:tc>
-          <w:tcPr>
-            <w:tcW w:type="dxa" w:w="1100"/>
-          </w:tcPr>
-          <w:p/>
-        </w:tc>
-      </w:tr>
-      <w:tr>
-        <w:tc>
-          <w:tcPr>
-            <w:tcW w:type="dxa" w:w="1900"/>
-            <w:vMerge/>
-          </w:tcPr>
-          <w:p/>
-        </w:tc>
-        <w:tc>
-          <w:tcPr>
-            <w:tcW w:type="dxa" w:w="600"/>
-          </w:tcPr>
-          <w:p/>
-        </w:tc>
-        <w:tc>
-          <w:tcPr>
-            <w:tcW w:type="dxa" w:w="2300"/>
-          </w:tcPr>
-          <w:p/>
-        </w:tc>
-        <w:tc>
-          <w:tcPr>
-            <w:tcW w:type="dxa" w:w="4500"/>
-          </w:tcPr>
-          <w:p>
-            <w:pPr>
-              <w:spacing w:after="0"/>
-            </w:pPr>
-            <w:r/>
-            <w:r>
-              <w:rPr>
-                <w:rFonts w:ascii="Calibri" w:hAnsi="Calibri"/>
-                <w:sz w:val="21"/>
-              </w:rPr>
-              <w:t>Check if the cash counted is empty</w:t>
-            </w:r>
-          </w:p>
-          <w:p>
-            <w:pPr>
-              <w:spacing w:after="0"/>
-            </w:pPr>
-            <w:r>
-              <w:rPr>
-                <w:rFonts w:ascii="Calibri" w:hAnsi="Calibri"/>
-                <w:sz w:val="21"/>
-              </w:rPr>
-              <w:t>Click End of day, leave the cash counted empty, then click Save count and close drawer</w:t>
-            </w:r>
-          </w:p>
-        </w:tc>
-        <w:tc>
-          <w:tcPr>
-            <w:tcW w:type="dxa" w:w="4700"/>
-          </w:tcPr>
-          <w:p>
-            <w:pPr>
-              <w:spacing w:after="0"/>
-            </w:pPr>
-            <w:r/>
-            <w:r>
-              <w:rPr>
-                <w:rFonts w:ascii="Calibri" w:hAnsi="Calibri"/>
-                <w:sz w:val="21"/>
-              </w:rPr>
-              <w:t>A message "Enter the cash counted in the drawer" is displayed</w:t>
-            </w:r>
-          </w:p>
-        </w:tc>
-        <w:tc>
-          <w:tcPr>
-            <w:tcW w:type="dxa" w:w="2100"/>
-          </w:tcPr>
-          <w:p/>
-        </w:tc>
-        <w:tc>
-          <w:tcPr>
-            <w:tcW w:type="dxa" w:w="1520"/>
-          </w:tcPr>
-          <w:p/>
-        </w:tc>
-        <w:tc>
-          <w:tcPr>
-            <w:tcW w:type="dxa" w:w="1100"/>
-          </w:tcPr>
-          <w:p/>
-        </w:tc>
-      </w:tr>
-      <w:tr>
-        <w:tc>
-          <w:tcPr>
-            <w:tcW w:type="dxa" w:w="1900"/>
-            <w:vMerge/>
-          </w:tcPr>
-          <w:p/>
-        </w:tc>
-        <w:tc>
-          <w:tcPr>
-            <w:tcW w:type="dxa" w:w="600"/>
-          </w:tcPr>
-          <w:p/>
-        </w:tc>
-        <w:tc>
-          <w:tcPr>
-            <w:tcW w:type="dxa" w:w="2300"/>
-          </w:tcPr>
-          <w:p/>
-        </w:tc>
-        <w:tc>
-          <w:tcPr>
-            <w:tcW w:type="dxa" w:w="4500"/>
-          </w:tcPr>
-          <w:p>
-            <w:pPr>
-              <w:spacing w:after="0"/>
-            </w:pPr>
-            <w:r/>
-            <w:r>
-              <w:rPr>
-                <w:rFonts w:ascii="Calibri" w:hAnsi="Calibri"/>
-                <w:sz w:val="21"/>
-              </w:rPr>
-              <w:t>Check if the void reason is empty</w:t>
-            </w:r>
-          </w:p>
-          <w:p>
-            <w:pPr>
-              <w:spacing w:after="0"/>
-            </w:pPr>
-            <w:r>
-              <w:rPr>
-                <w:rFonts w:ascii="Calibri" w:hAnsi="Calibri"/>
-                <w:sz w:val="21"/>
-              </w:rPr>
-              <w:t>In My sales today, click Ask for void and leave the reason empty</w:t>
-            </w:r>
-          </w:p>
-        </w:tc>
-        <w:tc>
-          <w:tcPr>
-            <w:tcW w:type="dxa" w:w="4700"/>
-          </w:tcPr>
-          <w:p>
-            <w:pPr>
-              <w:spacing w:after="0"/>
-            </w:pPr>
-            <w:r/>
-            <w:r>
-              <w:rPr>
-                <w:rFonts w:ascii="Calibri" w:hAnsi="Calibri"/>
-                <w:sz w:val="21"/>
-              </w:rPr>
-              <w:t>A message "Say briefly what went wrong" is displayed</w:t>
             </w:r>
           </w:p>
         </w:tc>
@@ -6291,193 +3078,7 @@
                 <w:rFonts w:ascii="Calibri" w:hAnsi="Calibri"/>
                 <w:sz w:val="21"/>
               </w:rPr>
-              <w:t>Check if numbers in cash and discount are worked out</w:t>
-            </w:r>
-          </w:p>
-          <w:p>
-            <w:pPr>
-              <w:spacing w:after="0"/>
-            </w:pPr>
-            <w:r>
-              <w:rPr>
-                <w:rFonts w:ascii="Calibri" w:hAnsi="Calibri"/>
-                <w:sz w:val="21"/>
-              </w:rPr>
-              <w:t>Type numbers in Cash received and Discount</w:t>
-            </w:r>
-          </w:p>
-        </w:tc>
-        <w:tc>
-          <w:tcPr>
-            <w:tcW w:type="dxa" w:w="4700"/>
-          </w:tcPr>
-          <w:p>
-            <w:pPr>
-              <w:spacing w:after="0"/>
-            </w:pPr>
-            <w:r/>
-            <w:r>
-              <w:rPr>
-                <w:rFonts w:ascii="Calibri" w:hAnsi="Calibri"/>
-                <w:sz w:val="21"/>
-              </w:rPr>
-              <w:t>The change and the total are worked out</w:t>
-            </w:r>
-          </w:p>
-        </w:tc>
-        <w:tc>
-          <w:tcPr>
-            <w:tcW w:type="dxa" w:w="2100"/>
-          </w:tcPr>
-          <w:p/>
-        </w:tc>
-        <w:tc>
-          <w:tcPr>
-            <w:tcW w:type="dxa" w:w="1520"/>
-          </w:tcPr>
-          <w:p/>
-        </w:tc>
-        <w:tc>
-          <w:tcPr>
-            <w:tcW w:type="dxa" w:w="1100"/>
-          </w:tcPr>
-          <w:p/>
-        </w:tc>
-      </w:tr>
-      <w:tr>
-        <w:tc>
-          <w:tcPr>
-            <w:tcW w:type="dxa" w:w="1900"/>
-            <w:vMerge/>
-          </w:tcPr>
-          <w:p/>
-        </w:tc>
-        <w:tc>
-          <w:tcPr>
-            <w:tcW w:type="dxa" w:w="600"/>
-          </w:tcPr>
-          <w:p/>
-        </w:tc>
-        <w:tc>
-          <w:tcPr>
-            <w:tcW w:type="dxa" w:w="2300"/>
-          </w:tcPr>
-          <w:p/>
-        </w:tc>
-        <w:tc>
-          <w:tcPr>
-            <w:tcW w:type="dxa" w:w="4500"/>
-          </w:tcPr>
-          <w:p>
-            <w:pPr>
-              <w:spacing w:after="0"/>
-            </w:pPr>
-            <w:r/>
-            <w:r>
-              <w:rPr>
-                <w:rFonts w:ascii="Calibri" w:hAnsi="Calibri"/>
-                <w:sz w:val="21"/>
-              </w:rPr>
-              <w:t>Check if letters can be typed in Cash received</w:t>
-            </w:r>
-          </w:p>
-          <w:p>
-            <w:pPr>
-              <w:spacing w:after="0"/>
-            </w:pPr>
-            <w:r>
-              <w:rPr>
-                <w:rFonts w:ascii="Calibri" w:hAnsi="Calibri"/>
-                <w:sz w:val="21"/>
-              </w:rPr>
-              <w:t>Type letters in Cash received</w:t>
-            </w:r>
-          </w:p>
-        </w:tc>
-        <w:tc>
-          <w:tcPr>
-            <w:tcW w:type="dxa" w:w="4700"/>
-          </w:tcPr>
-          <w:p>
-            <w:pPr>
-              <w:spacing w:after="0"/>
-            </w:pPr>
-            <w:r/>
-            <w:r>
-              <w:rPr>
-                <w:rFonts w:ascii="Calibri" w:hAnsi="Calibri"/>
-                <w:sz w:val="21"/>
-              </w:rPr>
-              <w:t>The letters are not typed: the field takes numbers only</w:t>
-            </w:r>
-          </w:p>
-        </w:tc>
-        <w:tc>
-          <w:tcPr>
-            <w:tcW w:type="dxa" w:w="2100"/>
-          </w:tcPr>
-          <w:p/>
-        </w:tc>
-        <w:tc>
-          <w:tcPr>
-            <w:tcW w:type="dxa" w:w="1520"/>
-          </w:tcPr>
-          <w:p/>
-        </w:tc>
-        <w:tc>
-          <w:tcPr>
-            <w:tcW w:type="dxa" w:w="1100"/>
-          </w:tcPr>
-          <w:p/>
-        </w:tc>
-      </w:tr>
-      <w:tr>
-        <w:tc>
-          <w:tcPr>
-            <w:tcW w:type="dxa" w:w="1900"/>
-            <w:vMerge/>
-          </w:tcPr>
-          <w:p/>
-        </w:tc>
-        <w:tc>
-          <w:tcPr>
-            <w:tcW w:type="dxa" w:w="600"/>
-          </w:tcPr>
-          <w:p/>
-        </w:tc>
-        <w:tc>
-          <w:tcPr>
-            <w:tcW w:type="dxa" w:w="2300"/>
-          </w:tcPr>
-          <w:p/>
-        </w:tc>
-        <w:tc>
-          <w:tcPr>
-            <w:tcW w:type="dxa" w:w="4500"/>
-          </w:tcPr>
-          <w:p>
-            <w:pPr>
-              <w:spacing w:after="0"/>
-            </w:pPr>
-            <w:r/>
-            <w:r>
-              <w:rPr>
-                <w:rFonts w:ascii="Calibri" w:hAnsi="Calibri"/>
-                <w:sz w:val="21"/>
-              </w:rPr>
-              <w:t>Check if letters can be typed in Discount</w:t>
-            </w:r>
-          </w:p>
-          <w:p>
-            <w:pPr>
-              <w:spacing w:after="0"/>
-            </w:pPr>
-            <w:r>
-              <w:rPr>
-                <w:rFonts w:ascii="Calibri" w:hAnsi="Calibri"/>
-                <w:sz w:val="21"/>
-              </w:rPr>
-              <w:t>Type letters in Discount</w:t>
+              <w:t>Check if letters can be typed in Cash received: type letters in Cash received</w:t>
             </w:r>
           </w:p>
         </w:tc>
@@ -6635,106 +3236,7 @@
                 <w:rFonts w:ascii="Calibri" w:hAnsi="Calibri"/>
                 <w:sz w:val="21"/>
               </w:rPr>
-              <w:t>Check if enough cash is received</w:t>
-            </w:r>
-          </w:p>
-          <w:p>
-            <w:pPr>
-              <w:spacing w:after="0"/>
-            </w:pPr>
-            <w:r>
-              <w:rPr>
-                <w:rFonts w:ascii="Calibri" w:hAnsi="Calibri"/>
-                <w:sz w:val="21"/>
-              </w:rPr>
-              <w:t>Enter Cash received equal to or more than the total, then click Charge</w:t>
-            </w:r>
-          </w:p>
-        </w:tc>
-        <w:tc>
-          <w:tcPr>
-            <w:tcW w:type="dxa" w:w="4700"/>
-          </w:tcPr>
-          <w:p>
-            <w:pPr>
-              <w:spacing w:after="0"/>
-            </w:pPr>
-            <w:r/>
-            <w:r>
-              <w:rPr>
-                <w:rFonts w:ascii="Calibri" w:hAnsi="Calibri"/>
-                <w:sz w:val="21"/>
-              </w:rPr>
-              <w:t>The Confirm cash sale window shows the change</w:t>
-            </w:r>
-          </w:p>
-        </w:tc>
-        <w:tc>
-          <w:tcPr>
-            <w:tcW w:type="dxa" w:w="2100"/>
-          </w:tcPr>
-          <w:p/>
-        </w:tc>
-        <w:tc>
-          <w:tcPr>
-            <w:tcW w:type="dxa" w:w="1520"/>
-          </w:tcPr>
-          <w:p/>
-        </w:tc>
-        <w:tc>
-          <w:tcPr>
-            <w:tcW w:type="dxa" w:w="1100"/>
-          </w:tcPr>
-          <w:p/>
-        </w:tc>
-      </w:tr>
-      <w:tr>
-        <w:tc>
-          <w:tcPr>
-            <w:tcW w:type="dxa" w:w="1900"/>
-            <w:vMerge/>
-          </w:tcPr>
-          <w:p/>
-        </w:tc>
-        <w:tc>
-          <w:tcPr>
-            <w:tcW w:type="dxa" w:w="600"/>
-          </w:tcPr>
-          <w:p/>
-        </w:tc>
-        <w:tc>
-          <w:tcPr>
-            <w:tcW w:type="dxa" w:w="2300"/>
-          </w:tcPr>
-          <w:p/>
-        </w:tc>
-        <w:tc>
-          <w:tcPr>
-            <w:tcW w:type="dxa" w:w="4500"/>
-          </w:tcPr>
-          <w:p>
-            <w:pPr>
-              <w:spacing w:after="0"/>
-            </w:pPr>
-            <w:r/>
-            <w:r>
-              <w:rPr>
-                <w:rFonts w:ascii="Calibri" w:hAnsi="Calibri"/>
-                <w:sz w:val="21"/>
-              </w:rPr>
-              <w:t>Check if the quantity is more than the stock</w:t>
-            </w:r>
-          </w:p>
-          <w:p>
-            <w:pPr>
-              <w:spacing w:after="0"/>
-            </w:pPr>
-            <w:r>
-              <w:rPr>
-                <w:rFonts w:ascii="Calibri" w:hAnsi="Calibri"/>
-                <w:sz w:val="21"/>
-              </w:rPr>
-              <w:t>Change an item's quantity in the cart to more than its "(n) left"</w:t>
+              <w:t>Check if the quantity is more than the stock: change an item's quantity in the cart to more than its "(n) left"</w:t>
             </w:r>
           </w:p>
         </w:tc>
@@ -6809,193 +3311,7 @@
                 <w:rFonts w:ascii="Calibri" w:hAnsi="Calibri"/>
                 <w:sz w:val="21"/>
               </w:rPr>
-              <w:t>Check if the cash received is less than the total</w:t>
-            </w:r>
-          </w:p>
-          <w:p>
-            <w:pPr>
-              <w:spacing w:after="0"/>
-            </w:pPr>
-            <w:r>
-              <w:rPr>
-                <w:rFonts w:ascii="Calibri" w:hAnsi="Calibri"/>
-                <w:sz w:val="21"/>
-              </w:rPr>
-              <w:t>Enter less Cash received than the total, then click Charge</w:t>
-            </w:r>
-          </w:p>
-        </w:tc>
-        <w:tc>
-          <w:tcPr>
-            <w:tcW w:type="dxa" w:w="4700"/>
-          </w:tcPr>
-          <w:p>
-            <w:pPr>
-              <w:spacing w:after="0"/>
-            </w:pPr>
-            <w:r/>
-            <w:r>
-              <w:rPr>
-                <w:rFonts w:ascii="Calibri" w:hAnsi="Calibri"/>
-                <w:sz w:val="21"/>
-              </w:rPr>
-              <w:t>A message "Insufficient cash — customer gave less than the total" is displayed</w:t>
-            </w:r>
-          </w:p>
-        </w:tc>
-        <w:tc>
-          <w:tcPr>
-            <w:tcW w:type="dxa" w:w="2100"/>
-          </w:tcPr>
-          <w:p/>
-        </w:tc>
-        <w:tc>
-          <w:tcPr>
-            <w:tcW w:type="dxa" w:w="1520"/>
-          </w:tcPr>
-          <w:p/>
-        </w:tc>
-        <w:tc>
-          <w:tcPr>
-            <w:tcW w:type="dxa" w:w="1100"/>
-          </w:tcPr>
-          <w:p/>
-        </w:tc>
-      </w:tr>
-      <w:tr>
-        <w:tc>
-          <w:tcPr>
-            <w:tcW w:type="dxa" w:w="1900"/>
-            <w:vMerge/>
-          </w:tcPr>
-          <w:p/>
-        </w:tc>
-        <w:tc>
-          <w:tcPr>
-            <w:tcW w:type="dxa" w:w="600"/>
-          </w:tcPr>
-          <w:p/>
-        </w:tc>
-        <w:tc>
-          <w:tcPr>
-            <w:tcW w:type="dxa" w:w="2300"/>
-          </w:tcPr>
-          <w:p/>
-        </w:tc>
-        <w:tc>
-          <w:tcPr>
-            <w:tcW w:type="dxa" w:w="4500"/>
-          </w:tcPr>
-          <w:p>
-            <w:pPr>
-              <w:spacing w:after="0"/>
-            </w:pPr>
-            <w:r/>
-            <w:r>
-              <w:rPr>
-                <w:rFonts w:ascii="Calibri" w:hAnsi="Calibri"/>
-                <w:sz w:val="21"/>
-              </w:rPr>
-              <w:t>Check if the discount is above the limit</w:t>
-            </w:r>
-          </w:p>
-          <w:p>
-            <w:pPr>
-              <w:spacing w:after="0"/>
-            </w:pPr>
-            <w:r>
-              <w:rPr>
-                <w:rFonts w:ascii="Calibri" w:hAnsi="Calibri"/>
-                <w:sz w:val="21"/>
-              </w:rPr>
-              <w:t>Enter a discount above the limit, for example 50</w:t>
-            </w:r>
-          </w:p>
-        </w:tc>
-        <w:tc>
-          <w:tcPr>
-            <w:tcW w:type="dxa" w:w="4700"/>
-          </w:tcPr>
-          <w:p>
-            <w:pPr>
-              <w:spacing w:after="0"/>
-            </w:pPr>
-            <w:r/>
-            <w:r>
-              <w:rPr>
-                <w:rFonts w:ascii="Calibri" w:hAnsi="Calibri"/>
-                <w:sz w:val="21"/>
-              </w:rPr>
-              <w:t>A message "The largest discount allowed is (limit)%" is displayed and the discount is lowered to the limit</w:t>
-            </w:r>
-          </w:p>
-        </w:tc>
-        <w:tc>
-          <w:tcPr>
-            <w:tcW w:type="dxa" w:w="2100"/>
-          </w:tcPr>
-          <w:p/>
-        </w:tc>
-        <w:tc>
-          <w:tcPr>
-            <w:tcW w:type="dxa" w:w="1520"/>
-          </w:tcPr>
-          <w:p/>
-        </w:tc>
-        <w:tc>
-          <w:tcPr>
-            <w:tcW w:type="dxa" w:w="1100"/>
-          </w:tcPr>
-          <w:p/>
-        </w:tc>
-      </w:tr>
-      <w:tr>
-        <w:tc>
-          <w:tcPr>
-            <w:tcW w:type="dxa" w:w="1900"/>
-            <w:vMerge/>
-          </w:tcPr>
-          <w:p/>
-        </w:tc>
-        <w:tc>
-          <w:tcPr>
-            <w:tcW w:type="dxa" w:w="600"/>
-          </w:tcPr>
-          <w:p/>
-        </w:tc>
-        <w:tc>
-          <w:tcPr>
-            <w:tcW w:type="dxa" w:w="2300"/>
-          </w:tcPr>
-          <w:p/>
-        </w:tc>
-        <w:tc>
-          <w:tcPr>
-            <w:tcW w:type="dxa" w:w="4500"/>
-          </w:tcPr>
-          <w:p>
-            <w:pPr>
-              <w:spacing w:after="0"/>
-            </w:pPr>
-            <w:r/>
-            <w:r>
-              <w:rPr>
-                <w:rFonts w:ascii="Calibri" w:hAnsi="Calibri"/>
-                <w:sz w:val="21"/>
-              </w:rPr>
-              <w:t>Check if an expired product is scanned</w:t>
-            </w:r>
-          </w:p>
-          <w:p>
-            <w:pPr>
-              <w:spacing w:after="0"/>
-            </w:pPr>
-            <w:r>
-              <w:rPr>
-                <w:rFonts w:ascii="Calibri" w:hAnsi="Calibri"/>
-                <w:sz w:val="21"/>
-              </w:rPr>
-              <w:t>Scan a product whose expiration date has passed</w:t>
+              <w:t>Check if an expired product is scanned: scan a product whose expiration date has passed</w:t>
             </w:r>
           </w:p>
         </w:tc>
@@ -7014,180 +3330,6 @@
                 <w:sz w:val="21"/>
               </w:rPr>
               <w:t>A message "(product) has expired and cannot be sold" is displayed</w:t>
-            </w:r>
-          </w:p>
-        </w:tc>
-        <w:tc>
-          <w:tcPr>
-            <w:tcW w:type="dxa" w:w="2100"/>
-          </w:tcPr>
-          <w:p/>
-        </w:tc>
-        <w:tc>
-          <w:tcPr>
-            <w:tcW w:type="dxa" w:w="1520"/>
-          </w:tcPr>
-          <w:p/>
-        </w:tc>
-        <w:tc>
-          <w:tcPr>
-            <w:tcW w:type="dxa" w:w="1100"/>
-          </w:tcPr>
-          <w:p/>
-        </w:tc>
-      </w:tr>
-      <w:tr>
-        <w:tc>
-          <w:tcPr>
-            <w:tcW w:type="dxa" w:w="1900"/>
-            <w:vMerge/>
-          </w:tcPr>
-          <w:p/>
-        </w:tc>
-        <w:tc>
-          <w:tcPr>
-            <w:tcW w:type="dxa" w:w="600"/>
-          </w:tcPr>
-          <w:p/>
-        </w:tc>
-        <w:tc>
-          <w:tcPr>
-            <w:tcW w:type="dxa" w:w="2300"/>
-          </w:tcPr>
-          <w:p/>
-        </w:tc>
-        <w:tc>
-          <w:tcPr>
-            <w:tcW w:type="dxa" w:w="4500"/>
-          </w:tcPr>
-          <w:p>
-            <w:pPr>
-              <w:spacing w:after="0"/>
-            </w:pPr>
-            <w:r/>
-            <w:r>
-              <w:rPr>
-                <w:rFonts w:ascii="Calibri" w:hAnsi="Calibri"/>
-                <w:sz w:val="21"/>
-              </w:rPr>
-              <w:t>Check if a sold-out product is scanned</w:t>
-            </w:r>
-          </w:p>
-          <w:p>
-            <w:pPr>
-              <w:spacing w:after="0"/>
-            </w:pPr>
-            <w:r>
-              <w:rPr>
-                <w:rFonts w:ascii="Calibri" w:hAnsi="Calibri"/>
-                <w:sz w:val="21"/>
-              </w:rPr>
-              <w:t>Scan a product with no stock</w:t>
-            </w:r>
-          </w:p>
-        </w:tc>
-        <w:tc>
-          <w:tcPr>
-            <w:tcW w:type="dxa" w:w="4700"/>
-          </w:tcPr>
-          <w:p>
-            <w:pPr>
-              <w:spacing w:after="0"/>
-            </w:pPr>
-            <w:r/>
-            <w:r>
-              <w:rPr>
-                <w:rFonts w:ascii="Calibri" w:hAnsi="Calibri"/>
-                <w:sz w:val="21"/>
-              </w:rPr>
-              <w:t>A message "(product) is sold out" is displayed</w:t>
-            </w:r>
-          </w:p>
-        </w:tc>
-        <w:tc>
-          <w:tcPr>
-            <w:tcW w:type="dxa" w:w="2100"/>
-          </w:tcPr>
-          <w:p/>
-        </w:tc>
-        <w:tc>
-          <w:tcPr>
-            <w:tcW w:type="dxa" w:w="1520"/>
-          </w:tcPr>
-          <w:p/>
-        </w:tc>
-        <w:tc>
-          <w:tcPr>
-            <w:tcW w:type="dxa" w:w="1100"/>
-          </w:tcPr>
-          <w:p/>
-        </w:tc>
-      </w:tr>
-      <w:tr>
-        <w:tc>
-          <w:tcPr>
-            <w:tcW w:type="dxa" w:w="1900"/>
-            <w:vMerge/>
-          </w:tcPr>
-          <w:p/>
-        </w:tc>
-        <w:tc>
-          <w:tcPr>
-            <w:tcW w:type="dxa" w:w="600"/>
-          </w:tcPr>
-          <w:p/>
-        </w:tc>
-        <w:tc>
-          <w:tcPr>
-            <w:tcW w:type="dxa" w:w="2300"/>
-          </w:tcPr>
-          <w:p/>
-        </w:tc>
-        <w:tc>
-          <w:tcPr>
-            <w:tcW w:type="dxa" w:w="4500"/>
-          </w:tcPr>
-          <w:p>
-            <w:pPr>
-              <w:spacing w:after="0"/>
-            </w:pPr>
-            <w:r/>
-            <w:r>
-              <w:rPr>
-                <w:rFonts w:ascii="Calibri" w:hAnsi="Calibri"/>
-                <w:sz w:val="21"/>
-              </w:rPr>
-              <w:t>Check if more cash is taken out than the drawer holds</w:t>
-            </w:r>
-          </w:p>
-          <w:p>
-            <w:pPr>
-              <w:spacing w:after="0"/>
-            </w:pPr>
-            <w:r>
-              <w:rPr>
-                <w:rFonts w:ascii="Calibri" w:hAnsi="Calibri"/>
-                <w:sz w:val="21"/>
-              </w:rPr>
-              <w:t>Take out more cash than the drawer holds</w:t>
-            </w:r>
-          </w:p>
-        </w:tc>
-        <w:tc>
-          <w:tcPr>
-            <w:tcW w:type="dxa" w:w="4700"/>
-          </w:tcPr>
-          <w:p>
-            <w:pPr>
-              <w:spacing w:after="0"/>
-            </w:pPr>
-            <w:r/>
-            <w:r>
-              <w:rPr>
-                <w:rFonts w:ascii="Calibri" w:hAnsi="Calibri"/>
-                <w:sz w:val="21"/>
-              </w:rPr>
-              <w:t>A message "That is more cash than the drawer should hold." is displayed</w:t>
             </w:r>
           </w:p>
         </w:tc>
@@ -7327,280 +3469,7 @@
                 <w:rFonts w:ascii="Calibri" w:hAnsi="Calibri"/>
                 <w:sz w:val="21"/>
               </w:rPr>
-              <w:t>Check if the product card matches Inventory</w:t>
-            </w:r>
-          </w:p>
-          <w:p>
-            <w:pPr>
-              <w:spacing w:after="0"/>
-            </w:pPr>
-            <w:r>
-              <w:rPr>
-                <w:rFonts w:ascii="Calibri" w:hAnsi="Calibri"/>
-                <w:sz w:val="21"/>
-              </w:rPr>
-              <w:t>Look at a product card</w:t>
-            </w:r>
-          </w:p>
-        </w:tc>
-        <w:tc>
-          <w:tcPr>
-            <w:tcW w:type="dxa" w:w="4700"/>
-          </w:tcPr>
-          <w:p>
-            <w:pPr>
-              <w:spacing w:after="0"/>
-            </w:pPr>
-            <w:r/>
-            <w:r>
-              <w:rPr>
-                <w:rFonts w:ascii="Calibri" w:hAnsi="Calibri"/>
-                <w:sz w:val="21"/>
-              </w:rPr>
-              <w:t>Its price and "(n) left" are the same as the product's Unit price and stock in Inventory</w:t>
-            </w:r>
-          </w:p>
-        </w:tc>
-        <w:tc>
-          <w:tcPr>
-            <w:tcW w:type="dxa" w:w="2100"/>
-          </w:tcPr>
-          <w:p/>
-        </w:tc>
-        <w:tc>
-          <w:tcPr>
-            <w:tcW w:type="dxa" w:w="1520"/>
-          </w:tcPr>
-          <w:p/>
-        </w:tc>
-        <w:tc>
-          <w:tcPr>
-            <w:tcW w:type="dxa" w:w="1100"/>
-          </w:tcPr>
-          <w:p/>
-        </w:tc>
-      </w:tr>
-      <w:tr>
-        <w:tc>
-          <w:tcPr>
-            <w:tcW w:type="dxa" w:w="1900"/>
-            <w:vMerge/>
-          </w:tcPr>
-          <w:p/>
-        </w:tc>
-        <w:tc>
-          <w:tcPr>
-            <w:tcW w:type="dxa" w:w="600"/>
-          </w:tcPr>
-          <w:p/>
-        </w:tc>
-        <w:tc>
-          <w:tcPr>
-            <w:tcW w:type="dxa" w:w="2300"/>
-          </w:tcPr>
-          <w:p/>
-        </w:tc>
-        <w:tc>
-          <w:tcPr>
-            <w:tcW w:type="dxa" w:w="4500"/>
-          </w:tcPr>
-          <w:p>
-            <w:pPr>
-              <w:spacing w:after="0"/>
-            </w:pPr>
-            <w:r/>
-            <w:r>
-              <w:rPr>
-                <w:rFonts w:ascii="Calibri" w:hAnsi="Calibri"/>
-                <w:sz w:val="21"/>
-              </w:rPr>
-              <w:t>Check if a category shows only its products</w:t>
-            </w:r>
-          </w:p>
-          <w:p>
-            <w:pPr>
-              <w:spacing w:after="0"/>
-            </w:pPr>
-            <w:r>
-              <w:rPr>
-                <w:rFonts w:ascii="Calibri" w:hAnsi="Calibri"/>
-                <w:sz w:val="21"/>
-              </w:rPr>
-              <w:t>Click a category button</w:t>
-            </w:r>
-          </w:p>
-        </w:tc>
-        <w:tc>
-          <w:tcPr>
-            <w:tcW w:type="dxa" w:w="4700"/>
-          </w:tcPr>
-          <w:p>
-            <w:pPr>
-              <w:spacing w:after="0"/>
-            </w:pPr>
-            <w:r/>
-            <w:r>
-              <w:rPr>
-                <w:rFonts w:ascii="Calibri" w:hAnsi="Calibri"/>
-                <w:sz w:val="21"/>
-              </w:rPr>
-              <w:t>Only the products of that category are shown</w:t>
-            </w:r>
-          </w:p>
-        </w:tc>
-        <w:tc>
-          <w:tcPr>
-            <w:tcW w:type="dxa" w:w="2100"/>
-          </w:tcPr>
-          <w:p/>
-        </w:tc>
-        <w:tc>
-          <w:tcPr>
-            <w:tcW w:type="dxa" w:w="1520"/>
-          </w:tcPr>
-          <w:p/>
-        </w:tc>
-        <w:tc>
-          <w:tcPr>
-            <w:tcW w:type="dxa" w:w="1100"/>
-          </w:tcPr>
-          <w:p/>
-        </w:tc>
-      </w:tr>
-      <w:tr>
-        <w:tc>
-          <w:tcPr>
-            <w:tcW w:type="dxa" w:w="1900"/>
-            <w:vMerge/>
-          </w:tcPr>
-          <w:p/>
-        </w:tc>
-        <w:tc>
-          <w:tcPr>
-            <w:tcW w:type="dxa" w:w="600"/>
-          </w:tcPr>
-          <w:p/>
-        </w:tc>
-        <w:tc>
-          <w:tcPr>
-            <w:tcW w:type="dxa" w:w="2300"/>
-          </w:tcPr>
-          <w:p/>
-        </w:tc>
-        <w:tc>
-          <w:tcPr>
-            <w:tcW w:type="dxa" w:w="4500"/>
-          </w:tcPr>
-          <w:p>
-            <w:pPr>
-              <w:spacing w:after="0"/>
-            </w:pPr>
-            <w:r/>
-            <w:r>
-              <w:rPr>
-                <w:rFonts w:ascii="Calibri" w:hAnsi="Calibri"/>
-                <w:sz w:val="21"/>
-              </w:rPr>
-              <w:t>Check if the search shows only matching products</w:t>
-            </w:r>
-          </w:p>
-          <w:p>
-            <w:pPr>
-              <w:spacing w:after="0"/>
-            </w:pPr>
-            <w:r>
-              <w:rPr>
-                <w:rFonts w:ascii="Calibri" w:hAnsi="Calibri"/>
-                <w:sz w:val="21"/>
-              </w:rPr>
-              <w:t>Type a product name in the search box</w:t>
-            </w:r>
-          </w:p>
-        </w:tc>
-        <w:tc>
-          <w:tcPr>
-            <w:tcW w:type="dxa" w:w="4700"/>
-          </w:tcPr>
-          <w:p>
-            <w:pPr>
-              <w:spacing w:after="0"/>
-            </w:pPr>
-            <w:r/>
-            <w:r>
-              <w:rPr>
-                <w:rFonts w:ascii="Calibri" w:hAnsi="Calibri"/>
-                <w:sz w:val="21"/>
-              </w:rPr>
-              <w:t>Only the matching products are shown</w:t>
-            </w:r>
-          </w:p>
-        </w:tc>
-        <w:tc>
-          <w:tcPr>
-            <w:tcW w:type="dxa" w:w="2100"/>
-          </w:tcPr>
-          <w:p/>
-        </w:tc>
-        <w:tc>
-          <w:tcPr>
-            <w:tcW w:type="dxa" w:w="1520"/>
-          </w:tcPr>
-          <w:p/>
-        </w:tc>
-        <w:tc>
-          <w:tcPr>
-            <w:tcW w:type="dxa" w:w="1100"/>
-          </w:tcPr>
-          <w:p/>
-        </w:tc>
-      </w:tr>
-      <w:tr>
-        <w:tc>
-          <w:tcPr>
-            <w:tcW w:type="dxa" w:w="1900"/>
-            <w:vMerge/>
-          </w:tcPr>
-          <w:p/>
-        </w:tc>
-        <w:tc>
-          <w:tcPr>
-            <w:tcW w:type="dxa" w:w="600"/>
-          </w:tcPr>
-          <w:p/>
-        </w:tc>
-        <w:tc>
-          <w:tcPr>
-            <w:tcW w:type="dxa" w:w="2300"/>
-          </w:tcPr>
-          <w:p/>
-        </w:tc>
-        <w:tc>
-          <w:tcPr>
-            <w:tcW w:type="dxa" w:w="4500"/>
-          </w:tcPr>
-          <w:p>
-            <w:pPr>
-              <w:spacing w:after="0"/>
-            </w:pPr>
-            <w:r/>
-            <w:r>
-              <w:rPr>
-                <w:rFonts w:ascii="Calibri" w:hAnsi="Calibri"/>
-                <w:sz w:val="21"/>
-              </w:rPr>
-              <w:t>Check if the subtotal and total add up</w:t>
-            </w:r>
-          </w:p>
-          <w:p>
-            <w:pPr>
-              <w:spacing w:after="0"/>
-            </w:pPr>
-            <w:r>
-              <w:rPr>
-                <w:rFonts w:ascii="Calibri" w:hAnsi="Calibri"/>
-                <w:sz w:val="21"/>
-              </w:rPr>
-              <w:t>Add two items and a discount</w:t>
+              <w:t>Check if the subtotal and total add up: add two items and a discount</w:t>
             </w:r>
           </w:p>
         </w:tc>
@@ -7619,789 +3488,6 @@
                 <w:sz w:val="21"/>
               </w:rPr>
               <w:t>The subtotal is the sum of the lines, and the total is the subtotal less the discount</w:t>
-            </w:r>
-          </w:p>
-        </w:tc>
-        <w:tc>
-          <w:tcPr>
-            <w:tcW w:type="dxa" w:w="2100"/>
-          </w:tcPr>
-          <w:p/>
-        </w:tc>
-        <w:tc>
-          <w:tcPr>
-            <w:tcW w:type="dxa" w:w="1520"/>
-          </w:tcPr>
-          <w:p/>
-        </w:tc>
-        <w:tc>
-          <w:tcPr>
-            <w:tcW w:type="dxa" w:w="1100"/>
-          </w:tcPr>
-          <w:p/>
-        </w:tc>
-      </w:tr>
-      <w:tr>
-        <w:tc>
-          <w:tcPr>
-            <w:tcW w:type="dxa" w:w="1900"/>
-            <w:vMerge/>
-          </w:tcPr>
-          <w:p/>
-        </w:tc>
-        <w:tc>
-          <w:tcPr>
-            <w:tcW w:type="dxa" w:w="600"/>
-          </w:tcPr>
-          <w:p/>
-        </w:tc>
-        <w:tc>
-          <w:tcPr>
-            <w:tcW w:type="dxa" w:w="2300"/>
-          </w:tcPr>
-          <w:p/>
-        </w:tc>
-        <w:tc>
-          <w:tcPr>
-            <w:tcW w:type="dxa" w:w="4500"/>
-          </w:tcPr>
-          <w:p>
-            <w:pPr>
-              <w:spacing w:after="0"/>
-            </w:pPr>
-            <w:r/>
-            <w:r>
-              <w:rPr>
-                <w:rFonts w:ascii="Calibri" w:hAnsi="Calibri"/>
-                <w:sz w:val="21"/>
-              </w:rPr>
-              <w:t>Check if the receipt matches the sale</w:t>
-            </w:r>
-          </w:p>
-          <w:p>
-            <w:pPr>
-              <w:spacing w:after="0"/>
-            </w:pPr>
-            <w:r>
-              <w:rPr>
-                <w:rFonts w:ascii="Calibri" w:hAnsi="Calibri"/>
-                <w:sz w:val="21"/>
-              </w:rPr>
-              <w:t>Look at the receipt after Complete sale</w:t>
-            </w:r>
-          </w:p>
-        </w:tc>
-        <w:tc>
-          <w:tcPr>
-            <w:tcW w:type="dxa" w:w="4700"/>
-          </w:tcPr>
-          <w:p>
-            <w:pPr>
-              <w:spacing w:after="0"/>
-            </w:pPr>
-            <w:r/>
-            <w:r>
-              <w:rPr>
-                <w:rFonts w:ascii="Calibri" w:hAnsi="Calibri"/>
-                <w:sz w:val="21"/>
-              </w:rPr>
-              <w:t>The items, quantities, discount, total, cash received and change are the same as in the Confirm cash sale window</w:t>
-            </w:r>
-          </w:p>
-        </w:tc>
-        <w:tc>
-          <w:tcPr>
-            <w:tcW w:type="dxa" w:w="2100"/>
-          </w:tcPr>
-          <w:p/>
-        </w:tc>
-        <w:tc>
-          <w:tcPr>
-            <w:tcW w:type="dxa" w:w="1520"/>
-          </w:tcPr>
-          <w:p/>
-        </w:tc>
-        <w:tc>
-          <w:tcPr>
-            <w:tcW w:type="dxa" w:w="1100"/>
-          </w:tcPr>
-          <w:p/>
-        </w:tc>
-      </w:tr>
-      <w:tr>
-        <w:tc>
-          <w:tcPr>
-            <w:tcW w:type="dxa" w:w="1900"/>
-            <w:vMerge/>
-          </w:tcPr>
-          <w:p/>
-        </w:tc>
-        <w:tc>
-          <w:tcPr>
-            <w:tcW w:type="dxa" w:w="600"/>
-          </w:tcPr>
-          <w:p/>
-        </w:tc>
-        <w:tc>
-          <w:tcPr>
-            <w:tcW w:type="dxa" w:w="2300"/>
-          </w:tcPr>
-          <w:p/>
-        </w:tc>
-        <w:tc>
-          <w:tcPr>
-            <w:tcW w:type="dxa" w:w="4500"/>
-          </w:tcPr>
-          <w:p>
-            <w:pPr>
-              <w:spacing w:after="0"/>
-            </w:pPr>
-            <w:r/>
-            <w:r>
-              <w:rPr>
-                <w:rFonts w:ascii="Calibri" w:hAnsi="Calibri"/>
-                <w:sz w:val="21"/>
-              </w:rPr>
-              <w:t>Check if My sales today shows only this cashier's sales</w:t>
-            </w:r>
-          </w:p>
-          <w:p>
-            <w:pPr>
-              <w:spacing w:after="0"/>
-            </w:pPr>
-            <w:r>
-              <w:rPr>
-                <w:rFonts w:ascii="Calibri" w:hAnsi="Calibri"/>
-                <w:sz w:val="21"/>
-              </w:rPr>
-              <w:t>Click My sales today</w:t>
-            </w:r>
-          </w:p>
-        </w:tc>
-        <w:tc>
-          <w:tcPr>
-            <w:tcW w:type="dxa" w:w="4700"/>
-          </w:tcPr>
-          <w:p>
-            <w:pPr>
-              <w:spacing w:after="0"/>
-            </w:pPr>
-            <w:r/>
-            <w:r>
-              <w:rPr>
-                <w:rFonts w:ascii="Calibri" w:hAnsi="Calibri"/>
-                <w:sz w:val="21"/>
-              </w:rPr>
-              <w:t>Only this cashier's sales of today are listed</w:t>
-            </w:r>
-          </w:p>
-        </w:tc>
-        <w:tc>
-          <w:tcPr>
-            <w:tcW w:type="dxa" w:w="2100"/>
-          </w:tcPr>
-          <w:p/>
-        </w:tc>
-        <w:tc>
-          <w:tcPr>
-            <w:tcW w:type="dxa" w:w="1520"/>
-          </w:tcPr>
-          <w:p/>
-        </w:tc>
-        <w:tc>
-          <w:tcPr>
-            <w:tcW w:type="dxa" w:w="1100"/>
-          </w:tcPr>
-          <w:p/>
-        </w:tc>
-      </w:tr>
-      <w:tr>
-        <w:tc>
-          <w:tcPr>
-            <w:tcW w:type="dxa" w:w="1900"/>
-            <w:vMerge/>
-          </w:tcPr>
-          <w:p/>
-        </w:tc>
-        <w:tc>
-          <w:tcPr>
-            <w:tcW w:type="dxa" w:w="600"/>
-          </w:tcPr>
-          <w:p/>
-        </w:tc>
-        <w:tc>
-          <w:tcPr>
-            <w:tcW w:type="dxa" w:w="2300"/>
-          </w:tcPr>
-          <w:p/>
-        </w:tc>
-        <w:tc>
-          <w:tcPr>
-            <w:tcW w:type="dxa" w:w="4500"/>
-          </w:tcPr>
-          <w:p>
-            <w:pPr>
-              <w:spacing w:after="0"/>
-            </w:pPr>
-            <w:r/>
-            <w:r>
-              <w:rPr>
-                <w:rFonts w:ascii="Calibri" w:hAnsi="Calibri"/>
-                <w:sz w:val="21"/>
-              </w:rPr>
-              <w:t>Check if the cash in and out totals add up</w:t>
-            </w:r>
-          </w:p>
-          <w:p>
-            <w:pPr>
-              <w:spacing w:after="0"/>
-            </w:pPr>
-            <w:r>
-              <w:rPr>
-                <w:rFonts w:ascii="Calibri" w:hAnsi="Calibri"/>
-                <w:sz w:val="21"/>
-              </w:rPr>
-              <w:t>Click Cash in / out</w:t>
-            </w:r>
-          </w:p>
-        </w:tc>
-        <w:tc>
-          <w:tcPr>
-            <w:tcW w:type="dxa" w:w="4700"/>
-          </w:tcPr>
-          <w:p>
-            <w:pPr>
-              <w:spacing w:after="0"/>
-            </w:pPr>
-            <w:r/>
-            <w:r>
-              <w:rPr>
-                <w:rFonts w:ascii="Calibri" w:hAnsi="Calibri"/>
-                <w:sz w:val="21"/>
-              </w:rPr>
-              <w:t>The totals line reads "Put in ₱(amount) · Taken out ₱(amount)" for this drawer today</w:t>
-            </w:r>
-          </w:p>
-        </w:tc>
-        <w:tc>
-          <w:tcPr>
-            <w:tcW w:type="dxa" w:w="2100"/>
-          </w:tcPr>
-          <w:p/>
-        </w:tc>
-        <w:tc>
-          <w:tcPr>
-            <w:tcW w:type="dxa" w:w="1520"/>
-          </w:tcPr>
-          <w:p/>
-        </w:tc>
-        <w:tc>
-          <w:tcPr>
-            <w:tcW w:type="dxa" w:w="1100"/>
-          </w:tcPr>
-          <w:p/>
-        </w:tc>
-      </w:tr>
-      <w:tr>
-        <w:tc>
-          <w:tcPr>
-            <w:tcW w:type="dxa" w:w="1900"/>
-            <w:vMerge/>
-          </w:tcPr>
-          <w:p/>
-        </w:tc>
-        <w:tc>
-          <w:tcPr>
-            <w:tcW w:type="dxa" w:w="600"/>
-          </w:tcPr>
-          <w:p/>
-        </w:tc>
-        <w:tc>
-          <w:tcPr>
-            <w:tcW w:type="dxa" w:w="2300"/>
-          </w:tcPr>
-          <w:p/>
-        </w:tc>
-        <w:tc>
-          <w:tcPr>
-            <w:tcW w:type="dxa" w:w="4500"/>
-          </w:tcPr>
-          <w:p>
-            <w:pPr>
-              <w:spacing w:after="0"/>
-            </w:pPr>
-            <w:r/>
-            <w:r>
-              <w:rPr>
-                <w:rFonts w:ascii="Calibri" w:hAnsi="Calibri"/>
-                <w:sz w:val="21"/>
-              </w:rPr>
-              <w:t>Check if the expected cash adds up</w:t>
-            </w:r>
-          </w:p>
-          <w:p>
-            <w:pPr>
-              <w:spacing w:after="0"/>
-            </w:pPr>
-            <w:r>
-              <w:rPr>
-                <w:rFonts w:ascii="Calibri" w:hAnsi="Calibri"/>
-                <w:sz w:val="21"/>
-              </w:rPr>
-              <w:t>Click End of day, type the counted cash, then save the count</w:t>
-            </w:r>
-          </w:p>
-        </w:tc>
-        <w:tc>
-          <w:tcPr>
-            <w:tcW w:type="dxa" w:w="4700"/>
-          </w:tcPr>
-          <w:p>
-            <w:pPr>
-              <w:spacing w:after="0"/>
-            </w:pPr>
-            <w:r/>
-            <w:r>
-              <w:rPr>
-                <w:rFonts w:ascii="Calibri" w:hAnsi="Calibri"/>
-                <w:sz w:val="21"/>
-              </w:rPr>
-              <w:t>The expected cash is not shown before saving (a blind count); after saving it equals starting cash + cash sales + cash put in − cash taken out</w:t>
-            </w:r>
-          </w:p>
-        </w:tc>
-        <w:tc>
-          <w:tcPr>
-            <w:tcW w:type="dxa" w:w="2100"/>
-          </w:tcPr>
-          <w:p/>
-        </w:tc>
-        <w:tc>
-          <w:tcPr>
-            <w:tcW w:type="dxa" w:w="1520"/>
-          </w:tcPr>
-          <w:p/>
-        </w:tc>
-        <w:tc>
-          <w:tcPr>
-            <w:tcW w:type="dxa" w:w="1100"/>
-          </w:tcPr>
-          <w:p/>
-        </w:tc>
-      </w:tr>
-      <w:tr>
-        <w:tc>
-          <w:tcPr>
-            <w:tcW w:type="dxa" w:w="1900"/>
-            <w:vMerge/>
-          </w:tcPr>
-          <w:p/>
-        </w:tc>
-        <w:tc>
-          <w:tcPr>
-            <w:tcW w:type="dxa" w:w="600"/>
-          </w:tcPr>
-          <w:p/>
-        </w:tc>
-        <w:tc>
-          <w:tcPr>
-            <w:tcW w:type="dxa" w:w="2300"/>
-          </w:tcPr>
-          <w:p/>
-        </w:tc>
-        <w:tc>
-          <w:tcPr>
-            <w:tcW w:type="dxa" w:w="4500"/>
-          </w:tcPr>
-          <w:p>
-            <w:pPr>
-              <w:spacing w:after="0"/>
-            </w:pPr>
-            <w:r/>
-            <w:r>
-              <w:rPr>
-                <w:rFonts w:ascii="Calibri" w:hAnsi="Calibri"/>
-                <w:sz w:val="21"/>
-              </w:rPr>
-              <w:t>Check if "Can't be sold" lists only those products</w:t>
-            </w:r>
-          </w:p>
-          <w:p>
-            <w:pPr>
-              <w:spacing w:after="0"/>
-            </w:pPr>
-            <w:r>
-              <w:rPr>
-                <w:rFonts w:ascii="Calibri" w:hAnsi="Calibri"/>
-                <w:sz w:val="21"/>
-              </w:rPr>
-              <w:t>Click "Can't be sold"</w:t>
-            </w:r>
-          </w:p>
-        </w:tc>
-        <w:tc>
-          <w:tcPr>
-            <w:tcW w:type="dxa" w:w="4700"/>
-          </w:tcPr>
-          <w:p>
-            <w:pPr>
-              <w:spacing w:after="0"/>
-            </w:pPr>
-            <w:r/>
-            <w:r>
-              <w:rPr>
-                <w:rFonts w:ascii="Calibri" w:hAnsi="Calibri"/>
-                <w:sz w:val="21"/>
-              </w:rPr>
-              <w:t>Only expired and sold-out products are listed, each marked "Expired (date)" or "None left"</w:t>
-            </w:r>
-          </w:p>
-        </w:tc>
-        <w:tc>
-          <w:tcPr>
-            <w:tcW w:type="dxa" w:w="2100"/>
-          </w:tcPr>
-          <w:p/>
-        </w:tc>
-        <w:tc>
-          <w:tcPr>
-            <w:tcW w:type="dxa" w:w="1520"/>
-          </w:tcPr>
-          <w:p/>
-        </w:tc>
-        <w:tc>
-          <w:tcPr>
-            <w:tcW w:type="dxa" w:w="1100"/>
-          </w:tcPr>
-          <w:p/>
-        </w:tc>
-      </w:tr>
-      <w:tr>
-        <w:tc>
-          <w:tcPr>
-            <w:tcW w:type="dxa" w:w="1900"/>
-            <w:vMerge/>
-          </w:tcPr>
-          <w:p/>
-        </w:tc>
-        <w:tc>
-          <w:tcPr>
-            <w:tcW w:type="dxa" w:w="600"/>
-          </w:tcPr>
-          <w:p/>
-        </w:tc>
-        <w:tc>
-          <w:tcPr>
-            <w:tcW w:type="dxa" w:w="2300"/>
-          </w:tcPr>
-          <w:p/>
-        </w:tc>
-        <w:tc>
-          <w:tcPr>
-            <w:tcW w:type="dxa" w:w="4500"/>
-          </w:tcPr>
-          <w:p>
-            <w:pPr>
-              <w:spacing w:after="0"/>
-            </w:pPr>
-            <w:r/>
-            <w:r>
-              <w:rPr>
-                <w:rFonts w:ascii="Calibri" w:hAnsi="Calibri"/>
-                <w:sz w:val="21"/>
-              </w:rPr>
-              <w:t>Check if an unsellable product is among the cards</w:t>
-            </w:r>
-          </w:p>
-          <w:p>
-            <w:pPr>
-              <w:spacing w:after="0"/>
-            </w:pPr>
-            <w:r>
-              <w:rPr>
-                <w:rFonts w:ascii="Calibri" w:hAnsi="Calibri"/>
-                <w:sz w:val="21"/>
-              </w:rPr>
-              <w:t>Look for an expired or sold-out product among the product cards</w:t>
-            </w:r>
-          </w:p>
-        </w:tc>
-        <w:tc>
-          <w:tcPr>
-            <w:tcW w:type="dxa" w:w="4700"/>
-          </w:tcPr>
-          <w:p>
-            <w:pPr>
-              <w:spacing w:after="0"/>
-            </w:pPr>
-            <w:r/>
-            <w:r>
-              <w:rPr>
-                <w:rFonts w:ascii="Calibri" w:hAnsi="Calibri"/>
-                <w:sz w:val="21"/>
-              </w:rPr>
-              <w:t>It is not among the cards; it is listed under "Can't be sold"</w:t>
-            </w:r>
-          </w:p>
-        </w:tc>
-        <w:tc>
-          <w:tcPr>
-            <w:tcW w:type="dxa" w:w="2100"/>
-          </w:tcPr>
-          <w:p/>
-        </w:tc>
-        <w:tc>
-          <w:tcPr>
-            <w:tcW w:type="dxa" w:w="1520"/>
-          </w:tcPr>
-          <w:p/>
-        </w:tc>
-        <w:tc>
-          <w:tcPr>
-            <w:tcW w:type="dxa" w:w="1100"/>
-          </w:tcPr>
-          <w:p/>
-        </w:tc>
-      </w:tr>
-      <w:tr>
-        <w:tc>
-          <w:tcPr>
-            <w:tcW w:type="dxa" w:w="1900"/>
-            <w:vMerge/>
-          </w:tcPr>
-          <w:p/>
-        </w:tc>
-        <w:tc>
-          <w:tcPr>
-            <w:tcW w:type="dxa" w:w="600"/>
-          </w:tcPr>
-          <w:p/>
-        </w:tc>
-        <w:tc>
-          <w:tcPr>
-            <w:tcW w:type="dxa" w:w="2300"/>
-          </w:tcPr>
-          <w:p/>
-        </w:tc>
-        <w:tc>
-          <w:tcPr>
-            <w:tcW w:type="dxa" w:w="4500"/>
-          </w:tcPr>
-          <w:p>
-            <w:pPr>
-              <w:spacing w:after="0"/>
-            </w:pPr>
-            <w:r/>
-            <w:r>
-              <w:rPr>
-                <w:rFonts w:ascii="Calibri" w:hAnsi="Calibri"/>
-                <w:sz w:val="21"/>
-              </w:rPr>
-              <w:t>Check if a deleted product leaves the till</w:t>
-            </w:r>
-          </w:p>
-          <w:p>
-            <w:pPr>
-              <w:spacing w:after="0"/>
-            </w:pPr>
-            <w:r>
-              <w:rPr>
-                <w:rFonts w:ascii="Calibri" w:hAnsi="Calibri"/>
-                <w:sz w:val="21"/>
-              </w:rPr>
-              <w:t>Delete a product in Inventory while the till is open, then wait 10 seconds</w:t>
-            </w:r>
-          </w:p>
-        </w:tc>
-        <w:tc>
-          <w:tcPr>
-            <w:tcW w:type="dxa" w:w="4700"/>
-          </w:tcPr>
-          <w:p>
-            <w:pPr>
-              <w:spacing w:after="0"/>
-            </w:pPr>
-            <w:r/>
-            <w:r>
-              <w:rPr>
-                <w:rFonts w:ascii="Calibri" w:hAnsi="Calibri"/>
-                <w:sz w:val="21"/>
-              </w:rPr>
-              <w:t>The product's card disappears from the till</w:t>
-            </w:r>
-          </w:p>
-        </w:tc>
-        <w:tc>
-          <w:tcPr>
-            <w:tcW w:type="dxa" w:w="2100"/>
-          </w:tcPr>
-          <w:p/>
-        </w:tc>
-        <w:tc>
-          <w:tcPr>
-            <w:tcW w:type="dxa" w:w="1520"/>
-          </w:tcPr>
-          <w:p/>
-        </w:tc>
-        <w:tc>
-          <w:tcPr>
-            <w:tcW w:type="dxa" w:w="1100"/>
-          </w:tcPr>
-          <w:p/>
-        </w:tc>
-      </w:tr>
-      <w:tr>
-        <w:tc>
-          <w:tcPr>
-            <w:tcW w:type="dxa" w:w="1900"/>
-            <w:vMerge/>
-          </w:tcPr>
-          <w:p/>
-        </w:tc>
-        <w:tc>
-          <w:tcPr>
-            <w:tcW w:type="dxa" w:w="600"/>
-          </w:tcPr>
-          <w:p/>
-        </w:tc>
-        <w:tc>
-          <w:tcPr>
-            <w:tcW w:type="dxa" w:w="2300"/>
-          </w:tcPr>
-          <w:p/>
-        </w:tc>
-        <w:tc>
-          <w:tcPr>
-            <w:tcW w:type="dxa" w:w="4500"/>
-          </w:tcPr>
-          <w:p>
-            <w:pPr>
-              <w:spacing w:after="0"/>
-            </w:pPr>
-            <w:r/>
-            <w:r>
-              <w:rPr>
-                <w:rFonts w:ascii="Calibri" w:hAnsi="Calibri"/>
-                <w:sz w:val="21"/>
-              </w:rPr>
-              <w:t>Check if another cashier's sales are listed</w:t>
-            </w:r>
-          </w:p>
-          <w:p>
-            <w:pPr>
-              <w:spacing w:after="0"/>
-            </w:pPr>
-            <w:r>
-              <w:rPr>
-                <w:rFonts w:ascii="Calibri" w:hAnsi="Calibri"/>
-                <w:sz w:val="21"/>
-              </w:rPr>
-              <w:t>Click My sales today after another cashier has made sales</w:t>
-            </w:r>
-          </w:p>
-        </w:tc>
-        <w:tc>
-          <w:tcPr>
-            <w:tcW w:type="dxa" w:w="4700"/>
-          </w:tcPr>
-          <w:p>
-            <w:pPr>
-              <w:spacing w:after="0"/>
-            </w:pPr>
-            <w:r/>
-            <w:r>
-              <w:rPr>
-                <w:rFonts w:ascii="Calibri" w:hAnsi="Calibri"/>
-                <w:sz w:val="21"/>
-              </w:rPr>
-              <w:t>Only your own sales are listed, not the other cashier's</w:t>
-            </w:r>
-          </w:p>
-        </w:tc>
-        <w:tc>
-          <w:tcPr>
-            <w:tcW w:type="dxa" w:w="2100"/>
-          </w:tcPr>
-          <w:p/>
-        </w:tc>
-        <w:tc>
-          <w:tcPr>
-            <w:tcW w:type="dxa" w:w="1520"/>
-          </w:tcPr>
-          <w:p/>
-        </w:tc>
-        <w:tc>
-          <w:tcPr>
-            <w:tcW w:type="dxa" w:w="1100"/>
-          </w:tcPr>
-          <w:p/>
-        </w:tc>
-      </w:tr>
-      <w:tr>
-        <w:tc>
-          <w:tcPr>
-            <w:tcW w:type="dxa" w:w="1900"/>
-            <w:vMerge/>
-          </w:tcPr>
-          <w:p/>
-        </w:tc>
-        <w:tc>
-          <w:tcPr>
-            <w:tcW w:type="dxa" w:w="600"/>
-          </w:tcPr>
-          <w:p/>
-        </w:tc>
-        <w:tc>
-          <w:tcPr>
-            <w:tcW w:type="dxa" w:w="2300"/>
-          </w:tcPr>
-          <w:p/>
-        </w:tc>
-        <w:tc>
-          <w:tcPr>
-            <w:tcW w:type="dxa" w:w="4500"/>
-          </w:tcPr>
-          <w:p>
-            <w:pPr>
-              <w:spacing w:after="0"/>
-            </w:pPr>
-            <w:r/>
-            <w:r>
-              <w:rPr>
-                <w:rFonts w:ascii="Calibri" w:hAnsi="Calibri"/>
-                <w:sz w:val="21"/>
-              </w:rPr>
-              <w:t>Check if a voided sale is left out of the expected cash</w:t>
-            </w:r>
-          </w:p>
-          <w:p>
-            <w:pPr>
-              <w:spacing w:after="0"/>
-            </w:pPr>
-            <w:r>
-              <w:rPr>
-                <w:rFonts w:ascii="Calibri" w:hAnsi="Calibri"/>
-                <w:sz w:val="21"/>
-              </w:rPr>
-              <w:t>Void one of today's sales (administrator), then click End of day at the till</w:t>
-            </w:r>
-          </w:p>
-        </w:tc>
-        <w:tc>
-          <w:tcPr>
-            <w:tcW w:type="dxa" w:w="4700"/>
-          </w:tcPr>
-          <w:p>
-            <w:pPr>
-              <w:spacing w:after="0"/>
-            </w:pPr>
-            <w:r/>
-            <w:r>
-              <w:rPr>
-                <w:rFonts w:ascii="Calibri" w:hAnsi="Calibri"/>
-                <w:sz w:val="21"/>
-              </w:rPr>
-              <w:t>The voided sale is not counted in the expected cash</w:t>
             </w:r>
           </w:p>
         </w:tc>
@@ -8541,367 +3627,7 @@
                 <w:rFonts w:ascii="Calibri" w:hAnsi="Calibri"/>
                 <w:sz w:val="21"/>
               </w:rPr>
-              <w:t>Check if a barcode on record adds the product</w:t>
-            </w:r>
-          </w:p>
-          <w:p>
-            <w:pPr>
-              <w:spacing w:after="0"/>
-            </w:pPr>
-            <w:r>
-              <w:rPr>
-                <w:rFonts w:ascii="Calibri" w:hAnsi="Calibri"/>
-                <w:sz w:val="21"/>
-              </w:rPr>
-              <w:t>Scan the barcode of a product on record</w:t>
-            </w:r>
-          </w:p>
-        </w:tc>
-        <w:tc>
-          <w:tcPr>
-            <w:tcW w:type="dxa" w:w="4700"/>
-          </w:tcPr>
-          <w:p>
-            <w:pPr>
-              <w:spacing w:after="0"/>
-            </w:pPr>
-            <w:r/>
-            <w:r>
-              <w:rPr>
-                <w:rFonts w:ascii="Calibri" w:hAnsi="Calibri"/>
-                <w:sz w:val="21"/>
-              </w:rPr>
-              <w:t>The product is added to the cart</w:t>
-            </w:r>
-          </w:p>
-        </w:tc>
-        <w:tc>
-          <w:tcPr>
-            <w:tcW w:type="dxa" w:w="2100"/>
-          </w:tcPr>
-          <w:p/>
-        </w:tc>
-        <w:tc>
-          <w:tcPr>
-            <w:tcW w:type="dxa" w:w="1520"/>
-          </w:tcPr>
-          <w:p/>
-        </w:tc>
-        <w:tc>
-          <w:tcPr>
-            <w:tcW w:type="dxa" w:w="1100"/>
-          </w:tcPr>
-          <w:p/>
-        </w:tc>
-      </w:tr>
-      <w:tr>
-        <w:tc>
-          <w:tcPr>
-            <w:tcW w:type="dxa" w:w="1900"/>
-            <w:vMerge/>
-          </w:tcPr>
-          <w:p/>
-        </w:tc>
-        <w:tc>
-          <w:tcPr>
-            <w:tcW w:type="dxa" w:w="600"/>
-          </w:tcPr>
-          <w:p/>
-        </w:tc>
-        <w:tc>
-          <w:tcPr>
-            <w:tcW w:type="dxa" w:w="2300"/>
-          </w:tcPr>
-          <w:p/>
-        </w:tc>
-        <w:tc>
-          <w:tcPr>
-            <w:tcW w:type="dxa" w:w="4500"/>
-          </w:tcPr>
-          <w:p>
-            <w:pPr>
-              <w:spacing w:after="0"/>
-            </w:pPr>
-            <w:r/>
-            <w:r>
-              <w:rPr>
-                <w:rFonts w:ascii="Calibri" w:hAnsi="Calibri"/>
-                <w:sz w:val="21"/>
-              </w:rPr>
-              <w:t>Check if a sale is completed</w:t>
-            </w:r>
-          </w:p>
-          <w:p>
-            <w:pPr>
-              <w:spacing w:after="0"/>
-            </w:pPr>
-            <w:r>
-              <w:rPr>
-                <w:rFonts w:ascii="Calibri" w:hAnsi="Calibri"/>
-                <w:sz w:val="21"/>
-              </w:rPr>
-              <w:t>Add items, enter Cash received, click Charge, then click Complete sale</w:t>
-            </w:r>
-          </w:p>
-        </w:tc>
-        <w:tc>
-          <w:tcPr>
-            <w:tcW w:type="dxa" w:w="4700"/>
-          </w:tcPr>
-          <w:p>
-            <w:pPr>
-              <w:spacing w:after="0"/>
-            </w:pPr>
-            <w:r/>
-            <w:r>
-              <w:rPr>
-                <w:rFonts w:ascii="Calibri" w:hAnsi="Calibri"/>
-                <w:sz w:val="21"/>
-              </w:rPr>
-              <w:t>A message "Sale completed! Change: ₱(amount)" is displayed, the stock goes down and the receipt is shown</w:t>
-            </w:r>
-          </w:p>
-        </w:tc>
-        <w:tc>
-          <w:tcPr>
-            <w:tcW w:type="dxa" w:w="2100"/>
-          </w:tcPr>
-          <w:p/>
-        </w:tc>
-        <w:tc>
-          <w:tcPr>
-            <w:tcW w:type="dxa" w:w="1520"/>
-          </w:tcPr>
-          <w:p/>
-        </w:tc>
-        <w:tc>
-          <w:tcPr>
-            <w:tcW w:type="dxa" w:w="1100"/>
-          </w:tcPr>
-          <w:p/>
-        </w:tc>
-      </w:tr>
-      <w:tr>
-        <w:tc>
-          <w:tcPr>
-            <w:tcW w:type="dxa" w:w="1900"/>
-            <w:vMerge/>
-          </w:tcPr>
-          <w:p/>
-        </w:tc>
-        <w:tc>
-          <w:tcPr>
-            <w:tcW w:type="dxa" w:w="600"/>
-          </w:tcPr>
-          <w:p/>
-        </w:tc>
-        <w:tc>
-          <w:tcPr>
-            <w:tcW w:type="dxa" w:w="2300"/>
-          </w:tcPr>
-          <w:p/>
-        </w:tc>
-        <w:tc>
-          <w:tcPr>
-            <w:tcW w:type="dxa" w:w="4500"/>
-          </w:tcPr>
-          <w:p>
-            <w:pPr>
-              <w:spacing w:after="0"/>
-            </w:pPr>
-            <w:r/>
-            <w:r>
-              <w:rPr>
-                <w:rFonts w:ascii="Calibri" w:hAnsi="Calibri"/>
-                <w:sz w:val="21"/>
-              </w:rPr>
-              <w:t>Check if cash taken out is recorded</w:t>
-            </w:r>
-          </w:p>
-          <w:p>
-            <w:pPr>
-              <w:spacing w:after="0"/>
-            </w:pPr>
-            <w:r>
-              <w:rPr>
-                <w:rFonts w:ascii="Calibri" w:hAnsi="Calibri"/>
-                <w:sz w:val="21"/>
-              </w:rPr>
-              <w:t>Click Cash in / out, choose Taken out, enter the amount and reason, click Record cash taken out, then Record it</w:t>
-            </w:r>
-          </w:p>
-        </w:tc>
-        <w:tc>
-          <w:tcPr>
-            <w:tcW w:type="dxa" w:w="4700"/>
-          </w:tcPr>
-          <w:p>
-            <w:pPr>
-              <w:spacing w:after="0"/>
-            </w:pPr>
-            <w:r/>
-            <w:r>
-              <w:rPr>
-                <w:rFonts w:ascii="Calibri" w:hAnsi="Calibri"/>
-                <w:sz w:val="21"/>
-              </w:rPr>
-              <w:t>A message "Recorded" is displayed and the expected cash goes down by that amount</w:t>
-            </w:r>
-          </w:p>
-        </w:tc>
-        <w:tc>
-          <w:tcPr>
-            <w:tcW w:type="dxa" w:w="2100"/>
-          </w:tcPr>
-          <w:p/>
-        </w:tc>
-        <w:tc>
-          <w:tcPr>
-            <w:tcW w:type="dxa" w:w="1520"/>
-          </w:tcPr>
-          <w:p/>
-        </w:tc>
-        <w:tc>
-          <w:tcPr>
-            <w:tcW w:type="dxa" w:w="1100"/>
-          </w:tcPr>
-          <w:p/>
-        </w:tc>
-      </w:tr>
-      <w:tr>
-        <w:tc>
-          <w:tcPr>
-            <w:tcW w:type="dxa" w:w="1900"/>
-            <w:vMerge/>
-          </w:tcPr>
-          <w:p/>
-        </w:tc>
-        <w:tc>
-          <w:tcPr>
-            <w:tcW w:type="dxa" w:w="600"/>
-          </w:tcPr>
-          <w:p/>
-        </w:tc>
-        <w:tc>
-          <w:tcPr>
-            <w:tcW w:type="dxa" w:w="2300"/>
-          </w:tcPr>
-          <w:p/>
-        </w:tc>
-        <w:tc>
-          <w:tcPr>
-            <w:tcW w:type="dxa" w:w="4500"/>
-          </w:tcPr>
-          <w:p>
-            <w:pPr>
-              <w:spacing w:after="0"/>
-            </w:pPr>
-            <w:r/>
-            <w:r>
-              <w:rPr>
-                <w:rFonts w:ascii="Calibri" w:hAnsi="Calibri"/>
-                <w:sz w:val="21"/>
-              </w:rPr>
-              <w:t>Check if the end-of-day count is saved</w:t>
-            </w:r>
-          </w:p>
-          <w:p>
-            <w:pPr>
-              <w:spacing w:after="0"/>
-            </w:pPr>
-            <w:r>
-              <w:rPr>
-                <w:rFonts w:ascii="Calibri" w:hAnsi="Calibri"/>
-                <w:sz w:val="21"/>
-              </w:rPr>
-              <w:t>Click End of day, enter the cash counted, then click Save count and close drawer</w:t>
-            </w:r>
-          </w:p>
-        </w:tc>
-        <w:tc>
-          <w:tcPr>
-            <w:tcW w:type="dxa" w:w="4700"/>
-          </w:tcPr>
-          <w:p>
-            <w:pPr>
-              <w:spacing w:after="0"/>
-            </w:pPr>
-            <w:r/>
-            <w:r>
-              <w:rPr>
-                <w:rFonts w:ascii="Calibri" w:hAnsi="Calibri"/>
-                <w:sz w:val="21"/>
-              </w:rPr>
-              <w:t>"Balanced" with a tick, "Over by ₱(amount)" or "Short by ₱(amount)" is shown and the count is saved</w:t>
-            </w:r>
-          </w:p>
-        </w:tc>
-        <w:tc>
-          <w:tcPr>
-            <w:tcW w:type="dxa" w:w="2100"/>
-          </w:tcPr>
-          <w:p/>
-        </w:tc>
-        <w:tc>
-          <w:tcPr>
-            <w:tcW w:type="dxa" w:w="1520"/>
-          </w:tcPr>
-          <w:p/>
-        </w:tc>
-        <w:tc>
-          <w:tcPr>
-            <w:tcW w:type="dxa" w:w="1100"/>
-          </w:tcPr>
-          <w:p/>
-        </w:tc>
-      </w:tr>
-      <w:tr>
-        <w:tc>
-          <w:tcPr>
-            <w:tcW w:type="dxa" w:w="1900"/>
-            <w:vMerge/>
-          </w:tcPr>
-          <w:p/>
-        </w:tc>
-        <w:tc>
-          <w:tcPr>
-            <w:tcW w:type="dxa" w:w="600"/>
-          </w:tcPr>
-          <w:p/>
-        </w:tc>
-        <w:tc>
-          <w:tcPr>
-            <w:tcW w:type="dxa" w:w="2300"/>
-          </w:tcPr>
-          <w:p/>
-        </w:tc>
-        <w:tc>
-          <w:tcPr>
-            <w:tcW w:type="dxa" w:w="4500"/>
-          </w:tcPr>
-          <w:p>
-            <w:pPr>
-              <w:spacing w:after="0"/>
-            </w:pPr>
-            <w:r/>
-            <w:r>
-              <w:rPr>
-                <w:rFonts w:ascii="Calibri" w:hAnsi="Calibri"/>
-                <w:sz w:val="21"/>
-              </w:rPr>
-              <w:t>Check if the barcode is not on record</w:t>
-            </w:r>
-          </w:p>
-          <w:p>
-            <w:pPr>
-              <w:spacing w:after="0"/>
-            </w:pPr>
-            <w:r>
-              <w:rPr>
-                <w:rFonts w:ascii="Calibri" w:hAnsi="Calibri"/>
-                <w:sz w:val="21"/>
-              </w:rPr>
-              <w:t>Scan or type a barcode that is not on record</w:t>
+              <w:t>Check if the barcode is not on record: scan or type a barcode that is not on record</w:t>
             </w:r>
           </w:p>
         </w:tc>
@@ -8920,267 +3646,6 @@
                 <w:sz w:val="21"/>
               </w:rPr>
               <w:t>A message "No product found for "(barcode)"" is displayed</w:t>
-            </w:r>
-          </w:p>
-        </w:tc>
-        <w:tc>
-          <w:tcPr>
-            <w:tcW w:type="dxa" w:w="2100"/>
-          </w:tcPr>
-          <w:p/>
-        </w:tc>
-        <w:tc>
-          <w:tcPr>
-            <w:tcW w:type="dxa" w:w="1520"/>
-          </w:tcPr>
-          <w:p/>
-        </w:tc>
-        <w:tc>
-          <w:tcPr>
-            <w:tcW w:type="dxa" w:w="1100"/>
-          </w:tcPr>
-          <w:p/>
-        </w:tc>
-      </w:tr>
-      <w:tr>
-        <w:tc>
-          <w:tcPr>
-            <w:tcW w:type="dxa" w:w="1900"/>
-            <w:vMerge/>
-          </w:tcPr>
-          <w:p/>
-        </w:tc>
-        <w:tc>
-          <w:tcPr>
-            <w:tcW w:type="dxa" w:w="600"/>
-          </w:tcPr>
-          <w:p/>
-        </w:tc>
-        <w:tc>
-          <w:tcPr>
-            <w:tcW w:type="dxa" w:w="2300"/>
-          </w:tcPr>
-          <w:p/>
-        </w:tc>
-        <w:tc>
-          <w:tcPr>
-            <w:tcW w:type="dxa" w:w="4500"/>
-          </w:tcPr>
-          <w:p>
-            <w:pPr>
-              <w:spacing w:after="0"/>
-            </w:pPr>
-            <w:r/>
-            <w:r>
-              <w:rPr>
-                <w:rFonts w:ascii="Calibri" w:hAnsi="Calibri"/>
-                <w:sz w:val="21"/>
-              </w:rPr>
-              <w:t>Check if a void can be asked for twice</w:t>
-            </w:r>
-          </w:p>
-          <w:p>
-            <w:pPr>
-              <w:spacing w:after="0"/>
-            </w:pPr>
-            <w:r>
-              <w:rPr>
-                <w:rFonts w:ascii="Calibri" w:hAnsi="Calibri"/>
-                <w:sz w:val="21"/>
-              </w:rPr>
-              <w:t>Look at a sale that already has a void request in My sales today</w:t>
-            </w:r>
-          </w:p>
-        </w:tc>
-        <w:tc>
-          <w:tcPr>
-            <w:tcW w:type="dxa" w:w="4700"/>
-          </w:tcPr>
-          <w:p>
-            <w:pPr>
-              <w:spacing w:after="0"/>
-            </w:pPr>
-            <w:r/>
-            <w:r>
-              <w:rPr>
-                <w:rFonts w:ascii="Calibri" w:hAnsi="Calibri"/>
-                <w:sz w:val="21"/>
-              </w:rPr>
-              <w:t>The Ask for void button is not shown</w:t>
-            </w:r>
-          </w:p>
-        </w:tc>
-        <w:tc>
-          <w:tcPr>
-            <w:tcW w:type="dxa" w:w="2100"/>
-          </w:tcPr>
-          <w:p/>
-        </w:tc>
-        <w:tc>
-          <w:tcPr>
-            <w:tcW w:type="dxa" w:w="1520"/>
-          </w:tcPr>
-          <w:p/>
-        </w:tc>
-        <w:tc>
-          <w:tcPr>
-            <w:tcW w:type="dxa" w:w="1100"/>
-          </w:tcPr>
-          <w:p/>
-        </w:tc>
-      </w:tr>
-      <w:tr>
-        <w:tc>
-          <w:tcPr>
-            <w:tcW w:type="dxa" w:w="1900"/>
-            <w:vMerge/>
-          </w:tcPr>
-          <w:p/>
-        </w:tc>
-        <w:tc>
-          <w:tcPr>
-            <w:tcW w:type="dxa" w:w="600"/>
-          </w:tcPr>
-          <w:p/>
-        </w:tc>
-        <w:tc>
-          <w:tcPr>
-            <w:tcW w:type="dxa" w:w="2300"/>
-          </w:tcPr>
-          <w:p/>
-        </w:tc>
-        <w:tc>
-          <w:tcPr>
-            <w:tcW w:type="dxa" w:w="4500"/>
-          </w:tcPr>
-          <w:p>
-            <w:pPr>
-              <w:spacing w:after="0"/>
-            </w:pPr>
-            <w:r/>
-            <w:r>
-              <w:rPr>
-                <w:rFonts w:ascii="Calibri" w:hAnsi="Calibri"/>
-                <w:sz w:val="21"/>
-              </w:rPr>
-              <w:t>Check if cash can be recorded after the count</w:t>
-            </w:r>
-          </w:p>
-          <w:p>
-            <w:pPr>
-              <w:spacing w:after="0"/>
-            </w:pPr>
-            <w:r>
-              <w:rPr>
-                <w:rFonts w:ascii="Calibri" w:hAnsi="Calibri"/>
-                <w:sz w:val="21"/>
-              </w:rPr>
-              <w:t>After the count is saved, click Cash in / out</w:t>
-            </w:r>
-          </w:p>
-        </w:tc>
-        <w:tc>
-          <w:tcPr>
-            <w:tcW w:type="dxa" w:w="4700"/>
-          </w:tcPr>
-          <w:p>
-            <w:pPr>
-              <w:spacing w:after="0"/>
-            </w:pPr>
-            <w:r/>
-            <w:r>
-              <w:rPr>
-                <w:rFonts w:ascii="Calibri" w:hAnsi="Calibri"/>
-                <w:sz w:val="21"/>
-              </w:rPr>
-              <w:t>The window says "Today's cash count is already recorded, so nothing more can be added for today."</w:t>
-            </w:r>
-          </w:p>
-        </w:tc>
-        <w:tc>
-          <w:tcPr>
-            <w:tcW w:type="dxa" w:w="2100"/>
-          </w:tcPr>
-          <w:p/>
-        </w:tc>
-        <w:tc>
-          <w:tcPr>
-            <w:tcW w:type="dxa" w:w="1520"/>
-          </w:tcPr>
-          <w:p/>
-        </w:tc>
-        <w:tc>
-          <w:tcPr>
-            <w:tcW w:type="dxa" w:w="1100"/>
-          </w:tcPr>
-          <w:p/>
-        </w:tc>
-      </w:tr>
-      <w:tr>
-        <w:tc>
-          <w:tcPr>
-            <w:tcW w:type="dxa" w:w="1900"/>
-            <w:vMerge/>
-          </w:tcPr>
-          <w:p/>
-        </w:tc>
-        <w:tc>
-          <w:tcPr>
-            <w:tcW w:type="dxa" w:w="600"/>
-          </w:tcPr>
-          <w:p/>
-        </w:tc>
-        <w:tc>
-          <w:tcPr>
-            <w:tcW w:type="dxa" w:w="2300"/>
-          </w:tcPr>
-          <w:p/>
-        </w:tc>
-        <w:tc>
-          <w:tcPr>
-            <w:tcW w:type="dxa" w:w="4500"/>
-          </w:tcPr>
-          <w:p>
-            <w:pPr>
-              <w:spacing w:after="0"/>
-            </w:pPr>
-            <w:r/>
-            <w:r>
-              <w:rPr>
-                <w:rFonts w:ascii="Calibri" w:hAnsi="Calibri"/>
-                <w:sz w:val="21"/>
-              </w:rPr>
-              <w:t>Check if a sale can be made after the count</w:t>
-            </w:r>
-          </w:p>
-          <w:p>
-            <w:pPr>
-              <w:spacing w:after="0"/>
-            </w:pPr>
-            <w:r>
-              <w:rPr>
-                <w:rFonts w:ascii="Calibri" w:hAnsi="Calibri"/>
-                <w:sz w:val="21"/>
-              </w:rPr>
-              <w:t>After the count is saved, click a product card</w:t>
-            </w:r>
-          </w:p>
-        </w:tc>
-        <w:tc>
-          <w:tcPr>
-            <w:tcW w:type="dxa" w:w="4700"/>
-          </w:tcPr>
-          <w:p>
-            <w:pPr>
-              <w:spacing w:after="0"/>
-            </w:pPr>
-            <w:r/>
-            <w:r>
-              <w:rPr>
-                <w:rFonts w:ascii="Calibri" w:hAnsi="Calibri"/>
-                <w:sz w:val="21"/>
-              </w:rPr>
-              <w:t>A message "Your drawer is closed for today" is displayed</w:t>
             </w:r>
           </w:p>
         </w:tc>
@@ -9320,106 +3785,7 @@
                 <w:rFonts w:ascii="Calibri" w:hAnsi="Calibri"/>
                 <w:sz w:val="21"/>
               </w:rPr>
-              <w:t>Check if the card updates by itself</w:t>
-            </w:r>
-          </w:p>
-          <w:p>
-            <w:pPr>
-              <w:spacing w:after="0"/>
-            </w:pPr>
-            <w:r>
-              <w:rPr>
-                <w:rFonts w:ascii="Calibri" w:hAnsi="Calibri"/>
-                <w:sz w:val="21"/>
-              </w:rPr>
-              <w:t>Change a product's stock in Inventory while the till is open, then wait 10 seconds</w:t>
-            </w:r>
-          </w:p>
-        </w:tc>
-        <w:tc>
-          <w:tcPr>
-            <w:tcW w:type="dxa" w:w="4700"/>
-          </w:tcPr>
-          <w:p>
-            <w:pPr>
-              <w:spacing w:after="0"/>
-            </w:pPr>
-            <w:r/>
-            <w:r>
-              <w:rPr>
-                <w:rFonts w:ascii="Calibri" w:hAnsi="Calibri"/>
-                <w:sz w:val="21"/>
-              </w:rPr>
-              <w:t>The product's card shows the new "(n) left" without reloading the page</w:t>
-            </w:r>
-          </w:p>
-        </w:tc>
-        <w:tc>
-          <w:tcPr>
-            <w:tcW w:type="dxa" w:w="2100"/>
-          </w:tcPr>
-          <w:p/>
-        </w:tc>
-        <w:tc>
-          <w:tcPr>
-            <w:tcW w:type="dxa" w:w="1520"/>
-          </w:tcPr>
-          <w:p/>
-        </w:tc>
-        <w:tc>
-          <w:tcPr>
-            <w:tcW w:type="dxa" w:w="1100"/>
-          </w:tcPr>
-          <w:p/>
-        </w:tc>
-      </w:tr>
-      <w:tr>
-        <w:tc>
-          <w:tcPr>
-            <w:tcW w:type="dxa" w:w="1900"/>
-            <w:vMerge/>
-          </w:tcPr>
-          <w:p/>
-        </w:tc>
-        <w:tc>
-          <w:tcPr>
-            <w:tcW w:type="dxa" w:w="600"/>
-          </w:tcPr>
-          <w:p/>
-        </w:tc>
-        <w:tc>
-          <w:tcPr>
-            <w:tcW w:type="dxa" w:w="2300"/>
-          </w:tcPr>
-          <w:p/>
-        </w:tc>
-        <w:tc>
-          <w:tcPr>
-            <w:tcW w:type="dxa" w:w="4500"/>
-          </w:tcPr>
-          <w:p>
-            <w:pPr>
-              <w:spacing w:after="0"/>
-            </w:pPr>
-            <w:r/>
-            <w:r>
-              <w:rPr>
-                <w:rFonts w:ascii="Calibri" w:hAnsi="Calibri"/>
-                <w:sz w:val="21"/>
-              </w:rPr>
-              <w:t>Check if a sale lowers the stock</w:t>
-            </w:r>
-          </w:p>
-          <w:p>
-            <w:pPr>
-              <w:spacing w:after="0"/>
-            </w:pPr>
-            <w:r>
-              <w:rPr>
-                <w:rFonts w:ascii="Calibri" w:hAnsi="Calibri"/>
-                <w:sz w:val="21"/>
-              </w:rPr>
-              <w:t>Complete a sale of 2 of a product, then look at its card and at Inventory</w:t>
+              <w:t>Check if a sale lowers the stock: complete a sale of 2 of a product, then look at its card and at Inventory</w:t>
             </w:r>
           </w:p>
         </w:tc>
@@ -9494,106 +3860,7 @@
                 <w:rFonts w:ascii="Calibri" w:hAnsi="Calibri"/>
                 <w:sz w:val="21"/>
               </w:rPr>
-              <w:t>Check if the sale matches in Sales</w:t>
-            </w:r>
-          </w:p>
-          <w:p>
-            <w:pPr>
-              <w:spacing w:after="0"/>
-            </w:pPr>
-            <w:r>
-              <w:rPr>
-                <w:rFonts w:ascii="Calibri" w:hAnsi="Calibri"/>
-                <w:sz w:val="21"/>
-              </w:rPr>
-              <w:t>Sign in as Administrator and open the same sale in Sales</w:t>
-            </w:r>
-          </w:p>
-        </w:tc>
-        <w:tc>
-          <w:tcPr>
-            <w:tcW w:type="dxa" w:w="4700"/>
-          </w:tcPr>
-          <w:p>
-            <w:pPr>
-              <w:spacing w:after="0"/>
-            </w:pPr>
-            <w:r/>
-            <w:r>
-              <w:rPr>
-                <w:rFonts w:ascii="Calibri" w:hAnsi="Calibri"/>
-                <w:sz w:val="21"/>
-              </w:rPr>
-              <w:t>It shows the same items, total and cashier as the receipt</w:t>
-            </w:r>
-          </w:p>
-        </w:tc>
-        <w:tc>
-          <w:tcPr>
-            <w:tcW w:type="dxa" w:w="2100"/>
-          </w:tcPr>
-          <w:p/>
-        </w:tc>
-        <w:tc>
-          <w:tcPr>
-            <w:tcW w:type="dxa" w:w="1520"/>
-          </w:tcPr>
-          <w:p/>
-        </w:tc>
-        <w:tc>
-          <w:tcPr>
-            <w:tcW w:type="dxa" w:w="1100"/>
-          </w:tcPr>
-          <w:p/>
-        </w:tc>
-      </w:tr>
-      <w:tr>
-        <w:tc>
-          <w:tcPr>
-            <w:tcW w:type="dxa" w:w="1900"/>
-            <w:vMerge/>
-          </w:tcPr>
-          <w:p/>
-        </w:tc>
-        <w:tc>
-          <w:tcPr>
-            <w:tcW w:type="dxa" w:w="600"/>
-          </w:tcPr>
-          <w:p/>
-        </w:tc>
-        <w:tc>
-          <w:tcPr>
-            <w:tcW w:type="dxa" w:w="2300"/>
-          </w:tcPr>
-          <w:p/>
-        </w:tc>
-        <w:tc>
-          <w:tcPr>
-            <w:tcW w:type="dxa" w:w="4500"/>
-          </w:tcPr>
-          <w:p>
-            <w:pPr>
-              <w:spacing w:after="0"/>
-            </w:pPr>
-            <w:r/>
-            <w:r>
-              <w:rPr>
-                <w:rFonts w:ascii="Calibri" w:hAnsi="Calibri"/>
-                <w:sz w:val="21"/>
-              </w:rPr>
-              <w:t>Check if Complete sale is clicked twice</w:t>
-            </w:r>
-          </w:p>
-          <w:p>
-            <w:pPr>
-              <w:spacing w:after="0"/>
-            </w:pPr>
-            <w:r>
-              <w:rPr>
-                <w:rFonts w:ascii="Calibri" w:hAnsi="Calibri"/>
-                <w:sz w:val="21"/>
-              </w:rPr>
-              <w:t>Click Complete sale twice quickly</w:t>
+              <w:t>Check if Complete sale is clicked twice: click Complete sale twice quickly</w:t>
             </w:r>
           </w:p>
         </w:tc>

--- a/QA/FETCH-UAT-Cashier.docx
+++ b/QA/FETCH-UAT-Cashier.docx
@@ -697,7 +697,7 @@
                 <w:rFonts w:ascii="Calibri" w:hAnsi="Calibri"/>
                 <w:sz w:val="21"/>
               </w:rPr>
-              <w:t>Check if Username is empty: leave Username empty, then click Sign in</w:t>
+              <w:t>Check if Username is empty: leave Username empty and click Sign in. The required field is checked in the browser before POST /api/auth/login is sent</w:t>
             </w:r>
           </w:p>
         </w:tc>
@@ -715,7 +715,7 @@
                 <w:rFonts w:ascii="Calibri" w:hAnsi="Calibri"/>
                 <w:sz w:val="21"/>
               </w:rPr>
-              <w:t>A tooltip "Please fill out this field." is displayed on Username</w:t>
+              <w:t>The request is not sent and the tooltip "Please fill out this field." is displayed on Username</w:t>
             </w:r>
           </w:p>
         </w:tc>
@@ -855,7 +855,7 @@
                 <w:rFonts w:ascii="Calibri" w:hAnsi="Calibri"/>
                 <w:sz w:val="21"/>
               </w:rPr>
-              <w:t>Check if the password has no number: enter a new password without a number</w:t>
+              <w:t>Check if the password has no number: on the reset page, enter a new password without a number (0–9). The password policy needs 6 or more characters with an uppercase letter, a lowercase letter, a number and a special character</w:t>
             </w:r>
           </w:p>
         </w:tc>
@@ -873,7 +873,7 @@
                 <w:rFonts w:ascii="Calibri" w:hAnsi="Calibri"/>
                 <w:sz w:val="21"/>
               </w:rPr>
-              <w:t>A message "Password must contain at least one number (0–9)" is displayed</w:t>
+              <w:t>"Password must contain at least one number (0–9)" is displayed and users.password is not updated</w:t>
             </w:r>
           </w:p>
         </w:tc>
@@ -1013,7 +1013,7 @@
                 <w:rFonts w:ascii="Calibri" w:hAnsi="Calibri"/>
                 <w:sz w:val="21"/>
               </w:rPr>
-              <w:t>Check if a 6th wrong sign-in is blocked: enter a wrong password 5 times within 15 minutes, then try a 6th time</w:t>
+              <w:t>Check if a 6th wrong sign-in is blocked: enter a wrong password 5 times within 15 minutes from the same computer, then try a 6th time. The sign-in limiter counts failed attempts per IP address</w:t>
             </w:r>
           </w:p>
         </w:tc>
@@ -1031,7 +1031,7 @@
                 <w:rFonts w:ascii="Calibri" w:hAnsi="Calibri"/>
                 <w:sz w:val="21"/>
               </w:rPr>
-              <w:t>A message "Too many login attempts. Try again in (seconds)s." is displayed and sign-in is refused</w:t>
+              <w:t>POST /api/auth/login returns HTTP 429 with "Too many login attempts. Try again in (seconds)s." and no session token is issued</w:t>
             </w:r>
           </w:p>
         </w:tc>
@@ -1171,7 +1171,7 @@
                 <w:rFonts w:ascii="Calibri" w:hAnsi="Calibri"/>
                 <w:sz w:val="21"/>
               </w:rPr>
-              <w:t>Check if the two passwords do not match: open a reset link, enter a new password and a different password in Confirm password, then click Save new password</w:t>
+              <w:t>Check if the two passwords do not match: open a reset link (reset-password.html?token=…), enter one password in New password and a different one in Confirm password, then click Save new password</w:t>
             </w:r>
           </w:p>
         </w:tc>
@@ -1189,7 +1189,7 @@
                 <w:rFonts w:ascii="Calibri" w:hAnsi="Calibri"/>
                 <w:sz w:val="21"/>
               </w:rPr>
-              <w:t>A message "Passwords do not match." is displayed and the password is not changed</w:t>
+              <w:t>"Passwords do not match." is displayed and users.password is not changed</w:t>
             </w:r>
           </w:p>
         </w:tc>
@@ -1329,7 +1329,7 @@
                 <w:rFonts w:ascii="Calibri" w:hAnsi="Calibri"/>
                 <w:sz w:val="21"/>
               </w:rPr>
-              <w:t>Check if the password is wrong: enter a username with a wrong password, then click Sign in</w:t>
+              <w:t>Check if the password is wrong: sign in with an existing username and a wrong password. The password is compared with the bcrypt hash in users.password</w:t>
             </w:r>
           </w:p>
         </w:tc>
@@ -1347,7 +1347,7 @@
                 <w:rFonts w:ascii="Calibri" w:hAnsi="Calibri"/>
                 <w:sz w:val="21"/>
               </w:rPr>
-              <w:t>A message "Invalid username or password" is displayed</w:t>
+              <w:t>POST /api/auth/login returns HTTP 401 "Invalid username or password" (the same answer as an unknown username), no token cookie is set and the failure is counted toward the lockout</w:t>
             </w:r>
           </w:p>
         </w:tc>
@@ -1487,7 +1487,7 @@
                 <w:rFonts w:ascii="Calibri" w:hAnsi="Calibri"/>
                 <w:sz w:val="21"/>
               </w:rPr>
-              <w:t>Check if the Cashier opens the Point of Sale: sign in as Cashier</w:t>
+              <w:t>Check if the Cashier opens the Point of Sale: sign in as Cashier. The token carries role 'cashier', whose home page is pos.html</w:t>
             </w:r>
           </w:p>
         </w:tc>
@@ -1505,7 +1505,7 @@
                 <w:rFonts w:ascii="Calibri" w:hAnsi="Calibri"/>
                 <w:sz w:val="21"/>
               </w:rPr>
-              <w:t>The Point of Sale opens, not the Dashboard, with "Cashier: (name)" of the cashier who signed in</w:t>
+              <w:t>The Point of Sale opens, not the Dashboard, with "Cashier: (name)" taken from the signed-in user's full_name</w:t>
             </w:r>
           </w:p>
         </w:tc>
@@ -1562,7 +1562,7 @@
                 <w:rFonts w:ascii="Calibri" w:hAnsi="Calibri"/>
                 <w:sz w:val="21"/>
               </w:rPr>
-              <w:t>Check if "Keep me signed in" keeps the session: tick "Keep me signed in", sign in, close the browser and open FETCH again</w:t>
+              <w:t>Check if "Keep me signed in" keeps the session: tick "Keep me signed in", sign in, close the browser and open FETCH again. The token is issued for 7 days instead of 24 hours</w:t>
             </w:r>
           </w:p>
         </w:tc>
@@ -1580,7 +1580,7 @@
                 <w:rFonts w:ascii="Calibri" w:hAnsi="Calibri"/>
                 <w:sz w:val="21"/>
               </w:rPr>
-              <w:t>The user is still signed in</w:t>
+              <w:t>The token is still valid, so the user is signed in without entering the password again</w:t>
             </w:r>
           </w:p>
         </w:tc>
@@ -1804,7 +1804,7 @@
                 <w:rFonts w:ascii="Calibri" w:hAnsi="Calibri"/>
                 <w:sz w:val="21"/>
               </w:rPr>
-              <w:t>Check if a cashier can open Inventory: sign in as Cashier, then type the address of the Inventory page (inventory.html)</w:t>
+              <w:t>Check if a cashier can open Inventory: sign in as Cashier and type the address of the Inventory page (inventory.html). The server reads the role in the token and checks the pages that role may open</w:t>
             </w:r>
           </w:p>
         </w:tc>
@@ -1822,7 +1822,7 @@
                 <w:rFonts w:ascii="Calibri" w:hAnsi="Calibri"/>
                 <w:sz w:val="21"/>
               </w:rPr>
-              <w:t>The page does not open: the cashier is returned to the Point of Sale</w:t>
+              <w:t>The server redirects the cashier to pos.html, and Inventory API calls from a cashier account are refused with HTTP 403</w:t>
             </w:r>
           </w:p>
         </w:tc>
@@ -2064,7 +2064,7 @@
                 <w:rFonts w:ascii="Calibri" w:hAnsi="Calibri"/>
                 <w:sz w:val="21"/>
               </w:rPr>
-              <w:t>A message "Please enter your full name" is displayed</w:t>
+              <w:t>"Please enter your full name" is displayed and users.full_name is not changed</w:t>
             </w:r>
           </w:p>
         </w:tc>
@@ -2204,7 +2204,7 @@
                 <w:rFonts w:ascii="Calibri" w:hAnsi="Calibri"/>
                 <w:sz w:val="21"/>
               </w:rPr>
-              <w:t>Check if the email has no @: in Profile, enter an email without @, then click Save changes</w:t>
+              <w:t>Check if the email has no @: in Profile, enter an email without @, then click Save changes. The email format is checked before users.email is updated</w:t>
             </w:r>
           </w:p>
         </w:tc>
@@ -2222,7 +2222,7 @@
                 <w:rFonts w:ascii="Calibri" w:hAnsi="Calibri"/>
                 <w:sz w:val="21"/>
               </w:rPr>
-              <w:t>A message "Please enter a valid email address" is displayed</w:t>
+              <w:t>"Please enter a valid email address" is displayed and users.email is not changed</w:t>
             </w:r>
           </w:p>
         </w:tc>
@@ -2362,7 +2362,7 @@
                 <w:rFonts w:ascii="Calibri" w:hAnsi="Calibri"/>
                 <w:sz w:val="21"/>
               </w:rPr>
-              <w:t>Check if the two passwords do not match: in Password, enter a different password in Confirm new password</w:t>
+              <w:t>Check if the two passwords do not match: in Password, enter one new password and a different one in Confirm new password</w:t>
             </w:r>
           </w:p>
         </w:tc>
@@ -2380,7 +2380,7 @@
                 <w:rFonts w:ascii="Calibri" w:hAnsi="Calibri"/>
                 <w:sz w:val="21"/>
               </w:rPr>
-              <w:t>A message "Passwords do not match" is displayed</w:t>
+              <w:t>"Passwords do not match" is displayed and the password is not changed</w:t>
             </w:r>
           </w:p>
         </w:tc>
@@ -2520,7 +2520,7 @@
                 <w:rFonts w:ascii="Calibri" w:hAnsi="Calibri"/>
                 <w:sz w:val="21"/>
               </w:rPr>
-              <w:t>Check if the current password is wrong: in Password, enter a wrong current password, then click Update password</w:t>
+              <w:t>Check if the current password is wrong: in Password, enter a wrong current password, then click Update password. The current password is compared with the bcrypt hash in users.password</w:t>
             </w:r>
           </w:p>
         </w:tc>
@@ -2538,7 +2538,7 @@
                 <w:rFonts w:ascii="Calibri" w:hAnsi="Calibri"/>
                 <w:sz w:val="21"/>
               </w:rPr>
-              <w:t>A message "Password not changed" is displayed with "Current password is incorrect"</w:t>
+              <w:t>HTTP 400: "Password not changed" is displayed with "Current password is incorrect" and users.password is not changed</w:t>
             </w:r>
           </w:p>
         </w:tc>
@@ -2696,7 +2696,7 @@
                 <w:rFonts w:ascii="Calibri" w:hAnsi="Calibri"/>
                 <w:sz w:val="21"/>
               </w:rPr>
-              <w:t>A message "Password changed" is displayed, and the new password works the next time the user signs in</w:t>
+              <w:t>users.password is replaced by a new bcrypt hash and token_version goes up (other sessions are signed out); "Password changed" is displayed and the new password works at the next sign-in</w:t>
             </w:r>
           </w:p>
         </w:tc>
@@ -2938,7 +2938,7 @@
                 <w:rFonts w:ascii="Calibri" w:hAnsi="Calibri"/>
                 <w:sz w:val="21"/>
               </w:rPr>
-              <w:t>A message "Cart is empty" is displayed</w:t>
+              <w:t>"Cart is empty" is displayed and no sale is recorded</w:t>
             </w:r>
           </w:p>
         </w:tc>
@@ -3078,7 +3078,7 @@
                 <w:rFonts w:ascii="Calibri" w:hAnsi="Calibri"/>
                 <w:sz w:val="21"/>
               </w:rPr>
-              <w:t>Check if letters can be typed in Cash received: type letters in Cash received</w:t>
+              <w:t>Check if letters can be typed in Cash received: type letters in Cash received (a number field)</w:t>
             </w:r>
           </w:p>
         </w:tc>
@@ -3096,7 +3096,7 @@
                 <w:rFonts w:ascii="Calibri" w:hAnsi="Calibri"/>
                 <w:sz w:val="21"/>
               </w:rPr>
-              <w:t>The letters are not typed: the field takes numbers only</w:t>
+              <w:t>The letters are not accepted: the field holds numbers only</w:t>
             </w:r>
           </w:p>
         </w:tc>
@@ -3236,7 +3236,7 @@
                 <w:rFonts w:ascii="Calibri" w:hAnsi="Calibri"/>
                 <w:sz w:val="21"/>
               </w:rPr>
-              <w:t>Check if the quantity is more than the stock: change an item's quantity in the cart to more than its "(n) left"</w:t>
+              <w:t>Check if the quantity is more than the stock: change an item's quantity in the cart to more than its "(n) left" (products.stock_quantity)</w:t>
             </w:r>
           </w:p>
         </w:tc>
@@ -3254,7 +3254,7 @@
                 <w:rFonts w:ascii="Calibri" w:hAnsi="Calibri"/>
                 <w:sz w:val="21"/>
               </w:rPr>
-              <w:t>A message "Only (n) in stock" is displayed and the quantity is set to the (n) in stock</w:t>
+              <w:t>"Only (n) in stock" is displayed and the quantity is set to n; the server also refuses more than stock_quantity with HTTP 400</w:t>
             </w:r>
           </w:p>
         </w:tc>
@@ -3311,7 +3311,7 @@
                 <w:rFonts w:ascii="Calibri" w:hAnsi="Calibri"/>
                 <w:sz w:val="21"/>
               </w:rPr>
-              <w:t>Check if an expired product is scanned: scan a product whose expiration date has passed</w:t>
+              <w:t>Check if an expired product is scanned: scan a product whose expiration_date is before today (shop time, Asia/Manila)</w:t>
             </w:r>
           </w:p>
         </w:tc>
@@ -3329,7 +3329,7 @@
                 <w:rFonts w:ascii="Calibri" w:hAnsi="Calibri"/>
                 <w:sz w:val="21"/>
               </w:rPr>
-              <w:t>A message "(product) has expired and cannot be sold" is displayed</w:t>
+              <w:t>"(product) has expired and cannot be sold" is displayed and the product is not added to the cart; POST /api/sales also refuses it with HTTP 400</w:t>
             </w:r>
           </w:p>
         </w:tc>
@@ -3487,7 +3487,7 @@
                 <w:rFonts w:ascii="Calibri" w:hAnsi="Calibri"/>
                 <w:sz w:val="21"/>
               </w:rPr>
-              <w:t>The subtotal is the sum of the lines, and the total is the subtotal less the discount</w:t>
+              <w:t>Subtotal = the sum of quantity × unit price of the lines; Total = Subtotal less the discount %. The server works out the same figures and saves them in sales.total_amount and sales.final_amount</w:t>
             </w:r>
           </w:p>
         </w:tc>
@@ -3627,7 +3627,7 @@
                 <w:rFonts w:ascii="Calibri" w:hAnsi="Calibri"/>
                 <w:sz w:val="21"/>
               </w:rPr>
-              <w:t>Check if the barcode is not on record: scan or type a barcode that is not on record</w:t>
+              <w:t>Check if the barcode is not on record: scan or type a barcode that is not in products.barcode</w:t>
             </w:r>
           </w:p>
         </w:tc>
@@ -3645,7 +3645,7 @@
                 <w:rFonts w:ascii="Calibri" w:hAnsi="Calibri"/>
                 <w:sz w:val="21"/>
               </w:rPr>
-              <w:t>A message "No product found for "(barcode)"" is displayed</w:t>
+              <w:t>"No product found for "(barcode)"" is displayed and nothing is added to the cart</w:t>
             </w:r>
           </w:p>
         </w:tc>
@@ -3785,7 +3785,7 @@
                 <w:rFonts w:ascii="Calibri" w:hAnsi="Calibri"/>
                 <w:sz w:val="21"/>
               </w:rPr>
-              <w:t>Check if a sale lowers the stock: complete a sale of 2 of a product, then look at its card and at Inventory</w:t>
+              <w:t>Check if a sale lowers the stock: complete a sale of 2 of a product. POST /api/sales runs as one transaction that locks the product row</w:t>
             </w:r>
           </w:p>
         </w:tc>
@@ -3803,7 +3803,7 @@
                 <w:rFonts w:ascii="Calibri" w:hAnsi="Calibri"/>
                 <w:sz w:val="21"/>
               </w:rPr>
-              <w:t>The card's "(n) left" has gone down by 2, and Inventory shows the same new stock</w:t>
+              <w:t>A sales row and a sale_items row (quantity 2) are inserted, products.stock_quantity goes down by 2 with a stock_movements row 'out' (−2, reference 'sale'), and the card's "(n) left" and Inventory show the same new stock</w:t>
             </w:r>
           </w:p>
         </w:tc>
@@ -3860,7 +3860,7 @@
                 <w:rFonts w:ascii="Calibri" w:hAnsi="Calibri"/>
                 <w:sz w:val="21"/>
               </w:rPr>
-              <w:t>Check if Complete sale is clicked twice: click Complete sale twice quickly</w:t>
+              <w:t>Check if Complete sale is clicked twice: click Complete sale twice quickly. Both requests carry the same sale reference, and sales.sale_number is UNIQUE</w:t>
             </w:r>
           </w:p>
         </w:tc>
@@ -3878,7 +3878,7 @@
                 <w:rFonts w:ascii="Calibri" w:hAnsi="Calibri"/>
                 <w:sz w:val="21"/>
               </w:rPr>
-              <w:t>Only one sale is recorded and the stock goes down once</w:t>
+              <w:t>Only one sales row is inserted (the second request gets back the sale already saved) and stock_quantity goes down once</w:t>
             </w:r>
           </w:p>
         </w:tc>

--- a/QA/FETCH-UAT-Cashier.docx
+++ b/QA/FETCH-UAT-Cashier.docx
@@ -697,7 +697,7 @@
                 <w:rFonts w:ascii="Calibri" w:hAnsi="Calibri"/>
                 <w:sz w:val="21"/>
               </w:rPr>
-              <w:t>Check if Username is empty: leave Username empty and click Sign in. The required field is checked in the browser before POST /api/auth/login is sent</w:t>
+              <w:t>Check if Username is empty: leave Username empty, then click Sign in</w:t>
             </w:r>
           </w:p>
         </w:tc>
@@ -715,7 +715,7 @@
                 <w:rFonts w:ascii="Calibri" w:hAnsi="Calibri"/>
                 <w:sz w:val="21"/>
               </w:rPr>
-              <w:t>The request is not sent and the tooltip "Please fill out this field." is displayed on Username</w:t>
+              <w:t>A tooltip "Please fill out this field." is displayed on Username</w:t>
             </w:r>
           </w:p>
         </w:tc>
@@ -855,7 +855,7 @@
                 <w:rFonts w:ascii="Calibri" w:hAnsi="Calibri"/>
                 <w:sz w:val="21"/>
               </w:rPr>
-              <w:t>Check if the password has no number: on the reset page, enter a new password without a number (0–9). The password policy needs 6 or more characters with an uppercase letter, a lowercase letter, a number and a special character</w:t>
+              <w:t>Check if the password has no number: enter a new password without a number</w:t>
             </w:r>
           </w:p>
         </w:tc>
@@ -873,7 +873,7 @@
                 <w:rFonts w:ascii="Calibri" w:hAnsi="Calibri"/>
                 <w:sz w:val="21"/>
               </w:rPr>
-              <w:t>"Password must contain at least one number (0–9)" is displayed and users.password is not updated</w:t>
+              <w:t>A message "Password must contain at least one number (0–9)" is displayed</w:t>
             </w:r>
           </w:p>
         </w:tc>
@@ -1013,7 +1013,7 @@
                 <w:rFonts w:ascii="Calibri" w:hAnsi="Calibri"/>
                 <w:sz w:val="21"/>
               </w:rPr>
-              <w:t>Check if a 6th wrong sign-in is blocked: enter a wrong password 5 times within 15 minutes from the same computer, then try a 6th time. The sign-in limiter counts failed attempts per IP address</w:t>
+              <w:t>Check if a 6th wrong sign-in is blocked: enter a wrong password 5 times within 15 minutes, then try a 6th time</w:t>
             </w:r>
           </w:p>
         </w:tc>
@@ -1031,7 +1031,7 @@
                 <w:rFonts w:ascii="Calibri" w:hAnsi="Calibri"/>
                 <w:sz w:val="21"/>
               </w:rPr>
-              <w:t>POST /api/auth/login returns HTTP 429 with "Too many login attempts. Try again in (seconds)s." and no session token is issued</w:t>
+              <w:t>A message "Too many login attempts. Try again in (seconds)s." is displayed and sign-in is refused</w:t>
             </w:r>
           </w:p>
         </w:tc>
@@ -1171,7 +1171,7 @@
                 <w:rFonts w:ascii="Calibri" w:hAnsi="Calibri"/>
                 <w:sz w:val="21"/>
               </w:rPr>
-              <w:t>Check if the two passwords do not match: open a reset link (reset-password.html?token=…), enter one password in New password and a different one in Confirm password, then click Save new password</w:t>
+              <w:t>Check if the two passwords do not match: open a reset link, enter a new password and a different password in Confirm password, then click Save new password</w:t>
             </w:r>
           </w:p>
         </w:tc>
@@ -1189,7 +1189,7 @@
                 <w:rFonts w:ascii="Calibri" w:hAnsi="Calibri"/>
                 <w:sz w:val="21"/>
               </w:rPr>
-              <w:t>"Passwords do not match." is displayed and users.password is not changed</w:t>
+              <w:t>A message "Passwords do not match." is displayed and the password is not changed</w:t>
             </w:r>
           </w:p>
         </w:tc>
@@ -1329,7 +1329,7 @@
                 <w:rFonts w:ascii="Calibri" w:hAnsi="Calibri"/>
                 <w:sz w:val="21"/>
               </w:rPr>
-              <w:t>Check if the password is wrong: sign in with an existing username and a wrong password. The password is compared with the bcrypt hash in users.password</w:t>
+              <w:t>Check if the password is wrong: enter a username with a wrong password, then click Sign in</w:t>
             </w:r>
           </w:p>
         </w:tc>
@@ -1347,7 +1347,7 @@
                 <w:rFonts w:ascii="Calibri" w:hAnsi="Calibri"/>
                 <w:sz w:val="21"/>
               </w:rPr>
-              <w:t>POST /api/auth/login returns HTTP 401 "Invalid username or password" (the same answer as an unknown username), no token cookie is set and the failure is counted toward the lockout</w:t>
+              <w:t>A message "Invalid username or password" is displayed</w:t>
             </w:r>
           </w:p>
         </w:tc>
@@ -1487,7 +1487,7 @@
                 <w:rFonts w:ascii="Calibri" w:hAnsi="Calibri"/>
                 <w:sz w:val="21"/>
               </w:rPr>
-              <w:t>Check if the Cashier opens the Point of Sale: sign in as Cashier. The token carries role 'cashier', whose home page is pos.html</w:t>
+              <w:t>Check if the Cashier opens the Point of Sale: sign in as Cashier</w:t>
             </w:r>
           </w:p>
         </w:tc>
@@ -1505,7 +1505,7 @@
                 <w:rFonts w:ascii="Calibri" w:hAnsi="Calibri"/>
                 <w:sz w:val="21"/>
               </w:rPr>
-              <w:t>The Point of Sale opens, not the Dashboard, with "Cashier: (name)" taken from the signed-in user's full_name</w:t>
+              <w:t>The Point of Sale opens, not the Dashboard, with "Cashier: (name)" of the cashier who signed in</w:t>
             </w:r>
           </w:p>
         </w:tc>
@@ -1562,7 +1562,7 @@
                 <w:rFonts w:ascii="Calibri" w:hAnsi="Calibri"/>
                 <w:sz w:val="21"/>
               </w:rPr>
-              <w:t>Check if "Keep me signed in" keeps the session: tick "Keep me signed in", sign in, close the browser and open FETCH again. The token is issued for 7 days instead of 24 hours</w:t>
+              <w:t>Check if "Keep me signed in" keeps the session: tick "Keep me signed in", sign in, close the browser and open FETCH again</w:t>
             </w:r>
           </w:p>
         </w:tc>
@@ -1580,7 +1580,7 @@
                 <w:rFonts w:ascii="Calibri" w:hAnsi="Calibri"/>
                 <w:sz w:val="21"/>
               </w:rPr>
-              <w:t>The token is still valid, so the user is signed in without entering the password again</w:t>
+              <w:t>The user is still signed in</w:t>
             </w:r>
           </w:p>
         </w:tc>
@@ -1804,7 +1804,7 @@
                 <w:rFonts w:ascii="Calibri" w:hAnsi="Calibri"/>
                 <w:sz w:val="21"/>
               </w:rPr>
-              <w:t>Check if a cashier can open Inventory: sign in as Cashier and type the address of the Inventory page (inventory.html). The server reads the role in the token and checks the pages that role may open</w:t>
+              <w:t>Check if a cashier can open Inventory: sign in as Cashier, then type the address of the Inventory page (inventory.html)</w:t>
             </w:r>
           </w:p>
         </w:tc>
@@ -1822,7 +1822,7 @@
                 <w:rFonts w:ascii="Calibri" w:hAnsi="Calibri"/>
                 <w:sz w:val="21"/>
               </w:rPr>
-              <w:t>The server redirects the cashier to pos.html, and Inventory API calls from a cashier account are refused with HTTP 403</w:t>
+              <w:t>The page does not open: the cashier is returned to the Point of Sale</w:t>
             </w:r>
           </w:p>
         </w:tc>
@@ -2064,7 +2064,7 @@
                 <w:rFonts w:ascii="Calibri" w:hAnsi="Calibri"/>
                 <w:sz w:val="21"/>
               </w:rPr>
-              <w:t>"Please enter your full name" is displayed and users.full_name is not changed</w:t>
+              <w:t>A message "Please enter your full name" is displayed</w:t>
             </w:r>
           </w:p>
         </w:tc>
@@ -2204,7 +2204,7 @@
                 <w:rFonts w:ascii="Calibri" w:hAnsi="Calibri"/>
                 <w:sz w:val="21"/>
               </w:rPr>
-              <w:t>Check if the email has no @: in Profile, enter an email without @, then click Save changes. The email format is checked before users.email is updated</w:t>
+              <w:t>Check if the email has no @: in Profile, enter an email without @, then click Save changes</w:t>
             </w:r>
           </w:p>
         </w:tc>
@@ -2222,7 +2222,7 @@
                 <w:rFonts w:ascii="Calibri" w:hAnsi="Calibri"/>
                 <w:sz w:val="21"/>
               </w:rPr>
-              <w:t>"Please enter a valid email address" is displayed and users.email is not changed</w:t>
+              <w:t>A message "Please enter a valid email address" is displayed</w:t>
             </w:r>
           </w:p>
         </w:tc>
@@ -2362,7 +2362,7 @@
                 <w:rFonts w:ascii="Calibri" w:hAnsi="Calibri"/>
                 <w:sz w:val="21"/>
               </w:rPr>
-              <w:t>Check if the two passwords do not match: in Password, enter one new password and a different one in Confirm new password</w:t>
+              <w:t>Check if the two passwords do not match: in Password, enter a different password in Confirm new password</w:t>
             </w:r>
           </w:p>
         </w:tc>
@@ -2380,7 +2380,7 @@
                 <w:rFonts w:ascii="Calibri" w:hAnsi="Calibri"/>
                 <w:sz w:val="21"/>
               </w:rPr>
-              <w:t>"Passwords do not match" is displayed and the password is not changed</w:t>
+              <w:t>A message "Passwords do not match" is displayed</w:t>
             </w:r>
           </w:p>
         </w:tc>
@@ -2520,7 +2520,7 @@
                 <w:rFonts w:ascii="Calibri" w:hAnsi="Calibri"/>
                 <w:sz w:val="21"/>
               </w:rPr>
-              <w:t>Check if the current password is wrong: in Password, enter a wrong current password, then click Update password. The current password is compared with the bcrypt hash in users.password</w:t>
+              <w:t>Check if the current password is wrong: in Password, enter a wrong current password, then click Update password</w:t>
             </w:r>
           </w:p>
         </w:tc>
@@ -2538,7 +2538,7 @@
                 <w:rFonts w:ascii="Calibri" w:hAnsi="Calibri"/>
                 <w:sz w:val="21"/>
               </w:rPr>
-              <w:t>HTTP 400: "Password not changed" is displayed with "Current password is incorrect" and users.password is not changed</w:t>
+              <w:t>A message "Password not changed" is displayed with "Current password is incorrect"</w:t>
             </w:r>
           </w:p>
         </w:tc>
@@ -2696,7 +2696,7 @@
                 <w:rFonts w:ascii="Calibri" w:hAnsi="Calibri"/>
                 <w:sz w:val="21"/>
               </w:rPr>
-              <w:t>users.password is replaced by a new bcrypt hash and token_version goes up (other sessions are signed out); "Password changed" is displayed and the new password works at the next sign-in</w:t>
+              <w:t>A message "Password changed" is displayed, and the new password works the next time the user signs in</w:t>
             </w:r>
           </w:p>
         </w:tc>
@@ -2938,7 +2938,7 @@
                 <w:rFonts w:ascii="Calibri" w:hAnsi="Calibri"/>
                 <w:sz w:val="21"/>
               </w:rPr>
-              <w:t>"Cart is empty" is displayed and no sale is recorded</w:t>
+              <w:t>A message "Cart is empty" is displayed</w:t>
             </w:r>
           </w:p>
         </w:tc>
@@ -3078,7 +3078,7 @@
                 <w:rFonts w:ascii="Calibri" w:hAnsi="Calibri"/>
                 <w:sz w:val="21"/>
               </w:rPr>
-              <w:t>Check if letters can be typed in Cash received: type letters in Cash received (a number field)</w:t>
+              <w:t>Check if letters can be typed in Cash received: type letters in Cash received</w:t>
             </w:r>
           </w:p>
         </w:tc>
@@ -3096,7 +3096,7 @@
                 <w:rFonts w:ascii="Calibri" w:hAnsi="Calibri"/>
                 <w:sz w:val="21"/>
               </w:rPr>
-              <w:t>The letters are not accepted: the field holds numbers only</w:t>
+              <w:t>The letters are not typed: the field takes numbers only</w:t>
             </w:r>
           </w:p>
         </w:tc>
@@ -3236,7 +3236,7 @@
                 <w:rFonts w:ascii="Calibri" w:hAnsi="Calibri"/>
                 <w:sz w:val="21"/>
               </w:rPr>
-              <w:t>Check if the quantity is more than the stock: change an item's quantity in the cart to more than its "(n) left" (products.stock_quantity)</w:t>
+              <w:t>Check if the quantity is more than the stock: change an item's quantity in the cart to more than its "(n) left"</w:t>
             </w:r>
           </w:p>
         </w:tc>
@@ -3254,7 +3254,7 @@
                 <w:rFonts w:ascii="Calibri" w:hAnsi="Calibri"/>
                 <w:sz w:val="21"/>
               </w:rPr>
-              <w:t>"Only (n) in stock" is displayed and the quantity is set to n; the server also refuses more than stock_quantity with HTTP 400</w:t>
+              <w:t>A message "Only (n) in stock" is displayed and the quantity is set to the (n) in stock</w:t>
             </w:r>
           </w:p>
         </w:tc>
@@ -3311,7 +3311,7 @@
                 <w:rFonts w:ascii="Calibri" w:hAnsi="Calibri"/>
                 <w:sz w:val="21"/>
               </w:rPr>
-              <w:t>Check if an expired product is scanned: scan a product whose expiration_date is before today (shop time, Asia/Manila)</w:t>
+              <w:t>Check if an expired product is scanned: scan a product whose expiration date has passed</w:t>
             </w:r>
           </w:p>
         </w:tc>
@@ -3329,7 +3329,7 @@
                 <w:rFonts w:ascii="Calibri" w:hAnsi="Calibri"/>
                 <w:sz w:val="21"/>
               </w:rPr>
-              <w:t>"(product) has expired and cannot be sold" is displayed and the product is not added to the cart; POST /api/sales also refuses it with HTTP 400</w:t>
+              <w:t>A message "(product) has expired and cannot be sold" is displayed</w:t>
             </w:r>
           </w:p>
         </w:tc>
@@ -3487,7 +3487,7 @@
                 <w:rFonts w:ascii="Calibri" w:hAnsi="Calibri"/>
                 <w:sz w:val="21"/>
               </w:rPr>
-              <w:t>Subtotal = the sum of quantity × unit price of the lines; Total = Subtotal less the discount %. The server works out the same figures and saves them in sales.total_amount and sales.final_amount</w:t>
+              <w:t>The subtotal is the sum of the lines, and the total is the subtotal less the discount</w:t>
             </w:r>
           </w:p>
         </w:tc>
@@ -3627,7 +3627,7 @@
                 <w:rFonts w:ascii="Calibri" w:hAnsi="Calibri"/>
                 <w:sz w:val="21"/>
               </w:rPr>
-              <w:t>Check if the barcode is not on record: scan or type a barcode that is not in products.barcode</w:t>
+              <w:t>Check if the barcode is not on record: scan or type a barcode that is not on record</w:t>
             </w:r>
           </w:p>
         </w:tc>
@@ -3645,7 +3645,7 @@
                 <w:rFonts w:ascii="Calibri" w:hAnsi="Calibri"/>
                 <w:sz w:val="21"/>
               </w:rPr>
-              <w:t>"No product found for "(barcode)"" is displayed and nothing is added to the cart</w:t>
+              <w:t>A message "No product found for "(barcode)"" is displayed</w:t>
             </w:r>
           </w:p>
         </w:tc>
@@ -3785,7 +3785,7 @@
                 <w:rFonts w:ascii="Calibri" w:hAnsi="Calibri"/>
                 <w:sz w:val="21"/>
               </w:rPr>
-              <w:t>Check if a sale lowers the stock: complete a sale of 2 of a product. POST /api/sales runs as one transaction that locks the product row</w:t>
+              <w:t>Check if a sale lowers the stock: complete a sale of 2 of a product, then look at its card and at Inventory</w:t>
             </w:r>
           </w:p>
         </w:tc>
@@ -3803,7 +3803,7 @@
                 <w:rFonts w:ascii="Calibri" w:hAnsi="Calibri"/>
                 <w:sz w:val="21"/>
               </w:rPr>
-              <w:t>A sales row and a sale_items row (quantity 2) are inserted, products.stock_quantity goes down by 2 with a stock_movements row 'out' (−2, reference 'sale'), and the card's "(n) left" and Inventory show the same new stock</w:t>
+              <w:t>The card's "(n) left" has gone down by 2, and Inventory shows the same new stock</w:t>
             </w:r>
           </w:p>
         </w:tc>
@@ -3860,7 +3860,7 @@
                 <w:rFonts w:ascii="Calibri" w:hAnsi="Calibri"/>
                 <w:sz w:val="21"/>
               </w:rPr>
-              <w:t>Check if Complete sale is clicked twice: click Complete sale twice quickly. Both requests carry the same sale reference, and sales.sale_number is UNIQUE</w:t>
+              <w:t>Check if Complete sale is clicked twice: click Complete sale twice quickly</w:t>
             </w:r>
           </w:p>
         </w:tc>
@@ -3878,7 +3878,7 @@
                 <w:rFonts w:ascii="Calibri" w:hAnsi="Calibri"/>
                 <w:sz w:val="21"/>
               </w:rPr>
-              <w:t>Only one sales row is inserted (the second request gets back the sale already saved) and stock_quantity goes down once</w:t>
+              <w:t>Only one sale is recorded and the stock goes down once</w:t>
             </w:r>
           </w:p>
         </w:tc>
